--- a/Data-Driven_Launcher_cpp/DDLaunch_Documentation.docx
+++ b/Data-Driven_Launcher_cpp/DDLaunch_Documentation.docx
@@ -29,7 +29,7 @@
           <w:sz w:val="32"/>
           <w:szCs w:val="32"/>
         </w:rPr>
-        <w:t xml:space="preserve">Data-Driven Launcher+  ·  Version 2.0.0</w:t>
+        <w:t xml:space="preserve">Data-Driven Launcher+  ·  Version 2.1.0</w:t>
       </w:r>
     </w:p>
     <w:p>
@@ -138,7 +138,7 @@
         <w:spacing w:after="120"/>
       </w:pPr>
       <w:r>
-        <w:t xml:space="preserve">A small, native Win32 C++ desktop launcher that lists remote resources (hosts, drives, shell items, URLs) from a JSON file and opens each one with a tool chosen by its </w:t>
+        <w:t xml:space="preserve">A small, native Win32 C++ desktop launcher. It lists remote resources (hosts, drives, shell items, URLs) from a JSON file and opens each one with a tool chosen by its </w:t>
       </w:r>
       <w:r>
         <w:rPr>
@@ -148,7 +148,7 @@
         <w:t xml:space="preserve">type</w:t>
       </w:r>
       <w:r>
-        <w:t xml:space="preserve">. Which tool handles which type is also defined in JSON, so new connection types can be added without recompiling.</w:t>
+        <w:t xml:space="preserve">. Which tool handles which type is also defined in JSON, so you can add new connection types without recompiling.</w:t>
       </w:r>
     </w:p>
     <w:tbl>
@@ -294,7 +294,7 @@
                 <w:sz w:val="19"/>
                 <w:szCs w:val="19"/>
               </w:rPr>
-              <w:t xml:space="preserve">2.0.0 (release date 09/25/2026)</w:t>
+              <w:t xml:space="preserve">2.1.0 (release date 09/25/2026)</w:t>
             </w:r>
           </w:p>
         </w:tc>
@@ -360,7 +360,7 @@
                 <w:sz w:val="19"/>
                 <w:szCs w:val="19"/>
               </w:rPr>
-              <w:t xml:space="preserve">C++17, Win32 API, Common Controls, COM (Shell.Application)</w:t>
+              <w:t xml:space="preserve">C++17, Win32 API, Common Controls v6, COM (Shell.Application)</w:t>
             </w:r>
           </w:p>
         </w:tc>
@@ -608,7 +608,73 @@
                 <w:sz w:val="19"/>
                 <w:szCs w:val="19"/>
               </w:rPr>
-              <w:t xml:space="preserve"> (~1,030 lines)</w:t>
+              <w:t xml:space="preserve"> (~1,560 lines)</w:t>
+            </w:r>
+          </w:p>
+        </w:tc>
+      </w:tr>
+      <w:tr>
+        <w:trPr>
+          <w:cantSplit/>
+        </w:trPr>
+        <w:tc>
+          <w:tcPr>
+            <w:tcW w:type="dxa" w:w="1778"/>
+            <w:tcBorders>
+              <w:top w:val="single" w:color="B4C6DB" w:sz="4"/>
+              <w:left w:val="single" w:color="B4C6DB" w:sz="4"/>
+              <w:bottom w:val="single" w:color="B4C6DB" w:sz="4"/>
+              <w:right w:val="single" w:color="B4C6DB" w:sz="4"/>
+            </w:tcBorders>
+            <w:shd w:fill="D5E3F0" w:val="clear"/>
+            <w:tcMar>
+              <w:top w:type="dxa" w:w="60"/>
+              <w:left w:type="dxa" w:w="100"/>
+              <w:bottom w:type="dxa" w:w="60"/>
+              <w:right w:type="dxa" w:w="100"/>
+            </w:tcMar>
+          </w:tcPr>
+          <w:p>
+            <w:pPr>
+              <w:spacing w:after="0"/>
+            </w:pPr>
+            <w:r>
+              <w:rPr>
+                <w:b/>
+                <w:bCs/>
+                <w:sz w:val="19"/>
+                <w:szCs w:val="19"/>
+              </w:rPr>
+              <w:t xml:space="preserve">Minimum OS</w:t>
+            </w:r>
+          </w:p>
+        </w:tc>
+        <w:tc>
+          <w:tcPr>
+            <w:tcW w:type="dxa" w:w="8302"/>
+            <w:tcBorders>
+              <w:top w:val="single" w:color="B4C6DB" w:sz="4"/>
+              <w:left w:val="single" w:color="B4C6DB" w:sz="4"/>
+              <w:bottom w:val="single" w:color="B4C6DB" w:sz="4"/>
+              <w:right w:val="single" w:color="B4C6DB" w:sz="4"/>
+            </w:tcBorders>
+            <w:tcMar>
+              <w:top w:type="dxa" w:w="60"/>
+              <w:left w:type="dxa" w:w="100"/>
+              <w:bottom w:type="dxa" w:w="60"/>
+              <w:right w:type="dxa" w:w="100"/>
+            </w:tcMar>
+          </w:tcPr>
+          <w:p>
+            <w:pPr>
+              <w:spacing w:after="0"/>
+            </w:pPr>
+            <w:r>
+              <w:rPr>
+                <w:sz w:val="19"/>
+                <w:szCs w:val="19"/>
+              </w:rPr>
+              <w:t xml:space="preserve">Windows Vista or later; best on Windows 10 1703+ (Per-Monitor V2 DPI)</w:t>
             </w:r>
           </w:p>
         </w:tc>
@@ -632,7 +698,7 @@
         <w:spacing w:after="120"/>
       </w:pPr>
       <w:r>
-        <w:t xml:space="preserve">When started, DDLaunch+ opens a resizable 600 × 400 window with:</w:t>
+        <w:t xml:space="preserve">When started, DDLaunch+ opens a resizable window, sized for the DPI of the monitor it opens on. The window contains:</w:t>
       </w:r>
     </w:p>
     <w:p>
@@ -702,7 +768,7 @@
         <w:t xml:space="preserve">Five buttons</w:t>
       </w:r>
       <w:r>
-        <w:t xml:space="preserve"> in two rows along the bottom:</w:t>
+        <w:t xml:space="preserve"> in two rows, sized to fit their captions:</w:t>
       </w:r>
     </w:p>
     <w:p>
@@ -723,8 +789,8 @@
         </w:tblBorders>
       </w:tblPr>
       <w:tblGrid>
-        <w:gridCol w:w="4737"/>
-        <w:gridCol w:w="5343"/>
+        <w:gridCol w:w="3981"/>
+        <w:gridCol w:w="6099"/>
       </w:tblGrid>
       <w:tr>
         <w:trPr>
@@ -732,7 +798,7 @@
         </w:trPr>
         <w:tc>
           <w:tcPr>
-            <w:tcW w:type="dxa" w:w="4737"/>
+            <w:tcW w:type="dxa" w:w="3981"/>
             <w:tcBorders>
               <w:top w:val="single" w:color="B4C6DB" w:sz="4"/>
               <w:left w:val="single" w:color="B4C6DB" w:sz="4"/>
@@ -764,7 +830,7 @@
         </w:tc>
         <w:tc>
           <w:tcPr>
-            <w:tcW w:type="dxa" w:w="5343"/>
+            <w:tcW w:type="dxa" w:w="6099"/>
             <w:tcBorders>
               <w:top w:val="single" w:color="B4C6DB" w:sz="4"/>
               <w:left w:val="single" w:color="B4C6DB" w:sz="4"/>
@@ -801,7 +867,7 @@
         </w:trPr>
         <w:tc>
           <w:tcPr>
-            <w:tcW w:type="dxa" w:w="4737"/>
+            <w:tcW w:type="dxa" w:w="3981"/>
             <w:tcBorders>
               <w:top w:val="single" w:color="B4C6DB" w:sz="4"/>
               <w:left w:val="single" w:color="B4C6DB" w:sz="4"/>
@@ -830,7 +896,7 @@
         </w:tc>
         <w:tc>
           <w:tcPr>
-            <w:tcW w:type="dxa" w:w="5343"/>
+            <w:tcW w:type="dxa" w:w="6099"/>
             <w:tcBorders>
               <w:top w:val="single" w:color="B4C6DB" w:sz="4"/>
               <w:left w:val="single" w:color="B4C6DB" w:sz="4"/>
@@ -869,7 +935,7 @@
                 <w:sz w:val="19"/>
                 <w:szCs w:val="19"/>
               </w:rPr>
-              <w:t xml:space="preserve"> with no arguments</w:t>
+              <w:t xml:space="preserve"> with no arguments; reports an error if it can't start</w:t>
             </w:r>
           </w:p>
         </w:tc>
@@ -880,7 +946,7 @@
         </w:trPr>
         <w:tc>
           <w:tcPr>
-            <w:tcW w:type="dxa" w:w="4737"/>
+            <w:tcW w:type="dxa" w:w="3981"/>
             <w:tcBorders>
               <w:top w:val="single" w:color="B4C6DB" w:sz="4"/>
               <w:left w:val="single" w:color="B4C6DB" w:sz="4"/>
@@ -909,7 +975,7 @@
         </w:tc>
         <w:tc>
           <w:tcPr>
-            <w:tcW w:type="dxa" w:w="5343"/>
+            <w:tcW w:type="dxa" w:w="6099"/>
             <w:tcBorders>
               <w:top w:val="single" w:color="B4C6DB" w:sz="4"/>
               <w:left w:val="single" w:color="B4C6DB" w:sz="4"/>
@@ -943,7 +1009,7 @@
         </w:trPr>
         <w:tc>
           <w:tcPr>
-            <w:tcW w:type="dxa" w:w="4737"/>
+            <w:tcW w:type="dxa" w:w="3981"/>
             <w:tcBorders>
               <w:top w:val="single" w:color="B4C6DB" w:sz="4"/>
               <w:left w:val="single" w:color="B4C6DB" w:sz="4"/>
@@ -972,7 +1038,7 @@
         </w:tc>
         <w:tc>
           <w:tcPr>
-            <w:tcW w:type="dxa" w:w="5343"/>
+            <w:tcW w:type="dxa" w:w="6099"/>
             <w:tcBorders>
               <w:top w:val="single" w:color="B4C6DB" w:sz="4"/>
               <w:left w:val="single" w:color="B4C6DB" w:sz="4"/>
@@ -1006,7 +1072,7 @@
         </w:trPr>
         <w:tc>
           <w:tcPr>
-            <w:tcW w:type="dxa" w:w="4737"/>
+            <w:tcW w:type="dxa" w:w="3981"/>
             <w:tcBorders>
               <w:top w:val="single" w:color="B4C6DB" w:sz="4"/>
               <w:left w:val="single" w:color="B4C6DB" w:sz="4"/>
@@ -1035,7 +1101,7 @@
         </w:tc>
         <w:tc>
           <w:tcPr>
-            <w:tcW w:type="dxa" w:w="5343"/>
+            <w:tcW w:type="dxa" w:w="6099"/>
             <w:tcBorders>
               <w:top w:val="single" w:color="B4C6DB" w:sz="4"/>
               <w:left w:val="single" w:color="B4C6DB" w:sz="4"/>
@@ -1069,7 +1135,7 @@
         </w:trPr>
         <w:tc>
           <w:tcPr>
-            <w:tcW w:type="dxa" w:w="4737"/>
+            <w:tcW w:type="dxa" w:w="3981"/>
             <w:tcBorders>
               <w:top w:val="single" w:color="B4C6DB" w:sz="4"/>
               <w:left w:val="single" w:color="B4C6DB" w:sz="4"/>
@@ -1098,7 +1164,7 @@
         </w:tc>
         <w:tc>
           <w:tcPr>
-            <w:tcW w:type="dxa" w:w="5343"/>
+            <w:tcW w:type="dxa" w:w="6099"/>
             <w:tcBorders>
               <w:top w:val="single" w:color="B4C6DB" w:sz="4"/>
               <w:left w:val="single" w:color="B4C6DB" w:sz="4"/>
@@ -1137,27 +1203,34 @@
         <w:spacing w:after="120"/>
       </w:pPr>
       <w:r>
-        <w:t xml:space="preserve">Double-clicking a row (or pressing </w:t>
-      </w:r>
-      <w:r>
         <w:rPr>
           <w:b/>
           <w:bCs/>
         </w:rPr>
-        <w:t xml:space="preserve">Enter</w:t>
-      </w:r>
-      <w:r>
-        <w:t xml:space="preserve"> on it) launches that resource. The app looks up the row's </w:t>
+        <w:t xml:space="preserve">Launching.</w:t>
+      </w:r>
+      <w:r>
+        <w:t xml:space="preserve"> Double-click a row, or press </w:t>
       </w:r>
       <w:r>
         <w:rPr>
           <w:b/>
           <w:bCs/>
         </w:rPr>
+        <w:t xml:space="preserve">Enter</w:t>
+      </w:r>
+      <w:r>
+        <w:t xml:space="preserve"> on it. The app upper-cases the row's </w:t>
+      </w:r>
+      <w:r>
+        <w:rPr>
+          <w:b/>
+          <w:bCs/>
+        </w:rPr>
         <w:t xml:space="preserve">Type</w:t>
       </w:r>
       <w:r>
-        <w:t xml:space="preserve"> (upper-cased) in </w:t>
+        <w:t xml:space="preserve"> and looks it up in </w:t>
       </w:r>
       <w:r>
         <w:rPr>
@@ -1169,7 +1242,20 @@
         <w:t xml:space="preserve">actionDefinitions.json</w:t>
       </w:r>
       <w:r>
-        <w:t xml:space="preserve"> and runs the matching </w:t>
+        <w:t xml:space="preserve">:</w:t>
+      </w:r>
+    </w:p>
+    <w:p>
+      <w:pPr>
+        <w:pStyle w:val="ListParagraph"/>
+        <w:numPr>
+          <w:ilvl w:val="0"/>
+          <w:numId w:val="3"/>
+        </w:numPr>
+        <w:spacing w:after="60"/>
+      </w:pPr>
+      <w:r>
+        <w:t xml:space="preserve">If the action's </w:t>
       </w:r>
       <w:r>
         <w:rPr>
@@ -1181,7 +1267,7 @@
         <w:t xml:space="preserve">command</w:t>
       </w:r>
       <w:r>
-        <w:t xml:space="preserve"> with </w:t>
+        <w:t xml:space="preserve"> starts with a URI scheme (</w:t>
       </w:r>
       <w:r>
         <w:rPr>
@@ -1190,10 +1276,10 @@
           <w:sz w:val="18"/>
           <w:szCs w:val="18"/>
         </w:rPr>
-        <w:t xml:space="preserve">args + host</w:t>
-      </w:r>
-      <w:r>
-        <w:t xml:space="preserve"> as the parameters. For URL-style commands (</w:t>
+        <w:t xml:space="preserve">https://</w:t>
+      </w:r>
+      <w:r>
+        <w:t xml:space="preserve">, </w:t>
       </w:r>
       <w:r>
         <w:rPr>
@@ -1202,7 +1288,7 @@
           <w:sz w:val="18"/>
           <w:szCs w:val="18"/>
         </w:rPr>
-        <w:t xml:space="preserve">https://</w:t>
+        <w:t xml:space="preserve">file:///</w:t>
       </w:r>
       <w:r>
         <w:t xml:space="preserve">, </w:t>
@@ -1214,7 +1300,7 @@
           <w:sz w:val="18"/>
           <w:szCs w:val="18"/>
         </w:rPr>
-        <w:t xml:space="preserve">http://</w:t>
+        <w:t xml:space="preserve">ssh://</w:t>
       </w:r>
       <w:r>
         <w:t xml:space="preserve">, </w:t>
@@ -1226,7 +1312,7 @@
           <w:sz w:val="18"/>
           <w:szCs w:val="18"/>
         </w:rPr>
-        <w:t xml:space="preserve">ftp://</w:t>
+        <w:t xml:space="preserve">vnc://</w:t>
       </w:r>
       <w:r>
         <w:t xml:space="preserve">, </w:t>
@@ -1238,7 +1324,7 @@
           <w:sz w:val="18"/>
           <w:szCs w:val="18"/>
         </w:rPr>
-        <w:t xml:space="preserve">file://</w:t>
+        <w:t xml:space="preserve">mailto:</w:t>
       </w:r>
       <w:r>
         <w:t xml:space="preserve">, </w:t>
@@ -1250,10 +1336,10 @@
           <w:sz w:val="18"/>
           <w:szCs w:val="18"/>
         </w:rPr>
-        <w:t xml:space="preserve">mailto:</w:t>
-      </w:r>
-      <w:r>
-        <w:t xml:space="preserve">, </w:t>
+        <w:t xml:space="preserve">ms-settings:</w:t>
+      </w:r>
+      <w:r>
+        <w:t xml:space="preserve">…), the app opens </w:t>
       </w:r>
       <w:r>
         <w:rPr>
@@ -1262,10 +1348,23 @@
           <w:sz w:val="18"/>
           <w:szCs w:val="18"/>
         </w:rPr>
-        <w:t xml:space="preserve">tel:</w:t>
-      </w:r>
-      <w:r>
-        <w:t xml:space="preserve">) it instead opens </w:t>
+        <w:t xml:space="preserve">command + host</w:t>
+      </w:r>
+      <w:r>
+        <w:t xml:space="preserve"> with the program registered for that scheme.</w:t>
+      </w:r>
+    </w:p>
+    <w:p>
+      <w:pPr>
+        <w:pStyle w:val="ListParagraph"/>
+        <w:numPr>
+          <w:ilvl w:val="0"/>
+          <w:numId w:val="3"/>
+        </w:numPr>
+        <w:spacing w:after="60"/>
+      </w:pPr>
+      <w:r>
+        <w:t xml:space="preserve">Otherwise the app runs </w:t>
       </w:r>
       <w:r>
         <w:rPr>
@@ -1274,26 +1373,570 @@
           <w:sz w:val="18"/>
           <w:szCs w:val="18"/>
         </w:rPr>
-        <w:t xml:space="preserve">command + host</w:t>
-      </w:r>
-      <w:r>
-        <w:t xml:space="preserve"> as a URL, so the default browser or handler opens it.</w:t>
-      </w:r>
+        <w:t xml:space="preserve">command</w:t>
+      </w:r>
+      <w:r>
+        <w:t xml:space="preserve"> as a program, with </w:t>
+      </w:r>
+      <w:r>
+        <w:rPr>
+          <w:rFonts w:ascii="Consolas" w:cs="Consolas" w:eastAsia="Consolas" w:hAnsi="Consolas"/>
+          <w:color w:val="8B1A1A"/>
+          <w:sz w:val="18"/>
+          <w:szCs w:val="18"/>
+        </w:rPr>
+        <w:t xml:space="preserve">args + host</w:t>
+      </w:r>
+      <w:r>
+        <w:t xml:space="preserve"> as its parameters.</w:t>
+      </w:r>
+    </w:p>
+    <w:p>
+      <w:pPr>
+        <w:spacing w:after="60"/>
+      </w:pPr>
     </w:p>
     <w:p>
       <w:pPr>
         <w:spacing w:after="120"/>
       </w:pPr>
       <w:r>
-        <w:t xml:space="preserve">Clicking a column header sorts the list by that column (case-insensitive); clicking it again reverses the order. A sort arrow is shown in the header.</w:t>
-      </w:r>
+        <w:rPr>
+          <w:b/>
+          <w:bCs/>
+        </w:rPr>
+        <w:t xml:space="preserve">Error messages.</w:t>
+      </w:r>
+      <w:r>
+        <w:t xml:space="preserve"> The app shows a specific message when:</w:t>
+      </w:r>
+    </w:p>
+    <w:p>
+      <w:pPr>
+        <w:pStyle w:val="ListParagraph"/>
+        <w:numPr>
+          <w:ilvl w:val="0"/>
+          <w:numId w:val="4"/>
+        </w:numPr>
+        <w:spacing w:after="60"/>
+      </w:pPr>
+      <w:r>
+        <w:t xml:space="preserve">the entry has no type</w:t>
+      </w:r>
+    </w:p>
+    <w:p>
+      <w:pPr>
+        <w:pStyle w:val="ListParagraph"/>
+        <w:numPr>
+          <w:ilvl w:val="0"/>
+          <w:numId w:val="4"/>
+        </w:numPr>
+        <w:spacing w:after="60"/>
+      </w:pPr>
+      <w:r>
+        <w:t xml:space="preserve">no action matches the type (the message also says when the name matches except for upper/lower case)</w:t>
+      </w:r>
+    </w:p>
+    <w:p>
+      <w:pPr>
+        <w:pStyle w:val="ListParagraph"/>
+        <w:numPr>
+          <w:ilvl w:val="0"/>
+          <w:numId w:val="4"/>
+        </w:numPr>
+        <w:spacing w:after="60"/>
+      </w:pPr>
+      <w:r>
+        <w:t xml:space="preserve">the action's command is empty</w:t>
+      </w:r>
+    </w:p>
+    <w:p>
+      <w:pPr>
+        <w:pStyle w:val="ListParagraph"/>
+        <w:numPr>
+          <w:ilvl w:val="0"/>
+          <w:numId w:val="4"/>
+        </w:numPr>
+        <w:spacing w:after="60"/>
+      </w:pPr>
+      <w:r>
+        <w:t xml:space="preserve">the launch fails (the message includes the Windows error code and text)</w:t>
+      </w:r>
+    </w:p>
+    <w:p>
+      <w:pPr>
+        <w:spacing w:after="60"/>
+      </w:pPr>
     </w:p>
     <w:p>
       <w:pPr>
         <w:spacing w:after="120"/>
       </w:pPr>
       <w:r>
-        <w:t xml:space="preserve">Whenever the window regains focus, both JSON files are reloaded from disk, so edits made in Notepad take effect as soon as you switch back — no restart needed.</w:t>
+        <w:rPr>
+          <w:b/>
+          <w:bCs/>
+        </w:rPr>
+        <w:t xml:space="preserve">Sorting.</w:t>
+      </w:r>
+      <w:r>
+        <w:t xml:space="preserve"> Click a column header to sort by that column, ignoring case. Click it again to reverse the order. The sort, and the arrow in the header, are kept when the data reloads.</w:t>
+      </w:r>
+    </w:p>
+    <w:p>
+      <w:pPr>
+        <w:spacing w:after="120"/>
+      </w:pPr>
+      <w:r>
+        <w:rPr>
+          <w:b/>
+          <w:bCs/>
+        </w:rPr>
+        <w:t xml:space="preserve">Hot reload.</w:t>
+      </w:r>
+      <w:r>
+        <w:t xml:space="preserve"> When you switch back to the window, it reloads a JSON file only if the file's last-write time or size has changed. Edits made in Notepad show up right away, and an invalid file reports its error once.</w:t>
+      </w:r>
+    </w:p>
+    <w:p>
+      <w:pPr>
+        <w:spacing w:after="120"/>
+      </w:pPr>
+      <w:r>
+        <w:rPr>
+          <w:b/>
+          <w:bCs/>
+        </w:rPr>
+        <w:t xml:space="preserve">Keyboard.</w:t>
+      </w:r>
+    </w:p>
+    <w:tbl>
+      <w:tblPr>
+        <w:tblW w:type="dxa" w:w="10080"/>
+        <w:tblBorders>
+          <w:top w:val="single" w:color="auto" w:sz="4"/>
+          <w:left w:val="single" w:color="auto" w:sz="4"/>
+          <w:bottom w:val="single" w:color="auto" w:sz="4"/>
+          <w:right w:val="single" w:color="auto" w:sz="4"/>
+          <w:insideH w:val="single" w:color="auto" w:sz="4"/>
+          <w:insideV w:val="single" w:color="auto" w:sz="4"/>
+        </w:tblBorders>
+      </w:tblPr>
+      <w:tblGrid>
+        <w:gridCol w:w="2256"/>
+        <w:gridCol w:w="7824"/>
+      </w:tblGrid>
+      <w:tr>
+        <w:trPr>
+          <w:tblHeader/>
+        </w:trPr>
+        <w:tc>
+          <w:tcPr>
+            <w:tcW w:type="dxa" w:w="2256"/>
+            <w:tcBorders>
+              <w:top w:val="single" w:color="B4C6DB" w:sz="4"/>
+              <w:left w:val="single" w:color="B4C6DB" w:sz="4"/>
+              <w:bottom w:val="single" w:color="B4C6DB" w:sz="4"/>
+              <w:right w:val="single" w:color="B4C6DB" w:sz="4"/>
+            </w:tcBorders>
+            <w:shd w:fill="D5E3F0" w:val="clear"/>
+            <w:tcMar>
+              <w:top w:type="dxa" w:w="60"/>
+              <w:left w:type="dxa" w:w="100"/>
+              <w:bottom w:type="dxa" w:w="60"/>
+              <w:right w:type="dxa" w:w="100"/>
+            </w:tcMar>
+          </w:tcPr>
+          <w:p>
+            <w:pPr>
+              <w:spacing w:after="0"/>
+            </w:pPr>
+            <w:r>
+              <w:rPr>
+                <w:b/>
+                <w:bCs/>
+                <w:sz w:val="19"/>
+                <w:szCs w:val="19"/>
+              </w:rPr>
+              <w:t xml:space="preserve">Key</w:t>
+            </w:r>
+          </w:p>
+        </w:tc>
+        <w:tc>
+          <w:tcPr>
+            <w:tcW w:type="dxa" w:w="7824"/>
+            <w:tcBorders>
+              <w:top w:val="single" w:color="B4C6DB" w:sz="4"/>
+              <w:left w:val="single" w:color="B4C6DB" w:sz="4"/>
+              <w:bottom w:val="single" w:color="B4C6DB" w:sz="4"/>
+              <w:right w:val="single" w:color="B4C6DB" w:sz="4"/>
+            </w:tcBorders>
+            <w:shd w:fill="D5E3F0" w:val="clear"/>
+            <w:tcMar>
+              <w:top w:type="dxa" w:w="60"/>
+              <w:left w:type="dxa" w:w="100"/>
+              <w:bottom w:type="dxa" w:w="60"/>
+              <w:right w:type="dxa" w:w="100"/>
+            </w:tcMar>
+          </w:tcPr>
+          <w:p>
+            <w:pPr>
+              <w:spacing w:after="0"/>
+            </w:pPr>
+            <w:r>
+              <w:rPr>
+                <w:b/>
+                <w:bCs/>
+                <w:sz w:val="19"/>
+                <w:szCs w:val="19"/>
+              </w:rPr>
+              <w:t xml:space="preserve">Action</w:t>
+            </w:r>
+          </w:p>
+        </w:tc>
+      </w:tr>
+      <w:tr>
+        <w:trPr>
+          <w:cantSplit/>
+        </w:trPr>
+        <w:tc>
+          <w:tcPr>
+            <w:tcW w:type="dxa" w:w="2256"/>
+            <w:tcBorders>
+              <w:top w:val="single" w:color="B4C6DB" w:sz="4"/>
+              <w:left w:val="single" w:color="B4C6DB" w:sz="4"/>
+              <w:bottom w:val="single" w:color="B4C6DB" w:sz="4"/>
+              <w:right w:val="single" w:color="B4C6DB" w:sz="4"/>
+            </w:tcBorders>
+            <w:tcMar>
+              <w:top w:type="dxa" w:w="60"/>
+              <w:left w:type="dxa" w:w="100"/>
+              <w:bottom w:type="dxa" w:w="60"/>
+              <w:right w:type="dxa" w:w="100"/>
+            </w:tcMar>
+          </w:tcPr>
+          <w:p>
+            <w:pPr>
+              <w:spacing w:after="0"/>
+            </w:pPr>
+            <w:r>
+              <w:rPr>
+                <w:sz w:val="19"/>
+                <w:szCs w:val="19"/>
+              </w:rPr>
+              <w:t xml:space="preserve">Tab / Shift+Tab</w:t>
+            </w:r>
+          </w:p>
+        </w:tc>
+        <w:tc>
+          <w:tcPr>
+            <w:tcW w:type="dxa" w:w="7824"/>
+            <w:tcBorders>
+              <w:top w:val="single" w:color="B4C6DB" w:sz="4"/>
+              <w:left w:val="single" w:color="B4C6DB" w:sz="4"/>
+              <w:bottom w:val="single" w:color="B4C6DB" w:sz="4"/>
+              <w:right w:val="single" w:color="B4C6DB" w:sz="4"/>
+            </w:tcBorders>
+            <w:tcMar>
+              <w:top w:type="dxa" w:w="60"/>
+              <w:left w:type="dxa" w:w="100"/>
+              <w:bottom w:type="dxa" w:w="60"/>
+              <w:right w:type="dxa" w:w="100"/>
+            </w:tcMar>
+          </w:tcPr>
+          <w:p>
+            <w:pPr>
+              <w:spacing w:after="0"/>
+            </w:pPr>
+            <w:r>
+              <w:rPr>
+                <w:sz w:val="19"/>
+                <w:szCs w:val="19"/>
+              </w:rPr>
+              <w:t xml:space="preserve">Move between the list and the buttons</w:t>
+            </w:r>
+          </w:p>
+        </w:tc>
+      </w:tr>
+      <w:tr>
+        <w:trPr>
+          <w:cantSplit/>
+        </w:trPr>
+        <w:tc>
+          <w:tcPr>
+            <w:tcW w:type="dxa" w:w="2256"/>
+            <w:tcBorders>
+              <w:top w:val="single" w:color="B4C6DB" w:sz="4"/>
+              <w:left w:val="single" w:color="B4C6DB" w:sz="4"/>
+              <w:bottom w:val="single" w:color="B4C6DB" w:sz="4"/>
+              <w:right w:val="single" w:color="B4C6DB" w:sz="4"/>
+            </w:tcBorders>
+            <w:tcMar>
+              <w:top w:type="dxa" w:w="60"/>
+              <w:left w:type="dxa" w:w="100"/>
+              <w:bottom w:type="dxa" w:w="60"/>
+              <w:right w:type="dxa" w:w="100"/>
+            </w:tcMar>
+          </w:tcPr>
+          <w:p>
+            <w:pPr>
+              <w:spacing w:after="0"/>
+            </w:pPr>
+            <w:r>
+              <w:rPr>
+                <w:sz w:val="19"/>
+                <w:szCs w:val="19"/>
+              </w:rPr>
+              <w:t xml:space="preserve">Arrow keys</w:t>
+            </w:r>
+          </w:p>
+        </w:tc>
+        <w:tc>
+          <w:tcPr>
+            <w:tcW w:type="dxa" w:w="7824"/>
+            <w:tcBorders>
+              <w:top w:val="single" w:color="B4C6DB" w:sz="4"/>
+              <w:left w:val="single" w:color="B4C6DB" w:sz="4"/>
+              <w:bottom w:val="single" w:color="B4C6DB" w:sz="4"/>
+              <w:right w:val="single" w:color="B4C6DB" w:sz="4"/>
+            </w:tcBorders>
+            <w:tcMar>
+              <w:top w:type="dxa" w:w="60"/>
+              <w:left w:type="dxa" w:w="100"/>
+              <w:bottom w:type="dxa" w:w="60"/>
+              <w:right w:type="dxa" w:w="100"/>
+            </w:tcMar>
+          </w:tcPr>
+          <w:p>
+            <w:pPr>
+              <w:spacing w:after="0"/>
+            </w:pPr>
+            <w:r>
+              <w:rPr>
+                <w:sz w:val="19"/>
+                <w:szCs w:val="19"/>
+              </w:rPr>
+              <w:t xml:space="preserve">Move within the list</w:t>
+            </w:r>
+          </w:p>
+        </w:tc>
+      </w:tr>
+      <w:tr>
+        <w:trPr>
+          <w:cantSplit/>
+        </w:trPr>
+        <w:tc>
+          <w:tcPr>
+            <w:tcW w:type="dxa" w:w="2256"/>
+            <w:tcBorders>
+              <w:top w:val="single" w:color="B4C6DB" w:sz="4"/>
+              <w:left w:val="single" w:color="B4C6DB" w:sz="4"/>
+              <w:bottom w:val="single" w:color="B4C6DB" w:sz="4"/>
+              <w:right w:val="single" w:color="B4C6DB" w:sz="4"/>
+            </w:tcBorders>
+            <w:tcMar>
+              <w:top w:type="dxa" w:w="60"/>
+              <w:left w:type="dxa" w:w="100"/>
+              <w:bottom w:type="dxa" w:w="60"/>
+              <w:right w:type="dxa" w:w="100"/>
+            </w:tcMar>
+          </w:tcPr>
+          <w:p>
+            <w:pPr>
+              <w:spacing w:after="0"/>
+            </w:pPr>
+            <w:r>
+              <w:rPr>
+                <w:sz w:val="19"/>
+                <w:szCs w:val="19"/>
+              </w:rPr>
+              <w:t xml:space="preserve">Enter</w:t>
+            </w:r>
+          </w:p>
+        </w:tc>
+        <w:tc>
+          <w:tcPr>
+            <w:tcW w:type="dxa" w:w="7824"/>
+            <w:tcBorders>
+              <w:top w:val="single" w:color="B4C6DB" w:sz="4"/>
+              <w:left w:val="single" w:color="B4C6DB" w:sz="4"/>
+              <w:bottom w:val="single" w:color="B4C6DB" w:sz="4"/>
+              <w:right w:val="single" w:color="B4C6DB" w:sz="4"/>
+            </w:tcBorders>
+            <w:tcMar>
+              <w:top w:type="dxa" w:w="60"/>
+              <w:left w:type="dxa" w:w="100"/>
+              <w:bottom w:type="dxa" w:w="60"/>
+              <w:right w:type="dxa" w:w="100"/>
+            </w:tcMar>
+          </w:tcPr>
+          <w:p>
+            <w:pPr>
+              <w:spacing w:after="0"/>
+            </w:pPr>
+            <w:r>
+              <w:rPr>
+                <w:sz w:val="19"/>
+                <w:szCs w:val="19"/>
+              </w:rPr>
+              <w:t xml:space="preserve">Launch the selected row, or press the focused button</w:t>
+            </w:r>
+          </w:p>
+        </w:tc>
+      </w:tr>
+      <w:tr>
+        <w:trPr>
+          <w:cantSplit/>
+        </w:trPr>
+        <w:tc>
+          <w:tcPr>
+            <w:tcW w:type="dxa" w:w="2256"/>
+            <w:tcBorders>
+              <w:top w:val="single" w:color="B4C6DB" w:sz="4"/>
+              <w:left w:val="single" w:color="B4C6DB" w:sz="4"/>
+              <w:bottom w:val="single" w:color="B4C6DB" w:sz="4"/>
+              <w:right w:val="single" w:color="B4C6DB" w:sz="4"/>
+            </w:tcBorders>
+            <w:tcMar>
+              <w:top w:type="dxa" w:w="60"/>
+              <w:left w:type="dxa" w:w="100"/>
+              <w:bottom w:type="dxa" w:w="60"/>
+              <w:right w:type="dxa" w:w="100"/>
+            </w:tcMar>
+          </w:tcPr>
+          <w:p>
+            <w:pPr>
+              <w:spacing w:after="0"/>
+            </w:pPr>
+            <w:r>
+              <w:rPr>
+                <w:sz w:val="19"/>
+                <w:szCs w:val="19"/>
+              </w:rPr>
+              <w:t xml:space="preserve">Space</w:t>
+            </w:r>
+          </w:p>
+        </w:tc>
+        <w:tc>
+          <w:tcPr>
+            <w:tcW w:type="dxa" w:w="7824"/>
+            <w:tcBorders>
+              <w:top w:val="single" w:color="B4C6DB" w:sz="4"/>
+              <w:left w:val="single" w:color="B4C6DB" w:sz="4"/>
+              <w:bottom w:val="single" w:color="B4C6DB" w:sz="4"/>
+              <w:right w:val="single" w:color="B4C6DB" w:sz="4"/>
+            </w:tcBorders>
+            <w:tcMar>
+              <w:top w:type="dxa" w:w="60"/>
+              <w:left w:type="dxa" w:w="100"/>
+              <w:bottom w:type="dxa" w:w="60"/>
+              <w:right w:type="dxa" w:w="100"/>
+            </w:tcMar>
+          </w:tcPr>
+          <w:p>
+            <w:pPr>
+              <w:spacing w:after="0"/>
+            </w:pPr>
+            <w:r>
+              <w:rPr>
+                <w:sz w:val="19"/>
+                <w:szCs w:val="19"/>
+              </w:rPr>
+              <w:t xml:space="preserve">Press the focused button</w:t>
+            </w:r>
+          </w:p>
+        </w:tc>
+      </w:tr>
+      <w:tr>
+        <w:trPr>
+          <w:cantSplit/>
+        </w:trPr>
+        <w:tc>
+          <w:tcPr>
+            <w:tcW w:type="dxa" w:w="2256"/>
+            <w:tcBorders>
+              <w:top w:val="single" w:color="B4C6DB" w:sz="4"/>
+              <w:left w:val="single" w:color="B4C6DB" w:sz="4"/>
+              <w:bottom w:val="single" w:color="B4C6DB" w:sz="4"/>
+              <w:right w:val="single" w:color="B4C6DB" w:sz="4"/>
+            </w:tcBorders>
+            <w:tcMar>
+              <w:top w:type="dxa" w:w="60"/>
+              <w:left w:type="dxa" w:w="100"/>
+              <w:bottom w:type="dxa" w:w="60"/>
+              <w:right w:type="dxa" w:w="100"/>
+            </w:tcMar>
+          </w:tcPr>
+          <w:p>
+            <w:pPr>
+              <w:spacing w:after="0"/>
+            </w:pPr>
+            <w:r>
+              <w:rPr>
+                <w:sz w:val="19"/>
+                <w:szCs w:val="19"/>
+              </w:rPr>
+              <w:t xml:space="preserve">Esc</w:t>
+            </w:r>
+          </w:p>
+        </w:tc>
+        <w:tc>
+          <w:tcPr>
+            <w:tcW w:type="dxa" w:w="7824"/>
+            <w:tcBorders>
+              <w:top w:val="single" w:color="B4C6DB" w:sz="4"/>
+              <w:left w:val="single" w:color="B4C6DB" w:sz="4"/>
+              <w:bottom w:val="single" w:color="B4C6DB" w:sz="4"/>
+              <w:right w:val="single" w:color="B4C6DB" w:sz="4"/>
+            </w:tcBorders>
+            <w:tcMar>
+              <w:top w:type="dxa" w:w="60"/>
+              <w:left w:type="dxa" w:w="100"/>
+              <w:bottom w:type="dxa" w:w="60"/>
+              <w:right w:type="dxa" w:w="100"/>
+            </w:tcMar>
+          </w:tcPr>
+          <w:p>
+            <w:pPr>
+              <w:spacing w:after="0"/>
+            </w:pPr>
+            <w:r>
+              <w:rPr>
+                <w:sz w:val="19"/>
+                <w:szCs w:val="19"/>
+              </w:rPr>
+              <w:t xml:space="preserve">Ignored on purpose, so it can't close the launcher</w:t>
+            </w:r>
+          </w:p>
+        </w:tc>
+      </w:tr>
+    </w:tbl>
+    <w:p>
+      <w:pPr>
+        <w:spacing w:after="120"/>
+      </w:pPr>
+    </w:p>
+    <w:p>
+      <w:pPr>
+        <w:spacing w:after="120"/>
+      </w:pPr>
+      <w:r>
+        <w:t xml:space="preserve">When the window is re-activated, focus goes back to the control that last had it.</w:t>
+      </w:r>
+    </w:p>
+    <w:p>
+      <w:pPr>
+        <w:spacing w:after="120"/>
+      </w:pPr>
+      <w:r>
+        <w:rPr>
+          <w:b/>
+          <w:bCs/>
+        </w:rPr>
+        <w:t xml:space="preserve">High DPI.</w:t>
+      </w:r>
+      <w:r>
+        <w:t xml:space="preserve"> The app runs Per-Monitor V2 DPI aware. The font (the system message font, normally Segoe UI 9pt), column widths, buttons and margins scale with the monitor, and they update live when the window moves to another monitor. The window has a minimum size so the buttons never overlap.</w:t>
       </w:r>
     </w:p>
     <w:p>
@@ -1365,7 +2008,7 @@
         <w:t xml:space="preserve">%USERPROFILE%</w:t>
       </w:r>
       <w:r>
-        <w:t xml:space="preserve"> is not set, the app falls back to the shell's Profile known folder, and if that also fails, to the folder that contains </w:t>
+        <w:t xml:space="preserve"> is not set, the app uses the shell's Profile known folder instead. If that also fails, it uses the folder that contains </w:t>
       </w:r>
       <w:r>
         <w:rPr>
@@ -1377,7 +2020,7 @@
         <w:t xml:space="preserve">DDLaunch.exe</w:t>
       </w:r>
       <w:r>
-        <w:t xml:space="preserve">. The folder and both files are created automatically on first run. Existing files are never overwritten.</w:t>
+        <w:t xml:space="preserve">. The folder and both files are created on first run. Existing files are never overwritten.</w:t>
       </w:r>
     </w:p>
     <w:p>
@@ -1393,7 +2036,7 @@
         <w:spacing w:after="120"/>
       </w:pPr>
       <w:r>
-        <w:t xml:space="preserve">Must be a top-level JSON </w:t>
+        <w:t xml:space="preserve">The file must be a top-level JSON </w:t>
       </w:r>
       <w:r>
         <w:rPr>
@@ -1403,7 +2046,7 @@
         <w:t xml:space="preserve">array</w:t>
       </w:r>
       <w:r>
-        <w:t xml:space="preserve">. Every entry needs all three keys, or the file fails to load.</w:t>
+        <w:t xml:space="preserve">. Every entry needs all three keys, or the file fails to load (the app then keeps the actions it last loaded successfully).</w:t>
       </w:r>
     </w:p>
     <w:tbl>
@@ -1567,7 +2210,7 @@
                 <w:sz w:val="19"/>
                 <w:szCs w:val="19"/>
               </w:rPr>
-              <w:t xml:space="preserve"> (the type is upper-cased first, so write actions in UPPER CASE)</w:t>
+              <w:t xml:space="preserve">. The type is upper-cased before matching, so write action names in UPPER CASE</w:t>
             </w:r>
           </w:p>
         </w:tc>
@@ -1648,7 +2291,7 @@
                 <w:sz w:val="19"/>
                 <w:szCs w:val="19"/>
               </w:rPr>
-              <w:t xml:space="preserve">)</w:t>
+              <w:t xml:space="preserve">). Not used for URL commands</w:t>
             </w:r>
           </w:p>
         </w:tc>
@@ -1713,7 +2356,7 @@
                 <w:sz w:val="19"/>
                 <w:szCs w:val="19"/>
               </w:rPr>
-              <w:t xml:space="preserve">Executable path, or a URL prefix such as </w:t>
+              <w:t xml:space="preserve">Path to a program, or a URL prefix with any scheme (e.g. </w:t>
             </w:r>
             <w:r>
               <w:rPr>
@@ -1723,6 +2366,29 @@
                 <w:szCs w:val="18"/>
               </w:rPr>
               <w:t xml:space="preserve">https://</w:t>
+            </w:r>
+            <w:r>
+              <w:rPr>
+                <w:sz w:val="19"/>
+                <w:szCs w:val="19"/>
+              </w:rPr>
+              <w:t xml:space="preserve">, </w:t>
+            </w:r>
+            <w:r>
+              <w:rPr>
+                <w:rFonts w:ascii="Consolas" w:cs="Consolas" w:eastAsia="Consolas" w:hAnsi="Consolas"/>
+                <w:color w:val="8B1A1A"/>
+                <w:sz w:val="18"/>
+                <w:szCs w:val="18"/>
+              </w:rPr>
+              <w:t xml:space="preserve">vnc://</w:t>
+            </w:r>
+            <w:r>
+              <w:rPr>
+                <w:sz w:val="19"/>
+                <w:szCs w:val="19"/>
+              </w:rPr>
+              <w:t xml:space="preserve">)</w:t>
             </w:r>
           </w:p>
         </w:tc>
@@ -1851,18 +2517,36 @@
     </w:p>
     <w:p>
       <w:pPr>
-        <w:pStyle w:val="Heading2"/>
-      </w:pPr>
-      <w:r>
-        <w:t xml:space="preserve">2.2 connections.json</w:t>
-      </w:r>
-    </w:p>
-    <w:p>
-      <w:pPr>
         <w:spacing w:after="120"/>
       </w:pPr>
       <w:r>
-        <w:t xml:space="preserve">Accepts either a flat array of device objects or an object of named groups (each group is an object or an array of objects). Each device can have </w:t>
+        <w:t xml:space="preserve">Example of a custom action, which needs no recompile:</w:t>
+      </w:r>
+    </w:p>
+    <w:p>
+      <w:pPr>
+        <w:pBdr>
+          <w:left w:val="single" w:color="2E75B6" w:sz="18" w:space="6"/>
+        </w:pBdr>
+        <w:shd w:fill="F4F6F9" w:val="clear"/>
+        <w:spacing w:after="160" w:before="80" w:line="250"/>
+        <w:ind w:left="160"/>
+      </w:pPr>
+      <w:r>
+        <w:rPr>
+          <w:rFonts w:ascii="Consolas" w:cs="Consolas" w:eastAsia="Consolas" w:hAnsi="Consolas"/>
+          <w:sz w:val="17"/>
+          <w:szCs w:val="17"/>
+        </w:rPr>
+        <w:t xml:space="preserve">{ "action": "VNC", "args": "", "command": "vnc://" }</w:t>
+      </w:r>
+    </w:p>
+    <w:p>
+      <w:pPr>
+        <w:spacing w:after="120"/>
+      </w:pPr>
+      <w:r>
+        <w:t xml:space="preserve">How the app tells a URL from a program path: it looks for a scheme as defined by RFC 3986 (</w:t>
       </w:r>
       <w:r>
         <w:rPr>
@@ -1871,10 +2555,10 @@
           <w:sz w:val="18"/>
           <w:szCs w:val="18"/>
         </w:rPr>
-        <w:t xml:space="preserve">host</w:t>
-      </w:r>
-      <w:r>
-        <w:t xml:space="preserve">, </w:t>
+        <w:t xml:space="preserve">ALPHA *( ALPHA / DIGIT / "+" / "-" / "." ) ":"</w:t>
+      </w:r>
+      <w:r>
+        <w:t xml:space="preserve">). Schemes must be at least two characters long, so drive letters such as </w:t>
       </w:r>
       <w:r>
         <w:rPr>
@@ -1883,10 +2567,26 @@
           <w:sz w:val="18"/>
           <w:szCs w:val="18"/>
         </w:rPr>
-        <w:t xml:space="preserve">type</w:t>
-      </w:r>
-      <w:r>
-        <w:t xml:space="preserve">, and </w:t>
+        <w:t xml:space="preserve">C:\...</w:t>
+      </w:r>
+      <w:r>
+        <w:t xml:space="preserve"> are still treated as program paths.</w:t>
+      </w:r>
+    </w:p>
+    <w:p>
+      <w:pPr>
+        <w:pStyle w:val="Heading2"/>
+      </w:pPr>
+      <w:r>
+        <w:t xml:space="preserve">2.2 connections.json</w:t>
+      </w:r>
+    </w:p>
+    <w:p>
+      <w:pPr>
+        <w:spacing w:after="120"/>
+      </w:pPr>
+      <w:r>
+        <w:t xml:space="preserve">The file can be a flat array of device objects, or an object of named groups (each group is an object or an array of objects). Each device can have </w:t>
       </w:r>
       <w:r>
         <w:rPr>
@@ -1895,10 +2595,10 @@
           <w:sz w:val="18"/>
           <w:szCs w:val="18"/>
         </w:rPr>
-        <w:t xml:space="preserve">description</w:t>
-      </w:r>
-      <w:r>
-        <w:t xml:space="preserve"> (all strings, all optional). The default is an empty array </w:t>
+        <w:t xml:space="preserve">host</w:t>
+      </w:r>
+      <w:r>
+        <w:t xml:space="preserve">, </w:t>
       </w:r>
       <w:r>
         <w:rPr>
@@ -1907,18 +2607,34 @@
           <w:sz w:val="18"/>
           <w:szCs w:val="18"/>
         </w:rPr>
+        <w:t xml:space="preserve">type</w:t>
+      </w:r>
+      <w:r>
+        <w:t xml:space="preserve">, and </w:t>
+      </w:r>
+      <w:r>
+        <w:rPr>
+          <w:rFonts w:ascii="Consolas" w:cs="Consolas" w:eastAsia="Consolas" w:hAnsi="Consolas"/>
+          <w:color w:val="8B1A1A"/>
+          <w:sz w:val="18"/>
+          <w:szCs w:val="18"/>
+        </w:rPr>
+        <w:t xml:space="preserve">description</w:t>
+      </w:r>
+      <w:r>
+        <w:t xml:space="preserve"> (all strings, all optional). The default is an empty array </w:t>
+      </w:r>
+      <w:r>
+        <w:rPr>
+          <w:rFonts w:ascii="Consolas" w:cs="Consolas" w:eastAsia="Consolas" w:hAnsi="Consolas"/>
+          <w:color w:val="8B1A1A"/>
+          <w:sz w:val="18"/>
+          <w:szCs w:val="18"/>
+        </w:rPr>
         <w:t xml:space="preserve">[]</w:t>
       </w:r>
       <w:r>
         <w:t xml:space="preserve">.</w:t>
-      </w:r>
-    </w:p>
-    <w:p>
-      <w:pPr>
-        <w:spacing w:after="120"/>
-      </w:pPr>
-      <w:r>
-        <w:t xml:space="preserve">Flat array:</w:t>
       </w:r>
     </w:p>
     <w:p>
@@ -2016,7 +2732,7 @@
         <w:spacing w:after="120"/>
       </w:pPr>
       <w:r>
-        <w:t xml:space="preserve">Grouped:</w:t>
+        <w:t xml:space="preserve">Grouped form (group names are not shown; all devices are merged into one list):</w:t>
       </w:r>
     </w:p>
     <w:p>
@@ -2052,7 +2768,7 @@
           <w:sz w:val="17"/>
           <w:szCs w:val="17"/>
         </w:rPr>
-        <w:t xml:space="preserve">    "Servers": [</w:t>
+        <w:t xml:space="preserve">    "Servers": [ { "host": "ca1.ynext.corp", "type": "RDP", "description": "Certificate Authority" } ],</w:t>
       </w:r>
     </w:p>
     <w:p>
@@ -2070,43 +2786,7 @@
           <w:sz w:val="17"/>
           <w:szCs w:val="17"/>
         </w:rPr>
-        <w:t xml:space="preserve">        { "host": "ca1.ynext.corp", "type": "RDP", "description": "Certificate Authority" }</w:t>
-      </w:r>
-    </w:p>
-    <w:p>
-      <w:pPr>
-        <w:pBdr>
-          <w:left w:val="single" w:color="2E75B6" w:sz="18" w:space="6"/>
-        </w:pBdr>
-        <w:shd w:fill="F4F6F9" w:val="clear"/>
-        <w:spacing w:after="0" w:before="0" w:line="250"/>
-        <w:ind w:left="160"/>
-      </w:pPr>
-      <w:r>
-        <w:rPr>
-          <w:rFonts w:ascii="Consolas" w:cs="Consolas" w:eastAsia="Consolas" w:hAnsi="Consolas"/>
-          <w:sz w:val="17"/>
-          <w:szCs w:val="17"/>
-        </w:rPr>
-        <w:t xml:space="preserve">    ],</w:t>
-      </w:r>
-    </w:p>
-    <w:p>
-      <w:pPr>
-        <w:pBdr>
-          <w:left w:val="single" w:color="2E75B6" w:sz="18" w:space="6"/>
-        </w:pBdr>
-        <w:shd w:fill="F4F6F9" w:val="clear"/>
-        <w:spacing w:after="0" w:before="0" w:line="250"/>
-        <w:ind w:left="160"/>
-      </w:pPr>
-      <w:r>
-        <w:rPr>
-          <w:rFonts w:ascii="Consolas" w:cs="Consolas" w:eastAsia="Consolas" w:hAnsi="Consolas"/>
-          <w:sz w:val="17"/>
-          <w:szCs w:val="17"/>
-        </w:rPr>
-        <w:t xml:space="preserve">    "Web": { "host": "intranet.ynext.corp", "type": "HTTPS", "description": "Intranet" }</w:t>
+        <w:t xml:space="preserve">    "Web":       { "host": "intranet.ynext.corp", "type": "HTTPS", "description": "Intranet" }</w:t>
       </w:r>
     </w:p>
     <w:p>
@@ -2129,14 +2809,6 @@
     </w:p>
     <w:p>
       <w:pPr>
-        <w:spacing w:after="120"/>
-      </w:pPr>
-      <w:r>
-        <w:t xml:space="preserve">Group names are not shown in the UI; all devices are merged into one list.</w:t>
-      </w:r>
-    </w:p>
-    <w:p>
-      <w:pPr>
         <w:pStyle w:val="Heading1"/>
       </w:pPr>
       <w:r>
@@ -2250,7 +2922,7 @@
           <w:sz w:val="17"/>
           <w:szCs w:val="17"/>
         </w:rPr>
-        <w:t xml:space="preserve">CL /EHsc /W3 /O2 /GL /DUNICODE /D_UNICODE /DNDEBUG /std:c++17 DDLaunch.cpp DDLaunch.res /Fe:DDLaunch.exe /link /SUBSYSTEM:WINDOWS comctl32.lib shell32.lib shlwapi.lib user32.lib gdi32.lib ole32.lib oleaut32.lib</w:t>
+        <w:t xml:space="preserve">CL /EHsc /W3 /O2 /GL /DUNICODE /D_UNICODE /DNDEBUG /std:c++17 DDLaunch.cpp DDLaunch.res /Fe:DDLaunch.exe /link /SUBSYSTEM:WINDOWS /MANIFEST:EMBED comctl32.lib shell32.lib shlwapi.lib user32.lib gdi32.lib ole32.lib oleaut32.lib</w:t>
       </w:r>
     </w:p>
     <w:p>
@@ -2258,7 +2930,14 @@
         <w:spacing w:after="120"/>
       </w:pPr>
       <w:r>
-        <w:t xml:space="preserve">Header sort arrows (</w:t>
+        <w:rPr>
+          <w:b/>
+          <w:bCs/>
+        </w:rPr>
+        <w:t xml:space="preserve">Manifest.</w:t>
+      </w:r>
+      <w:r>
+        <w:t xml:space="preserve"> The source declares the Common Controls v6 dependency with </w:t>
       </w:r>
       <w:r>
         <w:rPr>
@@ -2267,10 +2946,10 @@
           <w:sz w:val="18"/>
           <w:szCs w:val="18"/>
         </w:rPr>
-        <w:t xml:space="preserve">HDF_SORTUP</w:t>
-      </w:r>
-      <w:r>
-        <w:t xml:space="preserve"> / </w:t>
+        <w:t xml:space="preserve">#pragma comment(linker, "/manifestdependency:…")</w:t>
+      </w:r>
+      <w:r>
+        <w:t xml:space="preserve">, and </w:t>
       </w:r>
       <w:r>
         <w:rPr>
@@ -2279,10 +2958,61 @@
           <w:sz w:val="18"/>
           <w:szCs w:val="18"/>
         </w:rPr>
-        <w:t xml:space="preserve">HDF_SORTDOWN</w:t>
-      </w:r>
-      <w:r>
-        <w:t xml:space="preserve">) and visual styles need Common Controls v6, so the resource file should embed an application manifest (or see recommendation R6 below).</w:t>
+        <w:t xml:space="preserve">/MANIFEST:EMBED</w:t>
+      </w:r>
+      <w:r>
+        <w:t xml:space="preserve"> embeds the manifest in the .exe. If </w:t>
+      </w:r>
+      <w:r>
+        <w:rPr>
+          <w:rFonts w:ascii="Consolas" w:cs="Consolas" w:eastAsia="Consolas" w:hAnsi="Consolas"/>
+          <w:color w:val="8B1A1A"/>
+          <w:sz w:val="18"/>
+          <w:szCs w:val="18"/>
+        </w:rPr>
+        <w:t xml:space="preserve">DDLaunch.rc</w:t>
+      </w:r>
+      <w:r>
+        <w:t xml:space="preserve"> also contains its own </w:t>
+      </w:r>
+      <w:r>
+        <w:rPr>
+          <w:rFonts w:ascii="Consolas" w:cs="Consolas" w:eastAsia="Consolas" w:hAnsi="Consolas"/>
+          <w:color w:val="8B1A1A"/>
+          <w:sz w:val="18"/>
+          <w:szCs w:val="18"/>
+        </w:rPr>
+        <w:t xml:space="preserve">RT_MANIFEST</w:t>
+      </w:r>
+      <w:r>
+        <w:t xml:space="preserve"> resource, remove one of the two to avoid a duplicate-resource link error.</w:t>
+      </w:r>
+    </w:p>
+    <w:p>
+      <w:pPr>
+        <w:spacing w:after="120"/>
+      </w:pPr>
+      <w:r>
+        <w:rPr>
+          <w:b/>
+          <w:bCs/>
+        </w:rPr>
+        <w:t xml:space="preserve">DPI.</w:t>
+      </w:r>
+      <w:r>
+        <w:t xml:space="preserve"> DPI awareness is set at run time by </w:t>
+      </w:r>
+      <w:r>
+        <w:rPr>
+          <w:rFonts w:ascii="Consolas" w:cs="Consolas" w:eastAsia="Consolas" w:hAnsi="Consolas"/>
+          <w:color w:val="8B1A1A"/>
+          <w:sz w:val="18"/>
+          <w:szCs w:val="18"/>
+        </w:rPr>
+        <w:t xml:space="preserve">Dpi::EnableDpiAwareness()</w:t>
+      </w:r>
+      <w:r>
+        <w:t xml:space="preserve">, so no manifest entry is needed for it. If a manifest does declare DPI awareness, the manifest wins.</w:t>
       </w:r>
     </w:p>
     <w:p>
@@ -2291,14 +3021,6 @@
       </w:pPr>
       <w:r>
         <w:t xml:space="preserve">4. Code architecture</w:t>
-      </w:r>
-    </w:p>
-    <w:p>
-      <w:pPr>
-        <w:spacing w:after="120"/>
-      </w:pPr>
-      <w:r>
-        <w:t xml:space="preserve">The file is organized top to bottom as follows:</w:t>
       </w:r>
     </w:p>
     <w:tbl>
@@ -2314,9 +3036,9 @@
         </w:tblBorders>
       </w:tblPr>
       <w:tblGrid>
-        <w:gridCol w:w="1057"/>
-        <w:gridCol w:w="3947"/>
-        <w:gridCol w:w="5076"/>
+        <w:gridCol w:w="851"/>
+        <w:gridCol w:w="3549"/>
+        <w:gridCol w:w="5680"/>
       </w:tblGrid>
       <w:tr>
         <w:trPr>
@@ -2324,7 +3046,7 @@
         </w:trPr>
         <w:tc>
           <w:tcPr>
-            <w:tcW w:type="dxa" w:w="1057"/>
+            <w:tcW w:type="dxa" w:w="851"/>
             <w:tcBorders>
               <w:top w:val="single" w:color="B4C6DB" w:sz="4"/>
               <w:left w:val="single" w:color="B4C6DB" w:sz="4"/>
@@ -2356,7 +3078,7 @@
         </w:tc>
         <w:tc>
           <w:tcPr>
-            <w:tcW w:type="dxa" w:w="3947"/>
+            <w:tcW w:type="dxa" w:w="3549"/>
             <w:tcBorders>
               <w:top w:val="single" w:color="B4C6DB" w:sz="4"/>
               <w:left w:val="single" w:color="B4C6DB" w:sz="4"/>
@@ -2388,7 +3110,7 @@
         </w:tc>
         <w:tc>
           <w:tcPr>
-            <w:tcW w:type="dxa" w:w="5076"/>
+            <w:tcW w:type="dxa" w:w="5680"/>
             <w:tcBorders>
               <w:top w:val="single" w:color="B4C6DB" w:sz="4"/>
               <w:left w:val="single" w:color="B4C6DB" w:sz="4"/>
@@ -2425,36 +3147,36 @@
         </w:trPr>
         <w:tc>
           <w:tcPr>
-            <w:tcW w:type="dxa" w:w="1057"/>
-            <w:tcBorders>
-              <w:top w:val="single" w:color="B4C6DB" w:sz="4"/>
-              <w:left w:val="single" w:color="B4C6DB" w:sz="4"/>
-              <w:bottom w:val="single" w:color="B4C6DB" w:sz="4"/>
-              <w:right w:val="single" w:color="B4C6DB" w:sz="4"/>
-            </w:tcBorders>
-            <w:tcMar>
-              <w:top w:type="dxa" w:w="60"/>
-              <w:left w:type="dxa" w:w="100"/>
-              <w:bottom w:type="dxa" w:w="60"/>
-              <w:right w:type="dxa" w:w="100"/>
-            </w:tcMar>
-          </w:tcPr>
-          <w:p>
-            <w:pPr>
-              <w:spacing w:after="0"/>
-            </w:pPr>
-            <w:r>
-              <w:rPr>
-                <w:sz w:val="19"/>
-                <w:szCs w:val="19"/>
-              </w:rPr>
-              <w:t xml:space="preserve">Constants</w:t>
-            </w:r>
-          </w:p>
-        </w:tc>
-        <w:tc>
-          <w:tcPr>
-            <w:tcW w:type="dxa" w:w="3947"/>
+            <w:tcW w:type="dxa" w:w="851"/>
+            <w:tcBorders>
+              <w:top w:val="single" w:color="B4C6DB" w:sz="4"/>
+              <w:left w:val="single" w:color="B4C6DB" w:sz="4"/>
+              <w:bottom w:val="single" w:color="B4C6DB" w:sz="4"/>
+              <w:right w:val="single" w:color="B4C6DB" w:sz="4"/>
+            </w:tcBorders>
+            <w:tcMar>
+              <w:top w:type="dxa" w:w="60"/>
+              <w:left w:type="dxa" w:w="100"/>
+              <w:bottom w:type="dxa" w:w="60"/>
+              <w:right w:type="dxa" w:w="100"/>
+            </w:tcMar>
+          </w:tcPr>
+          <w:p>
+            <w:pPr>
+              <w:spacing w:after="0"/>
+            </w:pPr>
+            <w:r>
+              <w:rPr>
+                <w:sz w:val="19"/>
+                <w:szCs w:val="19"/>
+              </w:rPr>
+              <w:t xml:space="preserve">Header / constants</w:t>
+            </w:r>
+          </w:p>
+        </w:tc>
+        <w:tc>
+          <w:tcPr>
+            <w:tcW w:type="dxa" w:w="3549"/>
             <w:tcBorders>
               <w:top w:val="single" w:color="B4C6DB" w:sz="4"/>
               <w:left w:val="single" w:color="B4C6DB" w:sz="4"/>
@@ -2513,34 +3235,41 @@
               </w:rPr>
               <w:t xml:space="preserve">COL_*</w:t>
             </w:r>
-          </w:p>
-        </w:tc>
-        <w:tc>
-          <w:tcPr>
-            <w:tcW w:type="dxa" w:w="5076"/>
-            <w:tcBorders>
-              <w:top w:val="single" w:color="B4C6DB" w:sz="4"/>
-              <w:left w:val="single" w:color="B4C6DB" w:sz="4"/>
-              <w:bottom w:val="single" w:color="B4C6DB" w:sz="4"/>
-              <w:right w:val="single" w:color="B4C6DB" w:sz="4"/>
-            </w:tcBorders>
-            <w:tcMar>
-              <w:top w:type="dxa" w:w="60"/>
-              <w:left w:type="dxa" w:w="100"/>
-              <w:bottom w:type="dxa" w:w="60"/>
-              <w:right w:type="dxa" w:w="100"/>
-            </w:tcMar>
-          </w:tcPr>
-          <w:p>
-            <w:pPr>
-              <w:spacing w:after="0"/>
-            </w:pPr>
-            <w:r>
-              <w:rPr>
-                <w:sz w:val="19"/>
-                <w:szCs w:val="19"/>
-              </w:rPr>
-              <w:t xml:space="preserve">Control IDs and column indexes</w:t>
+            <w:r>
+              <w:rPr>
+                <w:sz w:val="19"/>
+                <w:szCs w:val="19"/>
+              </w:rPr>
+              <w:t xml:space="preserve">, manifest pragma</w:t>
+            </w:r>
+          </w:p>
+        </w:tc>
+        <w:tc>
+          <w:tcPr>
+            <w:tcW w:type="dxa" w:w="5680"/>
+            <w:tcBorders>
+              <w:top w:val="single" w:color="B4C6DB" w:sz="4"/>
+              <w:left w:val="single" w:color="B4C6DB" w:sz="4"/>
+              <w:bottom w:val="single" w:color="B4C6DB" w:sz="4"/>
+              <w:right w:val="single" w:color="B4C6DB" w:sz="4"/>
+            </w:tcBorders>
+            <w:tcMar>
+              <w:top w:type="dxa" w:w="60"/>
+              <w:left w:type="dxa" w:w="100"/>
+              <w:bottom w:type="dxa" w:w="60"/>
+              <w:right w:type="dxa" w:w="100"/>
+            </w:tcMar>
+          </w:tcPr>
+          <w:p>
+            <w:pPr>
+              <w:spacing w:after="0"/>
+            </w:pPr>
+            <w:r>
+              <w:rPr>
+                <w:sz w:val="19"/>
+                <w:szCs w:val="19"/>
+              </w:rPr>
+              <w:t xml:space="preserve">Version, control IDs, column indexes, Common Controls v6 dependency</w:t>
             </w:r>
           </w:p>
         </w:tc>
@@ -2551,7 +3280,7 @@
         </w:trPr>
         <w:tc>
           <w:tcPr>
-            <w:tcW w:type="dxa" w:w="1057"/>
+            <w:tcW w:type="dxa" w:w="851"/>
             <w:tcBorders>
               <w:top w:val="single" w:color="B4C6DB" w:sz="4"/>
               <w:left w:val="single" w:color="B4C6DB" w:sz="4"/>
@@ -2580,7 +3309,7 @@
         </w:tc>
         <w:tc>
           <w:tcPr>
-            <w:tcW w:type="dxa" w:w="3947"/>
+            <w:tcW w:type="dxa" w:w="3549"/>
             <w:tcBorders>
               <w:top w:val="single" w:color="B4C6DB" w:sz="4"/>
               <w:left w:val="single" w:color="B4C6DB" w:sz="4"/>
@@ -2627,7 +3356,7 @@
         </w:tc>
         <w:tc>
           <w:tcPr>
-            <w:tcW w:type="dxa" w:w="5076"/>
+            <w:tcW w:type="dxa" w:w="5680"/>
             <w:tcBorders>
               <w:top w:val="single" w:color="B4C6DB" w:sz="4"/>
               <w:left w:val="single" w:color="B4C6DB" w:sz="4"/>
@@ -2661,7 +3390,7 @@
         </w:trPr>
         <w:tc>
           <w:tcPr>
-            <w:tcW w:type="dxa" w:w="1057"/>
+            <w:tcW w:type="dxa" w:w="851"/>
             <w:tcBorders>
               <w:top w:val="single" w:color="B4C6DB" w:sz="4"/>
               <w:left w:val="single" w:color="B4C6DB" w:sz="4"/>
@@ -2690,7 +3419,7 @@
         </w:tc>
         <w:tc>
           <w:tcPr>
-            <w:tcW w:type="dxa" w:w="3947"/>
+            <w:tcW w:type="dxa" w:w="3549"/>
             <w:tcBorders>
               <w:top w:val="single" w:color="B4C6DB" w:sz="4"/>
               <w:left w:val="single" w:color="B4C6DB" w:sz="4"/>
@@ -2753,7 +3482,7 @@
         </w:tc>
         <w:tc>
           <w:tcPr>
-            <w:tcW w:type="dxa" w:w="5076"/>
+            <w:tcW w:type="dxa" w:w="5680"/>
             <w:tcBorders>
               <w:top w:val="single" w:color="B4C6DB" w:sz="4"/>
               <w:left w:val="single" w:color="B4C6DB" w:sz="4"/>
@@ -2787,7 +3516,7 @@
         </w:trPr>
         <w:tc>
           <w:tcPr>
-            <w:tcW w:type="dxa" w:w="1057"/>
+            <w:tcW w:type="dxa" w:w="851"/>
             <w:tcBorders>
               <w:top w:val="single" w:color="B4C6DB" w:sz="4"/>
               <w:left w:val="single" w:color="B4C6DB" w:sz="4"/>
@@ -2816,7 +3545,7 @@
         </w:tc>
         <w:tc>
           <w:tcPr>
-            <w:tcW w:type="dxa" w:w="3947"/>
+            <w:tcW w:type="dxa" w:w="3549"/>
             <w:tcBorders>
               <w:top w:val="single" w:color="B4C6DB" w:sz="4"/>
               <w:left w:val="single" w:color="B4C6DB" w:sz="4"/>
@@ -2847,7 +3576,7 @@
         </w:tc>
         <w:tc>
           <w:tcPr>
-            <w:tcW w:type="dxa" w:w="5076"/>
+            <w:tcW w:type="dxa" w:w="5680"/>
             <w:tcBorders>
               <w:top w:val="single" w:color="B4C6DB" w:sz="4"/>
               <w:left w:val="single" w:color="B4C6DB" w:sz="4"/>
@@ -2913,7 +3642,7 @@
         </w:trPr>
         <w:tc>
           <w:tcPr>
-            <w:tcW w:type="dxa" w:w="1057"/>
+            <w:tcW w:type="dxa" w:w="851"/>
             <w:tcBorders>
               <w:top w:val="single" w:color="B4C6DB" w:sz="4"/>
               <w:left w:val="single" w:color="B4C6DB" w:sz="4"/>
@@ -2942,7 +3671,7 @@
         </w:tc>
         <w:tc>
           <w:tcPr>
-            <w:tcW w:type="dxa" w:w="3947"/>
+            <w:tcW w:type="dxa" w:w="3549"/>
             <w:tcBorders>
               <w:top w:val="single" w:color="B4C6DB" w:sz="4"/>
               <w:left w:val="single" w:color="B4C6DB" w:sz="4"/>
@@ -2983,7 +3712,7 @@
                 <w:sz w:val="18"/>
                 <w:szCs w:val="18"/>
               </w:rPr>
-              <w:t xml:space="preserve">findCommandByAction</w:t>
+              <w:t xml:space="preserve">findAction</w:t>
             </w:r>
             <w:r>
               <w:rPr>
@@ -2999,36 +3728,45 @@
                 <w:sz w:val="18"/>
                 <w:szCs w:val="18"/>
               </w:rPr>
-              <w:t xml:space="preserve">findArgsByAction</w:t>
-            </w:r>
-          </w:p>
-        </w:tc>
-        <w:tc>
-          <w:tcPr>
-            <w:tcW w:type="dxa" w:w="5076"/>
-            <w:tcBorders>
-              <w:top w:val="single" w:color="B4C6DB" w:sz="4"/>
-              <w:left w:val="single" w:color="B4C6DB" w:sz="4"/>
-              <w:bottom w:val="single" w:color="B4C6DB" w:sz="4"/>
-              <w:right w:val="single" w:color="B4C6DB" w:sz="4"/>
-            </w:tcBorders>
-            <w:tcMar>
-              <w:top w:type="dxa" w:w="60"/>
-              <w:left w:type="dxa" w:w="100"/>
-              <w:bottom w:type="dxa" w:w="60"/>
-              <w:right w:type="dxa" w:w="100"/>
-            </w:tcMar>
-          </w:tcPr>
-          <w:p>
-            <w:pPr>
-              <w:spacing w:after="0"/>
-            </w:pPr>
-            <w:r>
-              <w:rPr>
-                <w:sz w:val="19"/>
-                <w:szCs w:val="19"/>
-              </w:rPr>
-              <w:t xml:space="preserve">Parse the actions array and look up by name</w:t>
+              <w:t xml:space="preserve">findActionIgnoreCase</w:t>
+            </w:r>
+          </w:p>
+        </w:tc>
+        <w:tc>
+          <w:tcPr>
+            <w:tcW w:type="dxa" w:w="5680"/>
+            <w:tcBorders>
+              <w:top w:val="single" w:color="B4C6DB" w:sz="4"/>
+              <w:left w:val="single" w:color="B4C6DB" w:sz="4"/>
+              <w:bottom w:val="single" w:color="B4C6DB" w:sz="4"/>
+              <w:right w:val="single" w:color="B4C6DB" w:sz="4"/>
+            </w:tcBorders>
+            <w:tcMar>
+              <w:top w:type="dxa" w:w="60"/>
+              <w:left w:type="dxa" w:w="100"/>
+              <w:bottom w:type="dxa" w:w="60"/>
+              <w:right w:type="dxa" w:w="100"/>
+            </w:tcMar>
+          </w:tcPr>
+          <w:p>
+            <w:pPr>
+              <w:spacing w:after="0"/>
+            </w:pPr>
+            <w:r>
+              <w:rPr>
+                <w:sz w:val="19"/>
+                <w:szCs w:val="19"/>
+              </w:rPr>
+              <w:t xml:space="preserve">Parse the actions array; a single lookup that returns </w:t>
+            </w:r>
+            <w:r>
+              <w:rPr>
+                <w:rFonts w:ascii="Consolas" w:cs="Consolas" w:eastAsia="Consolas" w:hAnsi="Consolas"/>
+                <w:color w:val="8B1A1A"/>
+                <w:sz w:val="18"/>
+                <w:szCs w:val="18"/>
+              </w:rPr>
+              <w:t xml:space="preserve">const Action*</w:t>
             </w:r>
           </w:p>
         </w:tc>
@@ -3039,7 +3777,7 @@
         </w:trPr>
         <w:tc>
           <w:tcPr>
-            <w:tcW w:type="dxa" w:w="1057"/>
+            <w:tcW w:type="dxa" w:w="851"/>
             <w:tcBorders>
               <w:top w:val="single" w:color="B4C6DB" w:sz="4"/>
               <w:left w:val="single" w:color="B4C6DB" w:sz="4"/>
@@ -3068,7 +3806,7 @@
         </w:tc>
         <w:tc>
           <w:tcPr>
-            <w:tcW w:type="dxa" w:w="3947"/>
+            <w:tcW w:type="dxa" w:w="3549"/>
             <w:tcBorders>
               <w:top w:val="single" w:color="B4C6DB" w:sz="4"/>
               <w:left w:val="single" w:color="B4C6DB" w:sz="4"/>
@@ -3115,7 +3853,7 @@
         </w:tc>
         <w:tc>
           <w:tcPr>
-            <w:tcW w:type="dxa" w:w="5076"/>
+            <w:tcW w:type="dxa" w:w="5680"/>
             <w:tcBorders>
               <w:top w:val="single" w:color="B4C6DB" w:sz="4"/>
               <w:left w:val="single" w:color="B4C6DB" w:sz="4"/>
@@ -3149,7 +3887,7 @@
         </w:trPr>
         <w:tc>
           <w:tcPr>
-            <w:tcW w:type="dxa" w:w="1057"/>
+            <w:tcW w:type="dxa" w:w="851"/>
             <w:tcBorders>
               <w:top w:val="single" w:color="B4C6DB" w:sz="4"/>
               <w:left w:val="single" w:color="B4C6DB" w:sz="4"/>
@@ -3178,7 +3916,7 @@
         </w:tc>
         <w:tc>
           <w:tcPr>
-            <w:tcW w:type="dxa" w:w="3947"/>
+            <w:tcW w:type="dxa" w:w="3549"/>
             <w:tcBorders>
               <w:top w:val="single" w:color="B4C6DB" w:sz="4"/>
               <w:left w:val="single" w:color="B4C6DB" w:sz="4"/>
@@ -3241,7 +3979,7 @@
         </w:tc>
         <w:tc>
           <w:tcPr>
-            <w:tcW w:type="dxa" w:w="5076"/>
+            <w:tcW w:type="dxa" w:w="5680"/>
             <w:tcBorders>
               <w:top w:val="single" w:color="B4C6DB" w:sz="4"/>
               <w:left w:val="single" w:color="B4C6DB" w:sz="4"/>
@@ -3280,7 +4018,7 @@
                 <w:sz w:val="19"/>
                 <w:szCs w:val="19"/>
               </w:rPr>
-              <w:t xml:space="preserve"> with fallbacks</w:t>
+              <w:t xml:space="preserve">, with fallbacks</w:t>
             </w:r>
           </w:p>
         </w:tc>
@@ -3291,7 +4029,7 @@
         </w:trPr>
         <w:tc>
           <w:tcPr>
-            <w:tcW w:type="dxa" w:w="1057"/>
+            <w:tcW w:type="dxa" w:w="851"/>
             <w:tcBorders>
               <w:top w:val="single" w:color="B4C6DB" w:sz="4"/>
               <w:left w:val="single" w:color="B4C6DB" w:sz="4"/>
@@ -3320,7 +4058,7 @@
         </w:tc>
         <w:tc>
           <w:tcPr>
-            <w:tcW w:type="dxa" w:w="3947"/>
+            <w:tcW w:type="dxa" w:w="3549"/>
             <w:tcBorders>
               <w:top w:val="single" w:color="B4C6DB" w:sz="4"/>
               <w:left w:val="single" w:color="B4C6DB" w:sz="4"/>
@@ -3367,30 +4105,30 @@
         </w:tc>
         <w:tc>
           <w:tcPr>
-            <w:tcW w:type="dxa" w:w="5076"/>
-            <w:tcBorders>
-              <w:top w:val="single" w:color="B4C6DB" w:sz="4"/>
-              <w:left w:val="single" w:color="B4C6DB" w:sz="4"/>
-              <w:bottom w:val="single" w:color="B4C6DB" w:sz="4"/>
-              <w:right w:val="single" w:color="B4C6DB" w:sz="4"/>
-            </w:tcBorders>
-            <w:tcMar>
-              <w:top w:type="dxa" w:w="60"/>
-              <w:left w:type="dxa" w:w="100"/>
-              <w:bottom w:type="dxa" w:w="60"/>
-              <w:right w:type="dxa" w:w="100"/>
-            </w:tcMar>
-          </w:tcPr>
-          <w:p>
-            <w:pPr>
-              <w:spacing w:after="0"/>
-            </w:pPr>
-            <w:r>
-              <w:rPr>
-                <w:sz w:val="19"/>
-                <w:szCs w:val="19"/>
-              </w:rPr>
-              <w:t xml:space="preserve">Create folder and seed default JSON (</w:t>
+            <w:tcW w:type="dxa" w:w="5680"/>
+            <w:tcBorders>
+              <w:top w:val="single" w:color="B4C6DB" w:sz="4"/>
+              <w:left w:val="single" w:color="B4C6DB" w:sz="4"/>
+              <w:bottom w:val="single" w:color="B4C6DB" w:sz="4"/>
+              <w:right w:val="single" w:color="B4C6DB" w:sz="4"/>
+            </w:tcBorders>
+            <w:tcMar>
+              <w:top w:type="dxa" w:w="60"/>
+              <w:left w:type="dxa" w:w="100"/>
+              <w:bottom w:type="dxa" w:w="60"/>
+              <w:right w:type="dxa" w:w="100"/>
+            </w:tcMar>
+          </w:tcPr>
+          <w:p>
+            <w:pPr>
+              <w:spacing w:after="0"/>
+            </w:pPr>
+            <w:r>
+              <w:rPr>
+                <w:sz w:val="19"/>
+                <w:szCs w:val="19"/>
+              </w:rPr>
+              <w:t xml:space="preserve">Create the folder and write the default JSON (</w:t>
             </w:r>
             <w:r>
               <w:rPr>
@@ -3406,7 +4144,7 @@
                 <w:sz w:val="19"/>
                 <w:szCs w:val="19"/>
               </w:rPr>
-              <w:t xml:space="preserve">, race-safe)</w:t>
+              <w:t xml:space="preserve">, safe if two instances race)</w:t>
             </w:r>
           </w:p>
         </w:tc>
@@ -3417,7 +4155,7 @@
         </w:trPr>
         <w:tc>
           <w:tcPr>
-            <w:tcW w:type="dxa" w:w="1057"/>
+            <w:tcW w:type="dxa" w:w="851"/>
             <w:tcBorders>
               <w:top w:val="single" w:color="B4C6DB" w:sz="4"/>
               <w:left w:val="single" w:color="B4C6DB" w:sz="4"/>
@@ -3446,7 +4184,7 @@
         </w:tc>
         <w:tc>
           <w:tcPr>
-            <w:tcW w:type="dxa" w:w="3947"/>
+            <w:tcW w:type="dxa" w:w="3549"/>
             <w:tcBorders>
               <w:top w:val="single" w:color="B4C6DB" w:sz="4"/>
               <w:left w:val="single" w:color="B4C6DB" w:sz="4"/>
@@ -3477,7 +4215,7 @@
         </w:tc>
         <w:tc>
           <w:tcPr>
-            <w:tcW w:type="dxa" w:w="5076"/>
+            <w:tcW w:type="dxa" w:w="5680"/>
             <w:tcBorders>
               <w:top w:val="single" w:color="B4C6DB" w:sz="4"/>
               <w:left w:val="single" w:color="B4C6DB" w:sz="4"/>
@@ -3511,115 +4249,90 @@
         </w:trPr>
         <w:tc>
           <w:tcPr>
-            <w:tcW w:type="dxa" w:w="1057"/>
-            <w:tcBorders>
-              <w:top w:val="single" w:color="B4C6DB" w:sz="4"/>
-              <w:left w:val="single" w:color="B4C6DB" w:sz="4"/>
-              <w:bottom w:val="single" w:color="B4C6DB" w:sz="4"/>
-              <w:right w:val="single" w:color="B4C6DB" w:sz="4"/>
-            </w:tcBorders>
-            <w:tcMar>
-              <w:top w:type="dxa" w:w="60"/>
-              <w:left w:type="dxa" w:w="100"/>
-              <w:bottom w:type="dxa" w:w="60"/>
-              <w:right w:type="dxa" w:w="100"/>
-            </w:tcMar>
-          </w:tcPr>
-          <w:p>
-            <w:pPr>
-              <w:spacing w:after="0"/>
-            </w:pPr>
-            <w:r>
-              <w:rPr>
-                <w:sz w:val="19"/>
-                <w:szCs w:val="19"/>
-              </w:rPr>
-              <w:t xml:space="preserve">Launching</w:t>
-            </w:r>
-          </w:p>
-        </w:tc>
-        <w:tc>
-          <w:tcPr>
-            <w:tcW w:type="dxa" w:w="3947"/>
-            <w:tcBorders>
-              <w:top w:val="single" w:color="B4C6DB" w:sz="4"/>
-              <w:left w:val="single" w:color="B4C6DB" w:sz="4"/>
-              <w:bottom w:val="single" w:color="B4C6DB" w:sz="4"/>
-              <w:right w:val="single" w:color="B4C6DB" w:sz="4"/>
-            </w:tcBorders>
-            <w:tcMar>
-              <w:top w:type="dxa" w:w="60"/>
-              <w:left w:type="dxa" w:w="100"/>
-              <w:bottom w:type="dxa" w:w="60"/>
-              <w:right w:type="dxa" w:w="100"/>
-            </w:tcMar>
-          </w:tcPr>
-          <w:p>
-            <w:pPr>
-              <w:spacing w:after="0"/>
-            </w:pPr>
-            <w:r>
-              <w:rPr>
-                <w:rFonts w:ascii="Consolas" w:cs="Consolas" w:eastAsia="Consolas" w:hAnsi="Consolas"/>
-                <w:color w:val="8B1A1A"/>
-                <w:sz w:val="18"/>
-                <w:szCs w:val="18"/>
-              </w:rPr>
-              <w:t xml:space="preserve">LaunchSomething</w:t>
-            </w:r>
-            <w:r>
-              <w:rPr>
-                <w:sz w:val="19"/>
-                <w:szCs w:val="19"/>
-              </w:rPr>
-              <w:t xml:space="preserve">, </w:t>
-            </w:r>
-            <w:r>
-              <w:rPr>
-                <w:rFonts w:ascii="Consolas" w:cs="Consolas" w:eastAsia="Consolas" w:hAnsi="Consolas"/>
-                <w:color w:val="8B1A1A"/>
-                <w:sz w:val="18"/>
-                <w:szCs w:val="18"/>
-              </w:rPr>
-              <w:t xml:space="preserve">OnItemActivated</w:t>
-            </w:r>
-          </w:p>
-        </w:tc>
-        <w:tc>
-          <w:tcPr>
-            <w:tcW w:type="dxa" w:w="5076"/>
-            <w:tcBorders>
-              <w:top w:val="single" w:color="B4C6DB" w:sz="4"/>
-              <w:left w:val="single" w:color="B4C6DB" w:sz="4"/>
-              <w:bottom w:val="single" w:color="B4C6DB" w:sz="4"/>
-              <w:right w:val="single" w:color="B4C6DB" w:sz="4"/>
-            </w:tcBorders>
-            <w:tcMar>
-              <w:top w:type="dxa" w:w="60"/>
-              <w:left w:type="dxa" w:w="100"/>
-              <w:bottom w:type="dxa" w:w="60"/>
-              <w:right w:type="dxa" w:w="100"/>
-            </w:tcMar>
-          </w:tcPr>
-          <w:p>
-            <w:pPr>
-              <w:spacing w:after="0"/>
-            </w:pPr>
-            <w:r>
-              <w:rPr>
-                <w:sz w:val="19"/>
-                <w:szCs w:val="19"/>
-              </w:rPr>
-              <w:t xml:space="preserve">URL vs. executable dispatch via </w:t>
-            </w:r>
-            <w:r>
-              <w:rPr>
-                <w:rFonts w:ascii="Consolas" w:cs="Consolas" w:eastAsia="Consolas" w:hAnsi="Consolas"/>
-                <w:color w:val="8B1A1A"/>
-                <w:sz w:val="18"/>
-                <w:szCs w:val="18"/>
-              </w:rPr>
-              <w:t xml:space="preserve">ShellExecuteW</w:t>
+            <w:tcW w:type="dxa" w:w="851"/>
+            <w:tcBorders>
+              <w:top w:val="single" w:color="B4C6DB" w:sz="4"/>
+              <w:left w:val="single" w:color="B4C6DB" w:sz="4"/>
+              <w:bottom w:val="single" w:color="B4C6DB" w:sz="4"/>
+              <w:right w:val="single" w:color="B4C6DB" w:sz="4"/>
+            </w:tcBorders>
+            <w:tcMar>
+              <w:top w:type="dxa" w:w="60"/>
+              <w:left w:type="dxa" w:w="100"/>
+              <w:bottom w:type="dxa" w:w="60"/>
+              <w:right w:type="dxa" w:w="100"/>
+            </w:tcMar>
+          </w:tcPr>
+          <w:p>
+            <w:pPr>
+              <w:spacing w:after="0"/>
+            </w:pPr>
+            <w:r>
+              <w:rPr>
+                <w:sz w:val="19"/>
+                <w:szCs w:val="19"/>
+              </w:rPr>
+              <w:t xml:space="preserve">URL detection</w:t>
+            </w:r>
+          </w:p>
+        </w:tc>
+        <w:tc>
+          <w:tcPr>
+            <w:tcW w:type="dxa" w:w="3549"/>
+            <w:tcBorders>
+              <w:top w:val="single" w:color="B4C6DB" w:sz="4"/>
+              <w:left w:val="single" w:color="B4C6DB" w:sz="4"/>
+              <w:bottom w:val="single" w:color="B4C6DB" w:sz="4"/>
+              <w:right w:val="single" w:color="B4C6DB" w:sz="4"/>
+            </w:tcBorders>
+            <w:tcMar>
+              <w:top w:type="dxa" w:w="60"/>
+              <w:left w:type="dxa" w:w="100"/>
+              <w:bottom w:type="dxa" w:w="60"/>
+              <w:right w:type="dxa" w:w="100"/>
+            </w:tcMar>
+          </w:tcPr>
+          <w:p>
+            <w:pPr>
+              <w:spacing w:after="0"/>
+            </w:pPr>
+            <w:r>
+              <w:rPr>
+                <w:rFonts w:ascii="Consolas" w:cs="Consolas" w:eastAsia="Consolas" w:hAnsi="Consolas"/>
+                <w:color w:val="8B1A1A"/>
+                <w:sz w:val="18"/>
+                <w:szCs w:val="18"/>
+              </w:rPr>
+              <w:t xml:space="preserve">StartsWithUrlScheme</w:t>
+            </w:r>
+          </w:p>
+        </w:tc>
+        <w:tc>
+          <w:tcPr>
+            <w:tcW w:type="dxa" w:w="5680"/>
+            <w:tcBorders>
+              <w:top w:val="single" w:color="B4C6DB" w:sz="4"/>
+              <w:left w:val="single" w:color="B4C6DB" w:sz="4"/>
+              <w:bottom w:val="single" w:color="B4C6DB" w:sz="4"/>
+              <w:right w:val="single" w:color="B4C6DB" w:sz="4"/>
+            </w:tcBorders>
+            <w:tcMar>
+              <w:top w:type="dxa" w:w="60"/>
+              <w:left w:type="dxa" w:w="100"/>
+              <w:bottom w:type="dxa" w:w="60"/>
+              <w:right w:type="dxa" w:w="100"/>
+            </w:tcMar>
+          </w:tcPr>
+          <w:p>
+            <w:pPr>
+              <w:spacing w:after="0"/>
+            </w:pPr>
+            <w:r>
+              <w:rPr>
+                <w:sz w:val="19"/>
+                <w:szCs w:val="19"/>
+              </w:rPr>
+              <w:t xml:space="preserve">Generic RFC 3986 scheme check (ignores drive letters)</w:t>
             </w:r>
           </w:p>
         </w:tc>
@@ -3630,99 +4343,163 @@
         </w:trPr>
         <w:tc>
           <w:tcPr>
-            <w:tcW w:type="dxa" w:w="1057"/>
-            <w:tcBorders>
-              <w:top w:val="single" w:color="B4C6DB" w:sz="4"/>
-              <w:left w:val="single" w:color="B4C6DB" w:sz="4"/>
-              <w:bottom w:val="single" w:color="B4C6DB" w:sz="4"/>
-              <w:right w:val="single" w:color="B4C6DB" w:sz="4"/>
-            </w:tcBorders>
-            <w:tcMar>
-              <w:top w:type="dxa" w:w="60"/>
-              <w:left w:type="dxa" w:w="100"/>
-              <w:bottom w:type="dxa" w:w="60"/>
-              <w:right w:type="dxa" w:w="100"/>
-            </w:tcMar>
-          </w:tcPr>
-          <w:p>
-            <w:pPr>
-              <w:spacing w:after="0"/>
-            </w:pPr>
-            <w:r>
-              <w:rPr>
-                <w:sz w:val="19"/>
-                <w:szCs w:val="19"/>
-              </w:rPr>
-              <w:t xml:space="preserve">Run dialog</w:t>
-            </w:r>
-          </w:p>
-        </w:tc>
-        <w:tc>
-          <w:tcPr>
-            <w:tcW w:type="dxa" w:w="3947"/>
-            <w:tcBorders>
-              <w:top w:val="single" w:color="B4C6DB" w:sz="4"/>
-              <w:left w:val="single" w:color="B4C6DB" w:sz="4"/>
-              <w:bottom w:val="single" w:color="B4C6DB" w:sz="4"/>
-              <w:right w:val="single" w:color="B4C6DB" w:sz="4"/>
-            </w:tcBorders>
-            <w:tcMar>
-              <w:top w:type="dxa" w:w="60"/>
-              <w:left w:type="dxa" w:w="100"/>
-              <w:bottom w:type="dxa" w:w="60"/>
-              <w:right w:type="dxa" w:w="100"/>
-            </w:tcMar>
-          </w:tcPr>
-          <w:p>
-            <w:pPr>
-              <w:spacing w:after="0"/>
-            </w:pPr>
-            <w:r>
-              <w:rPr>
-                <w:rFonts w:ascii="Consolas" w:cs="Consolas" w:eastAsia="Consolas" w:hAnsi="Consolas"/>
-                <w:color w:val="8B1A1A"/>
-                <w:sz w:val="18"/>
-                <w:szCs w:val="18"/>
-              </w:rPr>
-              <w:t xml:space="preserve">ShowRunDialog</w:t>
-            </w:r>
-          </w:p>
-        </w:tc>
-        <w:tc>
-          <w:tcPr>
-            <w:tcW w:type="dxa" w:w="5076"/>
-            <w:tcBorders>
-              <w:top w:val="single" w:color="B4C6DB" w:sz="4"/>
-              <w:left w:val="single" w:color="B4C6DB" w:sz="4"/>
-              <w:bottom w:val="single" w:color="B4C6DB" w:sz="4"/>
-              <w:right w:val="single" w:color="B4C6DB" w:sz="4"/>
-            </w:tcBorders>
-            <w:tcMar>
-              <w:top w:type="dxa" w:w="60"/>
-              <w:left w:type="dxa" w:w="100"/>
-              <w:bottom w:type="dxa" w:w="60"/>
-              <w:right w:type="dxa" w:w="100"/>
-            </w:tcMar>
-          </w:tcPr>
-          <w:p>
-            <w:pPr>
-              <w:spacing w:after="0"/>
-            </w:pPr>
-            <w:r>
-              <w:rPr>
-                <w:rFonts w:ascii="Consolas" w:cs="Consolas" w:eastAsia="Consolas" w:hAnsi="Consolas"/>
-                <w:color w:val="8B1A1A"/>
-                <w:sz w:val="18"/>
-                <w:szCs w:val="18"/>
-              </w:rPr>
-              <w:t xml:space="preserve">IShellDispatch::FileRun()</w:t>
-            </w:r>
-            <w:r>
-              <w:rPr>
-                <w:sz w:val="19"/>
-                <w:szCs w:val="19"/>
-              </w:rPr>
-              <w:t xml:space="preserve"> via COM</w:t>
+            <w:tcW w:type="dxa" w:w="851"/>
+            <w:tcBorders>
+              <w:top w:val="single" w:color="B4C6DB" w:sz="4"/>
+              <w:left w:val="single" w:color="B4C6DB" w:sz="4"/>
+              <w:bottom w:val="single" w:color="B4C6DB" w:sz="4"/>
+              <w:right w:val="single" w:color="B4C6DB" w:sz="4"/>
+            </w:tcBorders>
+            <w:tcMar>
+              <w:top w:type="dxa" w:w="60"/>
+              <w:left w:type="dxa" w:w="100"/>
+              <w:bottom w:type="dxa" w:w="60"/>
+              <w:right w:type="dxa" w:w="100"/>
+            </w:tcMar>
+          </w:tcPr>
+          <w:p>
+            <w:pPr>
+              <w:spacing w:after="0"/>
+            </w:pPr>
+            <w:r>
+              <w:rPr>
+                <w:sz w:val="19"/>
+                <w:szCs w:val="19"/>
+              </w:rPr>
+              <w:t xml:space="preserve">Launching</w:t>
+            </w:r>
+          </w:p>
+        </w:tc>
+        <w:tc>
+          <w:tcPr>
+            <w:tcW w:type="dxa" w:w="3549"/>
+            <w:tcBorders>
+              <w:top w:val="single" w:color="B4C6DB" w:sz="4"/>
+              <w:left w:val="single" w:color="B4C6DB" w:sz="4"/>
+              <w:bottom w:val="single" w:color="B4C6DB" w:sz="4"/>
+              <w:right w:val="single" w:color="B4C6DB" w:sz="4"/>
+            </w:tcBorders>
+            <w:tcMar>
+              <w:top w:type="dxa" w:w="60"/>
+              <w:left w:type="dxa" w:w="100"/>
+              <w:bottom w:type="dxa" w:w="60"/>
+              <w:right w:type="dxa" w:w="100"/>
+            </w:tcMar>
+          </w:tcPr>
+          <w:p>
+            <w:pPr>
+              <w:spacing w:after="0"/>
+            </w:pPr>
+            <w:r>
+              <w:rPr>
+                <w:rFonts w:ascii="Consolas" w:cs="Consolas" w:eastAsia="Consolas" w:hAnsi="Consolas"/>
+                <w:color w:val="8B1A1A"/>
+                <w:sz w:val="18"/>
+                <w:szCs w:val="18"/>
+              </w:rPr>
+              <w:t xml:space="preserve">ShellOpen</w:t>
+            </w:r>
+            <w:r>
+              <w:rPr>
+                <w:sz w:val="19"/>
+                <w:szCs w:val="19"/>
+              </w:rPr>
+              <w:t xml:space="preserve">, </w:t>
+            </w:r>
+            <w:r>
+              <w:rPr>
+                <w:rFonts w:ascii="Consolas" w:cs="Consolas" w:eastAsia="Consolas" w:hAnsi="Consolas"/>
+                <w:color w:val="8B1A1A"/>
+                <w:sz w:val="18"/>
+                <w:szCs w:val="18"/>
+              </w:rPr>
+              <w:t xml:space="preserve">LaunchSomething</w:t>
+            </w:r>
+            <w:r>
+              <w:rPr>
+                <w:sz w:val="19"/>
+                <w:szCs w:val="19"/>
+              </w:rPr>
+              <w:t xml:space="preserve">, </w:t>
+            </w:r>
+            <w:r>
+              <w:rPr>
+                <w:rFonts w:ascii="Consolas" w:cs="Consolas" w:eastAsia="Consolas" w:hAnsi="Consolas"/>
+                <w:color w:val="8B1A1A"/>
+                <w:sz w:val="18"/>
+                <w:szCs w:val="18"/>
+              </w:rPr>
+              <w:t xml:space="preserve">ReportLaunchFailure</w:t>
+            </w:r>
+            <w:r>
+              <w:rPr>
+                <w:sz w:val="19"/>
+                <w:szCs w:val="19"/>
+              </w:rPr>
+              <w:t xml:space="preserve">, </w:t>
+            </w:r>
+            <w:r>
+              <w:rPr>
+                <w:rFonts w:ascii="Consolas" w:cs="Consolas" w:eastAsia="Consolas" w:hAnsi="Consolas"/>
+                <w:color w:val="8B1A1A"/>
+                <w:sz w:val="18"/>
+                <w:szCs w:val="18"/>
+              </w:rPr>
+              <w:t xml:space="preserve">GetErrorText</w:t>
+            </w:r>
+          </w:p>
+        </w:tc>
+        <w:tc>
+          <w:tcPr>
+            <w:tcW w:type="dxa" w:w="5680"/>
+            <w:tcBorders>
+              <w:top w:val="single" w:color="B4C6DB" w:sz="4"/>
+              <w:left w:val="single" w:color="B4C6DB" w:sz="4"/>
+              <w:bottom w:val="single" w:color="B4C6DB" w:sz="4"/>
+              <w:right w:val="single" w:color="B4C6DB" w:sz="4"/>
+            </w:tcBorders>
+            <w:tcMar>
+              <w:top w:type="dxa" w:w="60"/>
+              <w:left w:type="dxa" w:w="100"/>
+              <w:bottom w:type="dxa" w:w="60"/>
+              <w:right w:type="dxa" w:w="100"/>
+            </w:tcMar>
+          </w:tcPr>
+          <w:p>
+            <w:pPr>
+              <w:spacing w:after="0"/>
+            </w:pPr>
+            <w:r>
+              <w:rPr>
+                <w:rFonts w:ascii="Consolas" w:cs="Consolas" w:eastAsia="Consolas" w:hAnsi="Consolas"/>
+                <w:color w:val="8B1A1A"/>
+                <w:sz w:val="18"/>
+                <w:szCs w:val="18"/>
+              </w:rPr>
+              <w:t xml:space="preserve">ShellExecuteExW</w:t>
+            </w:r>
+            <w:r>
+              <w:rPr>
+                <w:sz w:val="19"/>
+                <w:szCs w:val="19"/>
+              </w:rPr>
+              <w:t xml:space="preserve"> with </w:t>
+            </w:r>
+            <w:r>
+              <w:rPr>
+                <w:rFonts w:ascii="Consolas" w:cs="Consolas" w:eastAsia="Consolas" w:hAnsi="Consolas"/>
+                <w:color w:val="8B1A1A"/>
+                <w:sz w:val="18"/>
+                <w:szCs w:val="18"/>
+              </w:rPr>
+              <w:t xml:space="preserve">SEE_MASK_FLAG_NO_UI</w:t>
+            </w:r>
+            <w:r>
+              <w:rPr>
+                <w:sz w:val="19"/>
+                <w:szCs w:val="19"/>
+              </w:rPr>
+              <w:t xml:space="preserve">; clear error messages</w:t>
             </w:r>
           </w:p>
         </w:tc>
@@ -3733,106 +4510,99 @@
         </w:trPr>
         <w:tc>
           <w:tcPr>
-            <w:tcW w:type="dxa" w:w="1057"/>
-            <w:tcBorders>
-              <w:top w:val="single" w:color="B4C6DB" w:sz="4"/>
-              <w:left w:val="single" w:color="B4C6DB" w:sz="4"/>
-              <w:bottom w:val="single" w:color="B4C6DB" w:sz="4"/>
-              <w:right w:val="single" w:color="B4C6DB" w:sz="4"/>
-            </w:tcBorders>
-            <w:tcMar>
-              <w:top w:type="dxa" w:w="60"/>
-              <w:left w:type="dxa" w:w="100"/>
-              <w:bottom w:type="dxa" w:w="60"/>
-              <w:right w:type="dxa" w:w="100"/>
-            </w:tcMar>
-          </w:tcPr>
-          <w:p>
-            <w:pPr>
-              <w:spacing w:after="0"/>
-            </w:pPr>
-            <w:r>
-              <w:rPr>
-                <w:sz w:val="19"/>
-                <w:szCs w:val="19"/>
-              </w:rPr>
-              <w:t xml:space="preserve">Sorting</w:t>
-            </w:r>
-          </w:p>
-        </w:tc>
-        <w:tc>
-          <w:tcPr>
-            <w:tcW w:type="dxa" w:w="3947"/>
-            <w:tcBorders>
-              <w:top w:val="single" w:color="B4C6DB" w:sz="4"/>
-              <w:left w:val="single" w:color="B4C6DB" w:sz="4"/>
-              <w:bottom w:val="single" w:color="B4C6DB" w:sz="4"/>
-              <w:right w:val="single" w:color="B4C6DB" w:sz="4"/>
-            </w:tcBorders>
-            <w:tcMar>
-              <w:top w:type="dxa" w:w="60"/>
-              <w:left w:type="dxa" w:w="100"/>
-              <w:bottom w:type="dxa" w:w="60"/>
-              <w:right w:type="dxa" w:w="100"/>
-            </w:tcMar>
-          </w:tcPr>
-          <w:p>
-            <w:pPr>
-              <w:spacing w:after="0"/>
-            </w:pPr>
-            <w:r>
-              <w:rPr>
-                <w:rFonts w:ascii="Consolas" w:cs="Consolas" w:eastAsia="Consolas" w:hAnsi="Consolas"/>
-                <w:color w:val="8B1A1A"/>
-                <w:sz w:val="18"/>
-                <w:szCs w:val="18"/>
-              </w:rPr>
-              <w:t xml:space="preserve">SortDevices</w:t>
-            </w:r>
-            <w:r>
-              <w:rPr>
-                <w:sz w:val="19"/>
-                <w:szCs w:val="19"/>
-              </w:rPr>
-              <w:t xml:space="preserve">, </w:t>
-            </w:r>
-            <w:r>
-              <w:rPr>
-                <w:rFonts w:ascii="Consolas" w:cs="Consolas" w:eastAsia="Consolas" w:hAnsi="Consolas"/>
-                <w:color w:val="8B1A1A"/>
-                <w:sz w:val="18"/>
-                <w:szCs w:val="18"/>
-              </w:rPr>
-              <w:t xml:space="preserve">UpdateHeaderSortArrow</w:t>
-            </w:r>
-          </w:p>
-        </w:tc>
-        <w:tc>
-          <w:tcPr>
-            <w:tcW w:type="dxa" w:w="5076"/>
-            <w:tcBorders>
-              <w:top w:val="single" w:color="B4C6DB" w:sz="4"/>
-              <w:left w:val="single" w:color="B4C6DB" w:sz="4"/>
-              <w:bottom w:val="single" w:color="B4C6DB" w:sz="4"/>
-              <w:right w:val="single" w:color="B4C6DB" w:sz="4"/>
-            </w:tcBorders>
-            <w:tcMar>
-              <w:top w:type="dxa" w:w="60"/>
-              <w:left w:type="dxa" w:w="100"/>
-              <w:bottom w:type="dxa" w:w="60"/>
-              <w:right w:type="dxa" w:w="100"/>
-            </w:tcMar>
-          </w:tcPr>
-          <w:p>
-            <w:pPr>
-              <w:spacing w:after="0"/>
-            </w:pPr>
-            <w:r>
-              <w:rPr>
-                <w:sz w:val="19"/>
-                <w:szCs w:val="19"/>
-              </w:rPr>
-              <w:t xml:space="preserve">Column sort with direction toggle and header arrow</w:t>
+            <w:tcW w:type="dxa" w:w="851"/>
+            <w:tcBorders>
+              <w:top w:val="single" w:color="B4C6DB" w:sz="4"/>
+              <w:left w:val="single" w:color="B4C6DB" w:sz="4"/>
+              <w:bottom w:val="single" w:color="B4C6DB" w:sz="4"/>
+              <w:right w:val="single" w:color="B4C6DB" w:sz="4"/>
+            </w:tcBorders>
+            <w:tcMar>
+              <w:top w:type="dxa" w:w="60"/>
+              <w:left w:type="dxa" w:w="100"/>
+              <w:bottom w:type="dxa" w:w="60"/>
+              <w:right w:type="dxa" w:w="100"/>
+            </w:tcMar>
+          </w:tcPr>
+          <w:p>
+            <w:pPr>
+              <w:spacing w:after="0"/>
+            </w:pPr>
+            <w:r>
+              <w:rPr>
+                <w:sz w:val="19"/>
+                <w:szCs w:val="19"/>
+              </w:rPr>
+              <w:t xml:space="preserve">Run dialog</w:t>
+            </w:r>
+          </w:p>
+        </w:tc>
+        <w:tc>
+          <w:tcPr>
+            <w:tcW w:type="dxa" w:w="3549"/>
+            <w:tcBorders>
+              <w:top w:val="single" w:color="B4C6DB" w:sz="4"/>
+              <w:left w:val="single" w:color="B4C6DB" w:sz="4"/>
+              <w:bottom w:val="single" w:color="B4C6DB" w:sz="4"/>
+              <w:right w:val="single" w:color="B4C6DB" w:sz="4"/>
+            </w:tcBorders>
+            <w:tcMar>
+              <w:top w:type="dxa" w:w="60"/>
+              <w:left w:type="dxa" w:w="100"/>
+              <w:bottom w:type="dxa" w:w="60"/>
+              <w:right w:type="dxa" w:w="100"/>
+            </w:tcMar>
+          </w:tcPr>
+          <w:p>
+            <w:pPr>
+              <w:spacing w:after="0"/>
+            </w:pPr>
+            <w:r>
+              <w:rPr>
+                <w:rFonts w:ascii="Consolas" w:cs="Consolas" w:eastAsia="Consolas" w:hAnsi="Consolas"/>
+                <w:color w:val="8B1A1A"/>
+                <w:sz w:val="18"/>
+                <w:szCs w:val="18"/>
+              </w:rPr>
+              <w:t xml:space="preserve">ShowRunDialog</w:t>
+            </w:r>
+          </w:p>
+        </w:tc>
+        <w:tc>
+          <w:tcPr>
+            <w:tcW w:type="dxa" w:w="5680"/>
+            <w:tcBorders>
+              <w:top w:val="single" w:color="B4C6DB" w:sz="4"/>
+              <w:left w:val="single" w:color="B4C6DB" w:sz="4"/>
+              <w:bottom w:val="single" w:color="B4C6DB" w:sz="4"/>
+              <w:right w:val="single" w:color="B4C6DB" w:sz="4"/>
+            </w:tcBorders>
+            <w:tcMar>
+              <w:top w:type="dxa" w:w="60"/>
+              <w:left w:type="dxa" w:w="100"/>
+              <w:bottom w:type="dxa" w:w="60"/>
+              <w:right w:type="dxa" w:w="100"/>
+            </w:tcMar>
+          </w:tcPr>
+          <w:p>
+            <w:pPr>
+              <w:spacing w:after="0"/>
+            </w:pPr>
+            <w:r>
+              <w:rPr>
+                <w:rFonts w:ascii="Consolas" w:cs="Consolas" w:eastAsia="Consolas" w:hAnsi="Consolas"/>
+                <w:color w:val="8B1A1A"/>
+                <w:sz w:val="18"/>
+                <w:szCs w:val="18"/>
+              </w:rPr>
+              <w:t xml:space="preserve">IShellDispatch::FileRun()</w:t>
+            </w:r>
+            <w:r>
+              <w:rPr>
+                <w:sz w:val="19"/>
+                <w:szCs w:val="19"/>
+              </w:rPr>
+              <w:t xml:space="preserve"> via COM</w:t>
             </w:r>
           </w:p>
         </w:tc>
@@ -3843,122 +4613,90 @@
         </w:trPr>
         <w:tc>
           <w:tcPr>
-            <w:tcW w:type="dxa" w:w="1057"/>
-            <w:tcBorders>
-              <w:top w:val="single" w:color="B4C6DB" w:sz="4"/>
-              <w:left w:val="single" w:color="B4C6DB" w:sz="4"/>
-              <w:bottom w:val="single" w:color="B4C6DB" w:sz="4"/>
-              <w:right w:val="single" w:color="B4C6DB" w:sz="4"/>
-            </w:tcBorders>
-            <w:tcMar>
-              <w:top w:type="dxa" w:w="60"/>
-              <w:left w:type="dxa" w:w="100"/>
-              <w:bottom w:type="dxa" w:w="60"/>
-              <w:right w:type="dxa" w:w="100"/>
-            </w:tcMar>
-          </w:tcPr>
-          <w:p>
-            <w:pPr>
-              <w:spacing w:after="0"/>
-            </w:pPr>
-            <w:r>
-              <w:rPr>
-                <w:sz w:val="19"/>
-                <w:szCs w:val="19"/>
-              </w:rPr>
-              <w:t xml:space="preserve">UI</w:t>
-            </w:r>
-          </w:p>
-        </w:tc>
-        <w:tc>
-          <w:tcPr>
-            <w:tcW w:type="dxa" w:w="3947"/>
-            <w:tcBorders>
-              <w:top w:val="single" w:color="B4C6DB" w:sz="4"/>
-              <w:left w:val="single" w:color="B4C6DB" w:sz="4"/>
-              <w:bottom w:val="single" w:color="B4C6DB" w:sz="4"/>
-              <w:right w:val="single" w:color="B4C6DB" w:sz="4"/>
-            </w:tcBorders>
-            <w:tcMar>
-              <w:top w:type="dxa" w:w="60"/>
-              <w:left w:type="dxa" w:w="100"/>
-              <w:bottom w:type="dxa" w:w="60"/>
-              <w:right w:type="dxa" w:w="100"/>
-            </w:tcMar>
-          </w:tcPr>
-          <w:p>
-            <w:pPr>
-              <w:spacing w:after="0"/>
-            </w:pPr>
-            <w:r>
-              <w:rPr>
-                <w:rFonts w:ascii="Consolas" w:cs="Consolas" w:eastAsia="Consolas" w:hAnsi="Consolas"/>
-                <w:color w:val="8B1A1A"/>
-                <w:sz w:val="18"/>
-                <w:szCs w:val="18"/>
-              </w:rPr>
-              <w:t xml:space="preserve">PopulateListView</w:t>
-            </w:r>
-            <w:r>
-              <w:rPr>
-                <w:sz w:val="19"/>
-                <w:szCs w:val="19"/>
-              </w:rPr>
-              <w:t xml:space="preserve">, </w:t>
-            </w:r>
-            <w:r>
-              <w:rPr>
-                <w:rFonts w:ascii="Consolas" w:cs="Consolas" w:eastAsia="Consolas" w:hAnsi="Consolas"/>
-                <w:color w:val="8B1A1A"/>
-                <w:sz w:val="18"/>
-                <w:szCs w:val="18"/>
-              </w:rPr>
-              <w:t xml:space="preserve">ReloadAllData</w:t>
-            </w:r>
-            <w:r>
-              <w:rPr>
-                <w:sz w:val="19"/>
-                <w:szCs w:val="19"/>
-              </w:rPr>
-              <w:t xml:space="preserve">, </w:t>
-            </w:r>
-            <w:r>
-              <w:rPr>
-                <w:rFonts w:ascii="Consolas" w:cs="Consolas" w:eastAsia="Consolas" w:hAnsi="Consolas"/>
-                <w:color w:val="8B1A1A"/>
-                <w:sz w:val="18"/>
-                <w:szCs w:val="18"/>
-              </w:rPr>
-              <w:t xml:space="preserve">WndProc</w:t>
-            </w:r>
-          </w:p>
-        </w:tc>
-        <w:tc>
-          <w:tcPr>
-            <w:tcW w:type="dxa" w:w="5076"/>
-            <w:tcBorders>
-              <w:top w:val="single" w:color="B4C6DB" w:sz="4"/>
-              <w:left w:val="single" w:color="B4C6DB" w:sz="4"/>
-              <w:bottom w:val="single" w:color="B4C6DB" w:sz="4"/>
-              <w:right w:val="single" w:color="B4C6DB" w:sz="4"/>
-            </w:tcBorders>
-            <w:tcMar>
-              <w:top w:type="dxa" w:w="60"/>
-              <w:left w:type="dxa" w:w="100"/>
-              <w:bottom w:type="dxa" w:w="60"/>
-              <w:right w:type="dxa" w:w="100"/>
-            </w:tcMar>
-          </w:tcPr>
-          <w:p>
-            <w:pPr>
-              <w:spacing w:after="0"/>
-            </w:pPr>
-            <w:r>
-              <w:rPr>
-                <w:sz w:val="19"/>
-                <w:szCs w:val="19"/>
-              </w:rPr>
-              <w:t xml:space="preserve">List view, layout, commands, notifications, focus reload</w:t>
+            <w:tcW w:type="dxa" w:w="851"/>
+            <w:tcBorders>
+              <w:top w:val="single" w:color="B4C6DB" w:sz="4"/>
+              <w:left w:val="single" w:color="B4C6DB" w:sz="4"/>
+              <w:bottom w:val="single" w:color="B4C6DB" w:sz="4"/>
+              <w:right w:val="single" w:color="B4C6DB" w:sz="4"/>
+            </w:tcBorders>
+            <w:tcMar>
+              <w:top w:type="dxa" w:w="60"/>
+              <w:left w:type="dxa" w:w="100"/>
+              <w:bottom w:type="dxa" w:w="60"/>
+              <w:right w:type="dxa" w:w="100"/>
+            </w:tcMar>
+          </w:tcPr>
+          <w:p>
+            <w:pPr>
+              <w:spacing w:after="0"/>
+            </w:pPr>
+            <w:r>
+              <w:rPr>
+                <w:sz w:val="19"/>
+                <w:szCs w:val="19"/>
+              </w:rPr>
+              <w:t xml:space="preserve">DPI helpers</w:t>
+            </w:r>
+          </w:p>
+        </w:tc>
+        <w:tc>
+          <w:tcPr>
+            <w:tcW w:type="dxa" w:w="3549"/>
+            <w:tcBorders>
+              <w:top w:val="single" w:color="B4C6DB" w:sz="4"/>
+              <w:left w:val="single" w:color="B4C6DB" w:sz="4"/>
+              <w:bottom w:val="single" w:color="B4C6DB" w:sz="4"/>
+              <w:right w:val="single" w:color="B4C6DB" w:sz="4"/>
+            </w:tcBorders>
+            <w:tcMar>
+              <w:top w:type="dxa" w:w="60"/>
+              <w:left w:type="dxa" w:w="100"/>
+              <w:bottom w:type="dxa" w:w="60"/>
+              <w:right w:type="dxa" w:w="100"/>
+            </w:tcMar>
+          </w:tcPr>
+          <w:p>
+            <w:pPr>
+              <w:spacing w:after="0"/>
+            </w:pPr>
+            <w:r>
+              <w:rPr>
+                <w:rFonts w:ascii="Consolas" w:cs="Consolas" w:eastAsia="Consolas" w:hAnsi="Consolas"/>
+                <w:color w:val="8B1A1A"/>
+                <w:sz w:val="18"/>
+                <w:szCs w:val="18"/>
+              </w:rPr>
+              <w:t xml:space="preserve">namespace Dpi</w:t>
+            </w:r>
+          </w:p>
+        </w:tc>
+        <w:tc>
+          <w:tcPr>
+            <w:tcW w:type="dxa" w:w="5680"/>
+            <w:tcBorders>
+              <w:top w:val="single" w:color="B4C6DB" w:sz="4"/>
+              <w:left w:val="single" w:color="B4C6DB" w:sz="4"/>
+              <w:bottom w:val="single" w:color="B4C6DB" w:sz="4"/>
+              <w:right w:val="single" w:color="B4C6DB" w:sz="4"/>
+            </w:tcBorders>
+            <w:tcMar>
+              <w:top w:type="dxa" w:w="60"/>
+              <w:left w:type="dxa" w:w="100"/>
+              <w:bottom w:type="dxa" w:w="60"/>
+              <w:right w:type="dxa" w:w="100"/>
+            </w:tcMar>
+          </w:tcPr>
+          <w:p>
+            <w:pPr>
+              <w:spacing w:after="0"/>
+            </w:pPr>
+            <w:r>
+              <w:rPr>
+                <w:sz w:val="19"/>
+                <w:szCs w:val="19"/>
+              </w:rPr>
+              <w:t xml:space="preserve">Enable awareness, get DPI per window, scale values, create the UI font, adjust window rect (newer APIs loaded dynamically)</w:t>
             </w:r>
           </w:p>
         </w:tc>
@@ -3969,7 +4707,621 @@
         </w:trPr>
         <w:tc>
           <w:tcPr>
-            <w:tcW w:type="dxa" w:w="1057"/>
+            <w:tcW w:type="dxa" w:w="851"/>
+            <w:tcBorders>
+              <w:top w:val="single" w:color="B4C6DB" w:sz="4"/>
+              <w:left w:val="single" w:color="B4C6DB" w:sz="4"/>
+              <w:bottom w:val="single" w:color="B4C6DB" w:sz="4"/>
+              <w:right w:val="single" w:color="B4C6DB" w:sz="4"/>
+            </w:tcBorders>
+            <w:tcMar>
+              <w:top w:type="dxa" w:w="60"/>
+              <w:left w:type="dxa" w:w="100"/>
+              <w:bottom w:type="dxa" w:w="60"/>
+              <w:right w:type="dxa" w:w="100"/>
+            </w:tcMar>
+          </w:tcPr>
+          <w:p>
+            <w:pPr>
+              <w:spacing w:after="0"/>
+            </w:pPr>
+            <w:r>
+              <w:rPr>
+                <w:sz w:val="19"/>
+                <w:szCs w:val="19"/>
+              </w:rPr>
+              <w:t xml:space="preserve">Sorting</w:t>
+            </w:r>
+          </w:p>
+        </w:tc>
+        <w:tc>
+          <w:tcPr>
+            <w:tcW w:type="dxa" w:w="3549"/>
+            <w:tcBorders>
+              <w:top w:val="single" w:color="B4C6DB" w:sz="4"/>
+              <w:left w:val="single" w:color="B4C6DB" w:sz="4"/>
+              <w:bottom w:val="single" w:color="B4C6DB" w:sz="4"/>
+              <w:right w:val="single" w:color="B4C6DB" w:sz="4"/>
+            </w:tcBorders>
+            <w:tcMar>
+              <w:top w:type="dxa" w:w="60"/>
+              <w:left w:type="dxa" w:w="100"/>
+              <w:bottom w:type="dxa" w:w="60"/>
+              <w:right w:type="dxa" w:w="100"/>
+            </w:tcMar>
+          </w:tcPr>
+          <w:p>
+            <w:pPr>
+              <w:spacing w:after="0"/>
+            </w:pPr>
+            <w:r>
+              <w:rPr>
+                <w:rFonts w:ascii="Consolas" w:cs="Consolas" w:eastAsia="Consolas" w:hAnsi="Consolas"/>
+                <w:color w:val="8B1A1A"/>
+                <w:sz w:val="18"/>
+                <w:szCs w:val="18"/>
+              </w:rPr>
+              <w:t xml:space="preserve">ApplyCurrentSort</w:t>
+            </w:r>
+            <w:r>
+              <w:rPr>
+                <w:sz w:val="19"/>
+                <w:szCs w:val="19"/>
+              </w:rPr>
+              <w:t xml:space="preserve">, </w:t>
+            </w:r>
+            <w:r>
+              <w:rPr>
+                <w:rFonts w:ascii="Consolas" w:cs="Consolas" w:eastAsia="Consolas" w:hAnsi="Consolas"/>
+                <w:color w:val="8B1A1A"/>
+                <w:sz w:val="18"/>
+                <w:szCs w:val="18"/>
+              </w:rPr>
+              <w:t xml:space="preserve">ToggleSortColumn</w:t>
+            </w:r>
+            <w:r>
+              <w:rPr>
+                <w:sz w:val="19"/>
+                <w:szCs w:val="19"/>
+              </w:rPr>
+              <w:t xml:space="preserve">, </w:t>
+            </w:r>
+            <w:r>
+              <w:rPr>
+                <w:rFonts w:ascii="Consolas" w:cs="Consolas" w:eastAsia="Consolas" w:hAnsi="Consolas"/>
+                <w:color w:val="8B1A1A"/>
+                <w:sz w:val="18"/>
+                <w:szCs w:val="18"/>
+              </w:rPr>
+              <w:t xml:space="preserve">UpdateHeaderSortArrow</w:t>
+            </w:r>
+          </w:p>
+        </w:tc>
+        <w:tc>
+          <w:tcPr>
+            <w:tcW w:type="dxa" w:w="5680"/>
+            <w:tcBorders>
+              <w:top w:val="single" w:color="B4C6DB" w:sz="4"/>
+              <w:left w:val="single" w:color="B4C6DB" w:sz="4"/>
+              <w:bottom w:val="single" w:color="B4C6DB" w:sz="4"/>
+              <w:right w:val="single" w:color="B4C6DB" w:sz="4"/>
+            </w:tcBorders>
+            <w:tcMar>
+              <w:top w:type="dxa" w:w="60"/>
+              <w:left w:type="dxa" w:w="100"/>
+              <w:bottom w:type="dxa" w:w="60"/>
+              <w:right w:type="dxa" w:w="100"/>
+            </w:tcMar>
+          </w:tcPr>
+          <w:p>
+            <w:pPr>
+              <w:spacing w:after="0"/>
+            </w:pPr>
+            <w:r>
+              <w:rPr>
+                <w:sz w:val="19"/>
+                <w:szCs w:val="19"/>
+              </w:rPr>
+              <w:t xml:space="preserve">Stable sort that is re-applied after every reload</w:t>
+            </w:r>
+          </w:p>
+        </w:tc>
+      </w:tr>
+      <w:tr>
+        <w:trPr>
+          <w:cantSplit/>
+        </w:trPr>
+        <w:tc>
+          <w:tcPr>
+            <w:tcW w:type="dxa" w:w="851"/>
+            <w:tcBorders>
+              <w:top w:val="single" w:color="B4C6DB" w:sz="4"/>
+              <w:left w:val="single" w:color="B4C6DB" w:sz="4"/>
+              <w:bottom w:val="single" w:color="B4C6DB" w:sz="4"/>
+              <w:right w:val="single" w:color="B4C6DB" w:sz="4"/>
+            </w:tcBorders>
+            <w:tcMar>
+              <w:top w:type="dxa" w:w="60"/>
+              <w:left w:type="dxa" w:w="100"/>
+              <w:bottom w:type="dxa" w:w="60"/>
+              <w:right w:type="dxa" w:w="100"/>
+            </w:tcMar>
+          </w:tcPr>
+          <w:p>
+            <w:pPr>
+              <w:spacing w:after="0"/>
+            </w:pPr>
+            <w:r>
+              <w:rPr>
+                <w:sz w:val="19"/>
+                <w:szCs w:val="19"/>
+              </w:rPr>
+              <w:t xml:space="preserve">Change detection</w:t>
+            </w:r>
+          </w:p>
+        </w:tc>
+        <w:tc>
+          <w:tcPr>
+            <w:tcW w:type="dxa" w:w="3549"/>
+            <w:tcBorders>
+              <w:top w:val="single" w:color="B4C6DB" w:sz="4"/>
+              <w:left w:val="single" w:color="B4C6DB" w:sz="4"/>
+              <w:bottom w:val="single" w:color="B4C6DB" w:sz="4"/>
+              <w:right w:val="single" w:color="B4C6DB" w:sz="4"/>
+            </w:tcBorders>
+            <w:tcMar>
+              <w:top w:type="dxa" w:w="60"/>
+              <w:left w:type="dxa" w:w="100"/>
+              <w:bottom w:type="dxa" w:w="60"/>
+              <w:right w:type="dxa" w:w="100"/>
+            </w:tcMar>
+          </w:tcPr>
+          <w:p>
+            <w:pPr>
+              <w:spacing w:after="0"/>
+            </w:pPr>
+            <w:r>
+              <w:rPr>
+                <w:rFonts w:ascii="Consolas" w:cs="Consolas" w:eastAsia="Consolas" w:hAnsi="Consolas"/>
+                <w:color w:val="8B1A1A"/>
+                <w:sz w:val="18"/>
+                <w:szCs w:val="18"/>
+              </w:rPr>
+              <w:t xml:space="preserve">FileStamp</w:t>
+            </w:r>
+            <w:r>
+              <w:rPr>
+                <w:sz w:val="19"/>
+                <w:szCs w:val="19"/>
+              </w:rPr>
+              <w:t xml:space="preserve">, </w:t>
+            </w:r>
+            <w:r>
+              <w:rPr>
+                <w:rFonts w:ascii="Consolas" w:cs="Consolas" w:eastAsia="Consolas" w:hAnsi="Consolas"/>
+                <w:color w:val="8B1A1A"/>
+                <w:sz w:val="18"/>
+                <w:szCs w:val="18"/>
+              </w:rPr>
+              <w:t xml:space="preserve">GetFileStamp</w:t>
+            </w:r>
+            <w:r>
+              <w:rPr>
+                <w:sz w:val="19"/>
+                <w:szCs w:val="19"/>
+              </w:rPr>
+              <w:t xml:space="preserve">, </w:t>
+            </w:r>
+            <w:r>
+              <w:rPr>
+                <w:rFonts w:ascii="Consolas" w:cs="Consolas" w:eastAsia="Consolas" w:hAnsi="Consolas"/>
+                <w:color w:val="8B1A1A"/>
+                <w:sz w:val="18"/>
+                <w:szCs w:val="18"/>
+              </w:rPr>
+              <w:t xml:space="preserve">ReloadAllData(hWnd, force)</w:t>
+            </w:r>
+          </w:p>
+        </w:tc>
+        <w:tc>
+          <w:tcPr>
+            <w:tcW w:type="dxa" w:w="5680"/>
+            <w:tcBorders>
+              <w:top w:val="single" w:color="B4C6DB" w:sz="4"/>
+              <w:left w:val="single" w:color="B4C6DB" w:sz="4"/>
+              <w:bottom w:val="single" w:color="B4C6DB" w:sz="4"/>
+              <w:right w:val="single" w:color="B4C6DB" w:sz="4"/>
+            </w:tcBorders>
+            <w:tcMar>
+              <w:top w:type="dxa" w:w="60"/>
+              <w:left w:type="dxa" w:w="100"/>
+              <w:bottom w:type="dxa" w:w="60"/>
+              <w:right w:type="dxa" w:w="100"/>
+            </w:tcMar>
+          </w:tcPr>
+          <w:p>
+            <w:pPr>
+              <w:spacing w:after="0"/>
+            </w:pPr>
+            <w:r>
+              <w:rPr>
+                <w:sz w:val="19"/>
+                <w:szCs w:val="19"/>
+              </w:rPr>
+              <w:t xml:space="preserve">Reload a file only when it changed; guarded against re-entry while an error box is open</w:t>
+            </w:r>
+          </w:p>
+        </w:tc>
+      </w:tr>
+      <w:tr>
+        <w:trPr>
+          <w:cantSplit/>
+        </w:trPr>
+        <w:tc>
+          <w:tcPr>
+            <w:tcW w:type="dxa" w:w="851"/>
+            <w:tcBorders>
+              <w:top w:val="single" w:color="B4C6DB" w:sz="4"/>
+              <w:left w:val="single" w:color="B4C6DB" w:sz="4"/>
+              <w:bottom w:val="single" w:color="B4C6DB" w:sz="4"/>
+              <w:right w:val="single" w:color="B4C6DB" w:sz="4"/>
+            </w:tcBorders>
+            <w:tcMar>
+              <w:top w:type="dxa" w:w="60"/>
+              <w:left w:type="dxa" w:w="100"/>
+              <w:bottom w:type="dxa" w:w="60"/>
+              <w:right w:type="dxa" w:w="100"/>
+            </w:tcMar>
+          </w:tcPr>
+          <w:p>
+            <w:pPr>
+              <w:spacing w:after="0"/>
+            </w:pPr>
+            <w:r>
+              <w:rPr>
+                <w:sz w:val="19"/>
+                <w:szCs w:val="19"/>
+              </w:rPr>
+              <w:t xml:space="preserve">Item activation</w:t>
+            </w:r>
+          </w:p>
+        </w:tc>
+        <w:tc>
+          <w:tcPr>
+            <w:tcW w:type="dxa" w:w="3549"/>
+            <w:tcBorders>
+              <w:top w:val="single" w:color="B4C6DB" w:sz="4"/>
+              <w:left w:val="single" w:color="B4C6DB" w:sz="4"/>
+              <w:bottom w:val="single" w:color="B4C6DB" w:sz="4"/>
+              <w:right w:val="single" w:color="B4C6DB" w:sz="4"/>
+            </w:tcBorders>
+            <w:tcMar>
+              <w:top w:type="dxa" w:w="60"/>
+              <w:left w:type="dxa" w:w="100"/>
+              <w:bottom w:type="dxa" w:w="60"/>
+              <w:right w:type="dxa" w:w="100"/>
+            </w:tcMar>
+          </w:tcPr>
+          <w:p>
+            <w:pPr>
+              <w:spacing w:after="0"/>
+            </w:pPr>
+            <w:r>
+              <w:rPr>
+                <w:rFonts w:ascii="Consolas" w:cs="Consolas" w:eastAsia="Consolas" w:hAnsi="Consolas"/>
+                <w:color w:val="8B1A1A"/>
+                <w:sz w:val="18"/>
+                <w:szCs w:val="18"/>
+              </w:rPr>
+              <w:t xml:space="preserve">OnItemActivated</w:t>
+            </w:r>
+            <w:r>
+              <w:rPr>
+                <w:sz w:val="19"/>
+                <w:szCs w:val="19"/>
+              </w:rPr>
+              <w:t xml:space="preserve">, </w:t>
+            </w:r>
+            <w:r>
+              <w:rPr>
+                <w:rFonts w:ascii="Consolas" w:cs="Consolas" w:eastAsia="Consolas" w:hAnsi="Consolas"/>
+                <w:color w:val="8B1A1A"/>
+                <w:sz w:val="18"/>
+                <w:szCs w:val="18"/>
+              </w:rPr>
+              <w:t xml:space="preserve">ActivateSelection</w:t>
+            </w:r>
+          </w:p>
+        </w:tc>
+        <w:tc>
+          <w:tcPr>
+            <w:tcW w:type="dxa" w:w="5680"/>
+            <w:tcBorders>
+              <w:top w:val="single" w:color="B4C6DB" w:sz="4"/>
+              <w:left w:val="single" w:color="B4C6DB" w:sz="4"/>
+              <w:bottom w:val="single" w:color="B4C6DB" w:sz="4"/>
+              <w:right w:val="single" w:color="B4C6DB" w:sz="4"/>
+            </w:tcBorders>
+            <w:tcMar>
+              <w:top w:type="dxa" w:w="60"/>
+              <w:left w:type="dxa" w:w="100"/>
+              <w:bottom w:type="dxa" w:w="60"/>
+              <w:right w:type="dxa" w:w="100"/>
+            </w:tcMar>
+          </w:tcPr>
+          <w:p>
+            <w:pPr>
+              <w:spacing w:after="0"/>
+            </w:pPr>
+            <w:r>
+              <w:rPr>
+                <w:sz w:val="19"/>
+                <w:szCs w:val="19"/>
+              </w:rPr>
+              <w:t xml:space="preserve">Validate type and action, then launch</w:t>
+            </w:r>
+          </w:p>
+        </w:tc>
+      </w:tr>
+      <w:tr>
+        <w:trPr>
+          <w:cantSplit/>
+        </w:trPr>
+        <w:tc>
+          <w:tcPr>
+            <w:tcW w:type="dxa" w:w="851"/>
+            <w:tcBorders>
+              <w:top w:val="single" w:color="B4C6DB" w:sz="4"/>
+              <w:left w:val="single" w:color="B4C6DB" w:sz="4"/>
+              <w:bottom w:val="single" w:color="B4C6DB" w:sz="4"/>
+              <w:right w:val="single" w:color="B4C6DB" w:sz="4"/>
+            </w:tcBorders>
+            <w:tcMar>
+              <w:top w:type="dxa" w:w="60"/>
+              <w:left w:type="dxa" w:w="100"/>
+              <w:bottom w:type="dxa" w:w="60"/>
+              <w:right w:type="dxa" w:w="100"/>
+            </w:tcMar>
+          </w:tcPr>
+          <w:p>
+            <w:pPr>
+              <w:spacing w:after="0"/>
+            </w:pPr>
+            <w:r>
+              <w:rPr>
+                <w:sz w:val="19"/>
+                <w:szCs w:val="19"/>
+              </w:rPr>
+              <w:t xml:space="preserve">Layout</w:t>
+            </w:r>
+          </w:p>
+        </w:tc>
+        <w:tc>
+          <w:tcPr>
+            <w:tcW w:type="dxa" w:w="3549"/>
+            <w:tcBorders>
+              <w:top w:val="single" w:color="B4C6DB" w:sz="4"/>
+              <w:left w:val="single" w:color="B4C6DB" w:sz="4"/>
+              <w:bottom w:val="single" w:color="B4C6DB" w:sz="4"/>
+              <w:right w:val="single" w:color="B4C6DB" w:sz="4"/>
+            </w:tcBorders>
+            <w:tcMar>
+              <w:top w:type="dxa" w:w="60"/>
+              <w:left w:type="dxa" w:w="100"/>
+              <w:bottom w:type="dxa" w:w="60"/>
+              <w:right w:type="dxa" w:w="100"/>
+            </w:tcMar>
+          </w:tcPr>
+          <w:p>
+            <w:pPr>
+              <w:spacing w:after="0"/>
+            </w:pPr>
+            <w:r>
+              <w:rPr>
+                <w:rFonts w:ascii="Consolas" w:cs="Consolas" w:eastAsia="Consolas" w:hAnsi="Consolas"/>
+                <w:color w:val="8B1A1A"/>
+                <w:sz w:val="18"/>
+                <w:szCs w:val="18"/>
+              </w:rPr>
+              <w:t xml:space="preserve">namespace Layout</w:t>
+            </w:r>
+            <w:r>
+              <w:rPr>
+                <w:sz w:val="19"/>
+                <w:szCs w:val="19"/>
+              </w:rPr>
+              <w:t xml:space="preserve">, </w:t>
+            </w:r>
+            <w:r>
+              <w:rPr>
+                <w:rFonts w:ascii="Consolas" w:cs="Consolas" w:eastAsia="Consolas" w:hAnsi="Consolas"/>
+                <w:color w:val="8B1A1A"/>
+                <w:sz w:val="18"/>
+                <w:szCs w:val="18"/>
+              </w:rPr>
+              <w:t xml:space="preserve">S()</w:t>
+            </w:r>
+            <w:r>
+              <w:rPr>
+                <w:sz w:val="19"/>
+                <w:szCs w:val="19"/>
+              </w:rPr>
+              <w:t xml:space="preserve">, </w:t>
+            </w:r>
+            <w:r>
+              <w:rPr>
+                <w:rFonts w:ascii="Consolas" w:cs="Consolas" w:eastAsia="Consolas" w:hAnsi="Consolas"/>
+                <w:color w:val="8B1A1A"/>
+                <w:sz w:val="18"/>
+                <w:szCs w:val="18"/>
+              </w:rPr>
+              <w:t xml:space="preserve">MeasureButtonWidth</w:t>
+            </w:r>
+            <w:r>
+              <w:rPr>
+                <w:sz w:val="19"/>
+                <w:szCs w:val="19"/>
+              </w:rPr>
+              <w:t xml:space="preserve">, </w:t>
+            </w:r>
+            <w:r>
+              <w:rPr>
+                <w:rFonts w:ascii="Consolas" w:cs="Consolas" w:eastAsia="Consolas" w:hAnsi="Consolas"/>
+                <w:color w:val="8B1A1A"/>
+                <w:sz w:val="18"/>
+                <w:szCs w:val="18"/>
+              </w:rPr>
+              <w:t xml:space="preserve">ApplyDpi</w:t>
+            </w:r>
+            <w:r>
+              <w:rPr>
+                <w:sz w:val="19"/>
+                <w:szCs w:val="19"/>
+              </w:rPr>
+              <w:t xml:space="preserve">, </w:t>
+            </w:r>
+            <w:r>
+              <w:rPr>
+                <w:rFonts w:ascii="Consolas" w:cs="Consolas" w:eastAsia="Consolas" w:hAnsi="Consolas"/>
+                <w:color w:val="8B1A1A"/>
+                <w:sz w:val="18"/>
+                <w:szCs w:val="18"/>
+              </w:rPr>
+              <w:t xml:space="preserve">CreateButton</w:t>
+            </w:r>
+          </w:p>
+        </w:tc>
+        <w:tc>
+          <w:tcPr>
+            <w:tcW w:type="dxa" w:w="5680"/>
+            <w:tcBorders>
+              <w:top w:val="single" w:color="B4C6DB" w:sz="4"/>
+              <w:left w:val="single" w:color="B4C6DB" w:sz="4"/>
+              <w:bottom w:val="single" w:color="B4C6DB" w:sz="4"/>
+              <w:right w:val="single" w:color="B4C6DB" w:sz="4"/>
+            </w:tcBorders>
+            <w:tcMar>
+              <w:top w:type="dxa" w:w="60"/>
+              <w:left w:type="dxa" w:w="100"/>
+              <w:bottom w:type="dxa" w:w="60"/>
+              <w:right w:type="dxa" w:w="100"/>
+            </w:tcMar>
+          </w:tcPr>
+          <w:p>
+            <w:pPr>
+              <w:spacing w:after="0"/>
+            </w:pPr>
+            <w:r>
+              <w:rPr>
+                <w:sz w:val="19"/>
+                <w:szCs w:val="19"/>
+              </w:rPr>
+              <w:t xml:space="preserve">Sizes in 96-DPI units, scaled per monitor; buttons sized to fit their text</w:t>
+            </w:r>
+          </w:p>
+        </w:tc>
+      </w:tr>
+      <w:tr>
+        <w:trPr>
+          <w:cantSplit/>
+        </w:trPr>
+        <w:tc>
+          <w:tcPr>
+            <w:tcW w:type="dxa" w:w="851"/>
+            <w:tcBorders>
+              <w:top w:val="single" w:color="B4C6DB" w:sz="4"/>
+              <w:left w:val="single" w:color="B4C6DB" w:sz="4"/>
+              <w:bottom w:val="single" w:color="B4C6DB" w:sz="4"/>
+              <w:right w:val="single" w:color="B4C6DB" w:sz="4"/>
+            </w:tcBorders>
+            <w:tcMar>
+              <w:top w:type="dxa" w:w="60"/>
+              <w:left w:type="dxa" w:w="100"/>
+              <w:bottom w:type="dxa" w:w="60"/>
+              <w:right w:type="dxa" w:w="100"/>
+            </w:tcMar>
+          </w:tcPr>
+          <w:p>
+            <w:pPr>
+              <w:spacing w:after="0"/>
+            </w:pPr>
+            <w:r>
+              <w:rPr>
+                <w:sz w:val="19"/>
+                <w:szCs w:val="19"/>
+              </w:rPr>
+              <w:t xml:space="preserve">Window procedure</w:t>
+            </w:r>
+          </w:p>
+        </w:tc>
+        <w:tc>
+          <w:tcPr>
+            <w:tcW w:type="dxa" w:w="3549"/>
+            <w:tcBorders>
+              <w:top w:val="single" w:color="B4C6DB" w:sz="4"/>
+              <w:left w:val="single" w:color="B4C6DB" w:sz="4"/>
+              <w:bottom w:val="single" w:color="B4C6DB" w:sz="4"/>
+              <w:right w:val="single" w:color="B4C6DB" w:sz="4"/>
+            </w:tcBorders>
+            <w:tcMar>
+              <w:top w:type="dxa" w:w="60"/>
+              <w:left w:type="dxa" w:w="100"/>
+              <w:bottom w:type="dxa" w:w="60"/>
+              <w:right w:type="dxa" w:w="100"/>
+            </w:tcMar>
+          </w:tcPr>
+          <w:p>
+            <w:pPr>
+              <w:spacing w:after="0"/>
+            </w:pPr>
+            <w:r>
+              <w:rPr>
+                <w:rFonts w:ascii="Consolas" w:cs="Consolas" w:eastAsia="Consolas" w:hAnsi="Consolas"/>
+                <w:color w:val="8B1A1A"/>
+                <w:sz w:val="18"/>
+                <w:szCs w:val="18"/>
+              </w:rPr>
+              <w:t xml:space="preserve">WndProc</w:t>
+            </w:r>
+          </w:p>
+        </w:tc>
+        <w:tc>
+          <w:tcPr>
+            <w:tcW w:type="dxa" w:w="5680"/>
+            <w:tcBorders>
+              <w:top w:val="single" w:color="B4C6DB" w:sz="4"/>
+              <w:left w:val="single" w:color="B4C6DB" w:sz="4"/>
+              <w:bottom w:val="single" w:color="B4C6DB" w:sz="4"/>
+              <w:right w:val="single" w:color="B4C6DB" w:sz="4"/>
+            </w:tcBorders>
+            <w:tcMar>
+              <w:top w:type="dxa" w:w="60"/>
+              <w:left w:type="dxa" w:w="100"/>
+              <w:bottom w:type="dxa" w:w="60"/>
+              <w:right w:type="dxa" w:w="100"/>
+            </w:tcMar>
+          </w:tcPr>
+          <w:p>
+            <w:pPr>
+              <w:spacing w:after="0"/>
+            </w:pPr>
+            <w:r>
+              <w:rPr>
+                <w:sz w:val="19"/>
+                <w:szCs w:val="19"/>
+              </w:rPr>
+              <w:t xml:space="preserve">Create, size, min/max size, DPI change, commands, notifications, activation/focus</w:t>
+            </w:r>
+          </w:p>
+        </w:tc>
+      </w:tr>
+      <w:tr>
+        <w:trPr>
+          <w:cantSplit/>
+        </w:trPr>
+        <w:tc>
+          <w:tcPr>
+            <w:tcW w:type="dxa" w:w="851"/>
             <w:tcBorders>
               <w:top w:val="single" w:color="B4C6DB" w:sz="4"/>
               <w:left w:val="single" w:color="B4C6DB" w:sz="4"/>
@@ -3998,7 +5350,7 @@
         </w:tc>
         <w:tc>
           <w:tcPr>
-            <w:tcW w:type="dxa" w:w="3947"/>
+            <w:tcW w:type="dxa" w:w="3549"/>
             <w:tcBorders>
               <w:top w:val="single" w:color="B4C6DB" w:sz="4"/>
               <w:left w:val="single" w:color="B4C6DB" w:sz="4"/>
@@ -4029,30 +5381,46 @@
         </w:tc>
         <w:tc>
           <w:tcPr>
-            <w:tcW w:type="dxa" w:w="5076"/>
-            <w:tcBorders>
-              <w:top w:val="single" w:color="B4C6DB" w:sz="4"/>
-              <w:left w:val="single" w:color="B4C6DB" w:sz="4"/>
-              <w:bottom w:val="single" w:color="B4C6DB" w:sz="4"/>
-              <w:right w:val="single" w:color="B4C6DB" w:sz="4"/>
-            </w:tcBorders>
-            <w:tcMar>
-              <w:top w:type="dxa" w:w="60"/>
-              <w:left w:type="dxa" w:w="100"/>
-              <w:bottom w:type="dxa" w:w="60"/>
-              <w:right w:type="dxa" w:w="100"/>
-            </w:tcMar>
-          </w:tcPr>
-          <w:p>
-            <w:pPr>
-              <w:spacing w:after="0"/>
-            </w:pPr>
-            <w:r>
-              <w:rPr>
-                <w:sz w:val="19"/>
-                <w:szCs w:val="19"/>
-              </w:rPr>
-              <w:t xml:space="preserve">Common controls init, window class, message loop</w:t>
+            <w:tcW w:type="dxa" w:w="5680"/>
+            <w:tcBorders>
+              <w:top w:val="single" w:color="B4C6DB" w:sz="4"/>
+              <w:left w:val="single" w:color="B4C6DB" w:sz="4"/>
+              <w:bottom w:val="single" w:color="B4C6DB" w:sz="4"/>
+              <w:right w:val="single" w:color="B4C6DB" w:sz="4"/>
+            </w:tcBorders>
+            <w:tcMar>
+              <w:top w:type="dxa" w:w="60"/>
+              <w:left w:type="dxa" w:w="100"/>
+              <w:bottom w:type="dxa" w:w="60"/>
+              <w:right w:type="dxa" w:w="100"/>
+            </w:tcMar>
+          </w:tcPr>
+          <w:p>
+            <w:pPr>
+              <w:spacing w:after="0"/>
+            </w:pPr>
+            <w:r>
+              <w:rPr>
+                <w:sz w:val="19"/>
+                <w:szCs w:val="19"/>
+              </w:rPr>
+              <w:t xml:space="preserve">DPI awareness, common controls, window class, </w:t>
+            </w:r>
+            <w:r>
+              <w:rPr>
+                <w:rFonts w:ascii="Consolas" w:cs="Consolas" w:eastAsia="Consolas" w:hAnsi="Consolas"/>
+                <w:color w:val="8B1A1A"/>
+                <w:sz w:val="18"/>
+                <w:szCs w:val="18"/>
+              </w:rPr>
+              <w:t xml:space="preserve">IsDialogMessageW</w:t>
+            </w:r>
+            <w:r>
+              <w:rPr>
+                <w:sz w:val="19"/>
+                <w:szCs w:val="19"/>
+              </w:rPr>
+              <w:t xml:space="preserve"> message loop</w:t>
             </w:r>
           </w:p>
         </w:tc>
@@ -4076,12 +5444,12 @@
         <w:pStyle w:val="ListParagraph"/>
         <w:numPr>
           <w:ilvl w:val="0"/>
-          <w:numId w:val="3"/>
+          <w:numId w:val="5"/>
         </w:numPr>
         <w:spacing w:after="60"/>
       </w:pPr>
       <w:r>
-        <w:t xml:space="preserve">User double-clicks a row or presses Enter → </w:t>
+        <w:t xml:space="preserve">The user double-clicks a row, or presses Enter on it. Enter arrives as </w:t>
       </w:r>
       <w:r>
         <w:rPr>
@@ -4090,10 +5458,10 @@
           <w:sz w:val="18"/>
           <w:szCs w:val="18"/>
         </w:rPr>
-        <w:t xml:space="preserve">WM_NOTIFY</w:t>
-      </w:r>
-      <w:r>
-        <w:t xml:space="preserve"> (</w:t>
+        <w:t xml:space="preserve">IDOK</w:t>
+      </w:r>
+      <w:r>
+        <w:t xml:space="preserve"> via </w:t>
       </w:r>
       <w:r>
         <w:rPr>
@@ -4102,10 +5470,10 @@
           <w:sz w:val="18"/>
           <w:szCs w:val="18"/>
         </w:rPr>
-        <w:t xml:space="preserve">NM_DBLCLK</w:t>
-      </w:r>
-      <w:r>
-        <w:t xml:space="preserve"> / </w:t>
+        <w:t xml:space="preserve">IsDialogMessageW</w:t>
+      </w:r>
+      <w:r>
+        <w:t xml:space="preserve">, or as </w:t>
       </w:r>
       <w:r>
         <w:rPr>
@@ -4117,7 +5485,7 @@
         <w:t xml:space="preserve">NM_RETURN</w:t>
       </w:r>
       <w:r>
-        <w:t xml:space="preserve">).</w:t>
+        <w:t xml:space="preserve">.</w:t>
       </w:r>
     </w:p>
     <w:p>
@@ -4125,7 +5493,7 @@
         <w:pStyle w:val="ListParagraph"/>
         <w:numPr>
           <w:ilvl w:val="0"/>
-          <w:numId w:val="3"/>
+          <w:numId w:val="5"/>
         </w:numPr>
         <w:spacing w:after="60"/>
       </w:pPr>
@@ -4139,8 +5507,18 @@
         <w:t xml:space="preserve">OnItemActivated</w:t>
       </w:r>
       <w:r>
-        <w:t xml:space="preserve"> upper-cases the device type and looks up </w:t>
-      </w:r>
+        <w:t xml:space="preserve"> checks that the entry has a type, that an action exists for it (hinting about a case mismatch if needed), and that the command isn't empty.</w:t>
+      </w:r>
+    </w:p>
+    <w:p>
+      <w:pPr>
+        <w:pStyle w:val="ListParagraph"/>
+        <w:numPr>
+          <w:ilvl w:val="0"/>
+          <w:numId w:val="5"/>
+        </w:numPr>
+        <w:spacing w:after="60"/>
+      </w:pPr>
       <w:r>
         <w:rPr>
           <w:rFonts w:ascii="Consolas" w:cs="Consolas" w:eastAsia="Consolas" w:hAnsi="Consolas"/>
@@ -4148,10 +5526,10 @@
           <w:sz w:val="18"/>
           <w:szCs w:val="18"/>
         </w:rPr>
-        <w:t xml:space="preserve">command</w:t>
-      </w:r>
-      <w:r>
-        <w:t xml:space="preserve"> and </w:t>
+        <w:t xml:space="preserve">LaunchSomething</w:t>
+      </w:r>
+      <w:r>
+        <w:t xml:space="preserve"> uses </w:t>
       </w:r>
       <w:r>
         <w:rPr>
@@ -4160,21 +5538,31 @@
           <w:sz w:val="18"/>
           <w:szCs w:val="18"/>
         </w:rPr>
-        <w:t xml:space="preserve">args</w:t>
-      </w:r>
-      <w:r>
-        <w:t xml:space="preserve">.</w:t>
+        <w:t xml:space="preserve">StartsWithUrlScheme(command)</w:t>
+      </w:r>
+      <w:r>
+        <w:t xml:space="preserve"> to choose one of two calls:</w:t>
       </w:r>
     </w:p>
     <w:p>
       <w:pPr>
         <w:pStyle w:val="ListParagraph"/>
         <w:numPr>
-          <w:ilvl w:val="0"/>
-          <w:numId w:val="3"/>
+          <w:ilvl w:val="1"/>
+          <w:numId w:val="6"/>
         </w:numPr>
-        <w:spacing w:after="60"/>
-      </w:pPr>
+        <w:spacing w:after="40"/>
+      </w:pPr>
+      <w:r>
+        <w:rPr>
+          <w:b/>
+          <w:bCs/>
+        </w:rPr>
+        <w:t xml:space="preserve">URL:</w:t>
+      </w:r>
+      <w:r>
+        <w:t xml:space="preserve"> </w:t>
+      </w:r>
       <w:r>
         <w:rPr>
           <w:rFonts w:ascii="Consolas" w:cs="Consolas" w:eastAsia="Consolas" w:hAnsi="Consolas"/>
@@ -4182,10 +5570,27 @@
           <w:sz w:val="18"/>
           <w:szCs w:val="18"/>
         </w:rPr>
-        <w:t xml:space="preserve">LaunchSomething</w:t>
-      </w:r>
-      <w:r>
-        <w:t xml:space="preserve"> checks whether </w:t>
+        <w:t xml:space="preserve">ShellExecuteExW("open", command + host)</w:t>
+      </w:r>
+    </w:p>
+    <w:p>
+      <w:pPr>
+        <w:pStyle w:val="ListParagraph"/>
+        <w:numPr>
+          <w:ilvl w:val="1"/>
+          <w:numId w:val="6"/>
+        </w:numPr>
+        <w:spacing w:after="40"/>
+      </w:pPr>
+      <w:r>
+        <w:rPr>
+          <w:b/>
+          <w:bCs/>
+        </w:rPr>
+        <w:t xml:space="preserve">Program:</w:t>
+      </w:r>
+      <w:r>
+        <w:t xml:space="preserve"> </w:t>
       </w:r>
       <w:r>
         <w:rPr>
@@ -4194,30 +5599,20 @@
           <w:sz w:val="18"/>
           <w:szCs w:val="18"/>
         </w:rPr>
-        <w:t xml:space="preserve">command</w:t>
-      </w:r>
-      <w:r>
-        <w:t xml:space="preserve"> starts with a known URL scheme:</w:t>
+        <w:t xml:space="preserve">ShellExecuteExW("open", command, args + host)</w:t>
       </w:r>
     </w:p>
     <w:p>
       <w:pPr>
         <w:pStyle w:val="ListParagraph"/>
         <w:numPr>
-          <w:ilvl w:val="1"/>
-          <w:numId w:val="2"/>
+          <w:ilvl w:val="0"/>
+          <w:numId w:val="5"/>
         </w:numPr>
-        <w:spacing w:after="40"/>
-      </w:pPr>
-      <w:r>
-        <w:rPr>
-          <w:b/>
-          <w:bCs/>
-        </w:rPr>
-        <w:t xml:space="preserve">Yes:</w:t>
-      </w:r>
-      <w:r>
-        <w:t xml:space="preserve"> </w:t>
+        <w:spacing w:after="60"/>
+      </w:pPr>
+      <w:r>
+        <w:t xml:space="preserve">On failure, </w:t>
       </w:r>
       <w:r>
         <w:rPr>
@@ -4226,28 +5621,34 @@
           <w:sz w:val="18"/>
           <w:szCs w:val="18"/>
         </w:rPr>
-        <w:t xml:space="preserve">ShellExecuteW("open", command + host)</w:t>
+        <w:t xml:space="preserve">ReportLaunchFailure</w:t>
+      </w:r>
+      <w:r>
+        <w:t xml:space="preserve"> shows the host, type, command, parameters, and the Windows error code and text. A cancelled UAC prompt is not reported as an error.</w:t>
+      </w:r>
+    </w:p>
+    <w:p>
+      <w:pPr>
+        <w:spacing w:after="60"/>
+      </w:pPr>
+    </w:p>
+    <w:p>
+      <w:pPr>
+        <w:pStyle w:val="Heading2"/>
+      </w:pPr>
+      <w:r>
+        <w:t xml:space="preserve">Reload flow</w:t>
       </w:r>
     </w:p>
     <w:p>
       <w:pPr>
         <w:pStyle w:val="ListParagraph"/>
         <w:numPr>
-          <w:ilvl w:val="1"/>
-          <w:numId w:val="2"/>
+          <w:ilvl w:val="0"/>
+          <w:numId w:val="7"/>
         </w:numPr>
-        <w:spacing w:after="40"/>
-      </w:pPr>
-      <w:r>
-        <w:rPr>
-          <w:b/>
-          <w:bCs/>
-        </w:rPr>
-        <w:t xml:space="preserve">No:</w:t>
-      </w:r>
-      <w:r>
-        <w:t xml:space="preserve"> </w:t>
-      </w:r>
+        <w:spacing w:after="60"/>
+      </w:pPr>
       <w:r>
         <w:rPr>
           <w:rFonts w:ascii="Consolas" w:cs="Consolas" w:eastAsia="Consolas" w:hAnsi="Consolas"/>
@@ -4255,59 +5656,10 @@
           <w:sz w:val="18"/>
           <w:szCs w:val="18"/>
         </w:rPr>
-        <w:t xml:space="preserve">ShellExecuteW("open", command, args + host)</w:t>
-      </w:r>
-    </w:p>
-    <w:p>
-      <w:pPr>
-        <w:spacing w:after="60"/>
-      </w:pPr>
-    </w:p>
-    <w:p>
-      <w:pPr>
-        <w:pStyle w:val="Heading2"/>
-      </w:pPr>
-      <w:r>
-        <w:t xml:space="preserve">Strengths</w:t>
-      </w:r>
-    </w:p>
-    <w:p>
-      <w:pPr>
-        <w:pStyle w:val="ListParagraph"/>
-        <w:numPr>
-          <w:ilvl w:val="0"/>
-          <w:numId w:val="2"/>
-        </w:numPr>
-        <w:spacing w:after="60"/>
-      </w:pPr>
-      <w:r>
-        <w:t xml:space="preserve">Unicode throughout: wide Win32 APIs, UTF-8 JSON, and Win32 file I/O so profile paths with non-ASCII names work.</w:t>
-      </w:r>
-    </w:p>
-    <w:p>
-      <w:pPr>
-        <w:pStyle w:val="ListParagraph"/>
-        <w:numPr>
-          <w:ilvl w:val="0"/>
-          <w:numId w:val="2"/>
-        </w:numPr>
-        <w:spacing w:after="60"/>
-      </w:pPr>
-      <w:r>
-        <w:t xml:space="preserve">Data-driven: new launch types need only a JSON edit.</w:t>
-      </w:r>
-    </w:p>
-    <w:p>
-      <w:pPr>
-        <w:pStyle w:val="ListParagraph"/>
-        <w:numPr>
-          <w:ilvl w:val="0"/>
-          <w:numId w:val="2"/>
-        </w:numPr>
-        <w:spacing w:after="60"/>
-      </w:pPr>
-      <w:r>
-        <w:t xml:space="preserve">Safe first-run setup: </w:t>
+        <w:t xml:space="preserve">WM_CREATE</w:t>
+      </w:r>
+      <w:r>
+        <w:t xml:space="preserve"> calls </w:t>
       </w:r>
       <w:r>
         <w:rPr>
@@ -4316,10 +5668,10 @@
           <w:sz w:val="18"/>
           <w:szCs w:val="18"/>
         </w:rPr>
-        <w:t xml:space="preserve">CREATE_NEW</w:t>
-      </w:r>
-      <w:r>
-        <w:t xml:space="preserve"> never overwrites a file and handles a creation race.</w:t>
+        <w:t xml:space="preserve">ReloadAllData(hWnd, true)</w:t>
+      </w:r>
+      <w:r>
+        <w:t xml:space="preserve">, which loads both files.</w:t>
       </w:r>
     </w:p>
     <w:p>
@@ -4327,25 +5679,12 @@
         <w:pStyle w:val="ListParagraph"/>
         <w:numPr>
           <w:ilvl w:val="0"/>
-          <w:numId w:val="2"/>
+          <w:numId w:val="7"/>
         </w:numPr>
         <w:spacing w:after="60"/>
       </w:pPr>
       <w:r>
-        <w:t xml:space="preserve">Hot reload on focus makes the edit-in-Notepad workflow smooth.</w:t>
-      </w:r>
-    </w:p>
-    <w:p>
-      <w:pPr>
-        <w:pStyle w:val="ListParagraph"/>
-        <w:numPr>
-          <w:ilvl w:val="0"/>
-          <w:numId w:val="2"/>
-        </w:numPr>
-        <w:spacing w:after="60"/>
-      </w:pPr>
-      <w:r>
-        <w:t xml:space="preserve">Uses the documented </w:t>
+        <w:t xml:space="preserve">On each </w:t>
       </w:r>
       <w:r>
         <w:rPr>
@@ -4354,10 +5693,10 @@
           <w:sz w:val="18"/>
           <w:szCs w:val="18"/>
         </w:rPr>
-        <w:t xml:space="preserve">Shell.Application</w:t>
-      </w:r>
-      <w:r>
-        <w:t xml:space="preserve"> COM object for the Run dialog instead of the undocumented shell32 ordinal 61, and balances </w:t>
+        <w:t xml:space="preserve">WM_ACTIVATE</w:t>
+      </w:r>
+      <w:r>
+        <w:t xml:space="preserve">, </w:t>
       </w:r>
       <w:r>
         <w:rPr>
@@ -4366,10 +5705,10 @@
           <w:sz w:val="18"/>
           <w:szCs w:val="18"/>
         </w:rPr>
-        <w:t xml:space="preserve">CoInitializeEx</w:t>
-      </w:r>
-      <w:r>
-        <w:t xml:space="preserve">/</w:t>
+        <w:t xml:space="preserve">ReloadAllData(hWnd, false)</w:t>
+      </w:r>
+      <w:r>
+        <w:t xml:space="preserve"> compares the current </w:t>
       </w:r>
       <w:r>
         <w:rPr>
@@ -4378,10 +5717,10 @@
           <w:sz w:val="18"/>
           <w:szCs w:val="18"/>
         </w:rPr>
-        <w:t xml:space="preserve">CoUninitialize</w:t>
-      </w:r>
-      <w:r>
-        <w:t xml:space="preserve"> correctly.</w:t>
+        <w:t xml:space="preserve">FileStamp</w:t>
+      </w:r>
+      <w:r>
+        <w:t xml:space="preserve"> of each file with the stored one. If both match, it returns straight away.</w:t>
       </w:r>
     </w:p>
     <w:p>
@@ -4389,12 +5728,175 @@
         <w:pStyle w:val="ListParagraph"/>
         <w:numPr>
           <w:ilvl w:val="0"/>
-          <w:numId w:val="2"/>
+          <w:numId w:val="7"/>
         </w:numPr>
         <w:spacing w:after="60"/>
       </w:pPr>
       <w:r>
-        <w:t xml:space="preserve">A bad </w:t>
+        <w:t xml:space="preserve">For each file that changed, the new stamp is recorded </w:t>
+      </w:r>
+      <w:r>
+        <w:rPr>
+          <w:b/>
+          <w:bCs/>
+        </w:rPr>
+        <w:t xml:space="preserve">before</w:t>
+      </w:r>
+      <w:r>
+        <w:t xml:space="preserve"> the file is parsed, so an error is shown once per save. Devices are re-sorted with the current sort, and the list is repopulated.</w:t>
+      </w:r>
+    </w:p>
+    <w:p>
+      <w:pPr>
+        <w:spacing w:after="60"/>
+      </w:pPr>
+    </w:p>
+    <w:p>
+      <w:pPr>
+        <w:pStyle w:val="Heading2"/>
+      </w:pPr>
+      <w:r>
+        <w:t xml:space="preserve">Strengths</w:t>
+      </w:r>
+    </w:p>
+    <w:p>
+      <w:pPr>
+        <w:pStyle w:val="ListParagraph"/>
+        <w:numPr>
+          <w:ilvl w:val="0"/>
+          <w:numId w:val="8"/>
+        </w:numPr>
+        <w:spacing w:after="60"/>
+      </w:pPr>
+      <w:r>
+        <w:rPr>
+          <w:b/>
+          <w:bCs/>
+        </w:rPr>
+        <w:t xml:space="preserve">Unicode throughout:</w:t>
+      </w:r>
+      <w:r>
+        <w:t xml:space="preserve"> wide Win32 APIs, UTF-8 JSON, and Win32 file I/O, so profile paths with non-ASCII names work.</w:t>
+      </w:r>
+    </w:p>
+    <w:p>
+      <w:pPr>
+        <w:pStyle w:val="ListParagraph"/>
+        <w:numPr>
+          <w:ilvl w:val="0"/>
+          <w:numId w:val="8"/>
+        </w:numPr>
+        <w:spacing w:after="60"/>
+      </w:pPr>
+      <w:r>
+        <w:rPr>
+          <w:b/>
+          <w:bCs/>
+        </w:rPr>
+        <w:t xml:space="preserve">Data-driven:</w:t>
+      </w:r>
+      <w:r>
+        <w:t xml:space="preserve"> a new launch type (including a custom URL scheme) needs only a JSON edit.</w:t>
+      </w:r>
+    </w:p>
+    <w:p>
+      <w:pPr>
+        <w:pStyle w:val="ListParagraph"/>
+        <w:numPr>
+          <w:ilvl w:val="0"/>
+          <w:numId w:val="8"/>
+        </w:numPr>
+        <w:spacing w:after="60"/>
+      </w:pPr>
+      <w:r>
+        <w:rPr>
+          <w:b/>
+          <w:bCs/>
+        </w:rPr>
+        <w:t xml:space="preserve">Clear feedback:</w:t>
+      </w:r>
+      <w:r>
+        <w:t xml:space="preserve"> every failure path produces a specific message that says what to change and where.</w:t>
+      </w:r>
+    </w:p>
+    <w:p>
+      <w:pPr>
+        <w:pStyle w:val="ListParagraph"/>
+        <w:numPr>
+          <w:ilvl w:val="0"/>
+          <w:numId w:val="8"/>
+        </w:numPr>
+        <w:spacing w:after="60"/>
+      </w:pPr>
+      <w:r>
+        <w:rPr>
+          <w:b/>
+          <w:bCs/>
+        </w:rPr>
+        <w:t xml:space="preserve">Reload cost:</w:t>
+      </w:r>
+      <w:r>
+        <w:t xml:space="preserve"> it happens only when a file changes, and it doesn't loop on errors.</w:t>
+      </w:r>
+    </w:p>
+    <w:p>
+      <w:pPr>
+        <w:pStyle w:val="ListParagraph"/>
+        <w:numPr>
+          <w:ilvl w:val="0"/>
+          <w:numId w:val="8"/>
+        </w:numPr>
+        <w:spacing w:after="60"/>
+      </w:pPr>
+      <w:r>
+        <w:rPr>
+          <w:b/>
+          <w:bCs/>
+        </w:rPr>
+        <w:t xml:space="preserve">Keyboard:</w:t>
+      </w:r>
+      <w:r>
+        <w:t xml:space="preserve"> full keyboard operation, with tab order matching the layout and focus restored on activation.</w:t>
+      </w:r>
+    </w:p>
+    <w:p>
+      <w:pPr>
+        <w:pStyle w:val="ListParagraph"/>
+        <w:numPr>
+          <w:ilvl w:val="0"/>
+          <w:numId w:val="8"/>
+        </w:numPr>
+        <w:spacing w:after="60"/>
+      </w:pPr>
+      <w:r>
+        <w:rPr>
+          <w:b/>
+          <w:bCs/>
+        </w:rPr>
+        <w:t xml:space="preserve">High DPI:</w:t>
+      </w:r>
+      <w:r>
+        <w:t xml:space="preserve"> Per-Monitor V2 with live rescaling, fallbacks for older Windows versions, and a minimum window size.</w:t>
+      </w:r>
+    </w:p>
+    <w:p>
+      <w:pPr>
+        <w:pStyle w:val="ListParagraph"/>
+        <w:numPr>
+          <w:ilvl w:val="0"/>
+          <w:numId w:val="8"/>
+        </w:numPr>
+        <w:spacing w:after="60"/>
+      </w:pPr>
+      <w:r>
+        <w:rPr>
+          <w:b/>
+          <w:bCs/>
+        </w:rPr>
+        <w:t xml:space="preserve">Documented APIs only:</w:t>
+      </w:r>
+      <w:r>
+        <w:t xml:space="preserve"> uses </w:t>
       </w:r>
       <w:r>
         <w:rPr>
@@ -4403,41 +5905,51 @@
           <w:sz w:val="18"/>
           <w:szCs w:val="18"/>
         </w:rPr>
-        <w:t xml:space="preserve">actionDefinitions.json</w:t>
-      </w:r>
-      <w:r>
-        <w:t xml:space="preserve"> keeps the previously loaded actions instead of crashing the app.</w:t>
-      </w:r>
-    </w:p>
-    <w:p>
-      <w:pPr>
+        <w:t xml:space="preserve">Shell.Application</w:t>
+      </w:r>
+      <w:r>
+        <w:t xml:space="preserve"> for the Run dialog, and loads the newer DPI APIs dynamically so the .exe still starts on older systems.</w:t>
+      </w:r>
+    </w:p>
+    <w:p>
+      <w:pPr>
+        <w:pStyle w:val="ListParagraph"/>
+        <w:numPr>
+          <w:ilvl w:val="0"/>
+          <w:numId w:val="8"/>
+        </w:numPr>
         <w:spacing w:after="60"/>
       </w:pPr>
-    </w:p>
-    <w:p>
-      <w:pPr>
-        <w:pStyle w:val="Heading1"/>
-      </w:pPr>
-      <w:r>
-        <w:t xml:space="preserve">5. Analysis: issues and recommendations</w:t>
-      </w:r>
-    </w:p>
-    <w:p>
-      <w:pPr>
-        <w:spacing w:after="120"/>
-      </w:pPr>
-      <w:r>
-        <w:t xml:space="preserve">Severity: </w:t>
-      </w:r>
       <w:r>
         <w:rPr>
           <w:b/>
           <w:bCs/>
         </w:rPr>
-        <w:t xml:space="preserve">High</w:t>
-      </w:r>
-      <w:r>
-        <w:t xml:space="preserve"> = user-visible bug; </w:t>
+        <w:t xml:space="preserve">Maintainable:</w:t>
+      </w:r>
+      <w:r>
+        <w:t xml:space="preserve"> a version-history comment block in the header records each change.</w:t>
+      </w:r>
+    </w:p>
+    <w:p>
+      <w:pPr>
+        <w:spacing w:after="60"/>
+      </w:pPr>
+    </w:p>
+    <w:p>
+      <w:pPr>
+        <w:pStyle w:val="Heading1"/>
+      </w:pPr>
+      <w:r>
+        <w:t xml:space="preserve">5. Analysis: remaining issues and recommendations</w:t>
+      </w:r>
+    </w:p>
+    <w:p>
+      <w:pPr>
+        <w:spacing w:after="120"/>
+      </w:pPr>
+      <w:r>
+        <w:t xml:space="preserve">Severity: </w:t>
       </w:r>
       <w:r>
         <w:rPr>
@@ -4457,7 +5969,7 @@
         <w:t xml:space="preserve">Low</w:t>
       </w:r>
       <w:r>
-        <w:t xml:space="preserve"> = cleanup / maintainability.</w:t>
+        <w:t xml:space="preserve"> = cleanup, maintainability, or minor UX.</w:t>
       </w:r>
     </w:p>
     <w:p>
@@ -4465,7 +5977,7 @@
         <w:pStyle w:val="Heading2"/>
       </w:pPr>
       <w:r>
-        <w:t xml:space="preserve">5.1 Bugs</w:t>
+        <w:t xml:space="preserve">5.1 Behavior</w:t>
       </w:r>
     </w:p>
     <w:tbl>
@@ -4481,10 +5993,10 @@
         </w:tblBorders>
       </w:tblPr>
       <w:tblGrid>
-        <w:gridCol w:w="550"/>
+        <w:gridCol w:w="675"/>
         <w:gridCol w:w="1300"/>
-        <w:gridCol w:w="4115"/>
-        <w:gridCol w:w="4115"/>
+        <w:gridCol w:w="4052"/>
+        <w:gridCol w:w="4053"/>
       </w:tblGrid>
       <w:tr>
         <w:trPr>
@@ -4492,7 +6004,7 @@
         </w:trPr>
         <w:tc>
           <w:tcPr>
-            <w:tcW w:type="dxa" w:w="550"/>
+            <w:tcW w:type="dxa" w:w="675"/>
             <w:tcBorders>
               <w:top w:val="single" w:color="B4C6DB" w:sz="4"/>
               <w:left w:val="single" w:color="B4C6DB" w:sz="4"/>
@@ -4556,7 +6068,7 @@
         </w:tc>
         <w:tc>
           <w:tcPr>
-            <w:tcW w:type="dxa" w:w="4115"/>
+            <w:tcW w:type="dxa" w:w="4052"/>
             <w:tcBorders>
               <w:top w:val="single" w:color="B4C6DB" w:sz="4"/>
               <w:left w:val="single" w:color="B4C6DB" w:sz="4"/>
@@ -4588,7 +6100,7 @@
         </w:tc>
         <w:tc>
           <w:tcPr>
-            <w:tcW w:type="dxa" w:w="4115"/>
+            <w:tcW w:type="dxa" w:w="4053"/>
             <w:tcBorders>
               <w:top w:val="single" w:color="B4C6DB" w:sz="4"/>
               <w:left w:val="single" w:color="B4C6DB" w:sz="4"/>
@@ -4625,30 +6137,30 @@
         </w:trPr>
         <w:tc>
           <w:tcPr>
-            <w:tcW w:type="dxa" w:w="550"/>
-            <w:tcBorders>
-              <w:top w:val="single" w:color="B4C6DB" w:sz="4"/>
-              <w:left w:val="single" w:color="B4C6DB" w:sz="4"/>
-              <w:bottom w:val="single" w:color="B4C6DB" w:sz="4"/>
-              <w:right w:val="single" w:color="B4C6DB" w:sz="4"/>
-            </w:tcBorders>
-            <w:tcMar>
-              <w:top w:type="dxa" w:w="60"/>
-              <w:left w:type="dxa" w:w="100"/>
-              <w:bottom w:type="dxa" w:w="60"/>
-              <w:right w:type="dxa" w:w="100"/>
-            </w:tcMar>
-          </w:tcPr>
-          <w:p>
-            <w:pPr>
-              <w:spacing w:after="0"/>
-            </w:pPr>
-            <w:r>
-              <w:rPr>
-                <w:sz w:val="19"/>
-                <w:szCs w:val="19"/>
-              </w:rPr>
-              <w:t xml:space="preserve">B1</w:t>
+            <w:tcW w:type="dxa" w:w="675"/>
+            <w:tcBorders>
+              <w:top w:val="single" w:color="B4C6DB" w:sz="4"/>
+              <w:left w:val="single" w:color="B4C6DB" w:sz="4"/>
+              <w:bottom w:val="single" w:color="B4C6DB" w:sz="4"/>
+              <w:right w:val="single" w:color="B4C6DB" w:sz="4"/>
+            </w:tcBorders>
+            <w:tcMar>
+              <w:top w:type="dxa" w:w="60"/>
+              <w:left w:type="dxa" w:w="100"/>
+              <w:bottom w:type="dxa" w:w="60"/>
+              <w:right w:type="dxa" w:w="100"/>
+            </w:tcMar>
+          </w:tcPr>
+          <w:p>
+            <w:pPr>
+              <w:spacing w:after="0"/>
+            </w:pPr>
+            <w:r>
+              <w:rPr>
+                <w:sz w:val="19"/>
+                <w:szCs w:val="19"/>
+              </w:rPr>
+              <w:t xml:space="preserve">B5</w:t>
             </w:r>
           </w:p>
         </w:tc>
@@ -4677,13 +6189,13 @@
                 <w:sz w:val="19"/>
                 <w:szCs w:val="19"/>
               </w:rPr>
-              <w:t xml:space="preserve">High</w:t>
-            </w:r>
-          </w:p>
-        </w:tc>
-        <w:tc>
-          <w:tcPr>
-            <w:tcW w:type="dxa" w:w="4115"/>
+              <w:t xml:space="preserve">Medium</w:t>
+            </w:r>
+          </w:p>
+        </w:tc>
+        <w:tc>
+          <w:tcPr>
+            <w:tcW w:type="dxa" w:w="4052"/>
             <w:tcBorders>
               <w:top w:val="single" w:color="B4C6DB" w:sz="4"/>
               <w:left w:val="single" w:color="B4C6DB" w:sz="4"/>
@@ -4708,91 +6220,107 @@
                 <w:sz w:val="19"/>
                 <w:szCs w:val="19"/>
               </w:rPr>
-              <w:t xml:space="preserve">Error-dialog loop.</w:t>
-            </w:r>
-            <w:r>
-              <w:rPr>
-                <w:sz w:val="19"/>
-                <w:szCs w:val="19"/>
-              </w:rPr>
-              <w:t xml:space="preserve"> </w:t>
-            </w:r>
-            <w:r>
-              <w:rPr>
-                <w:rFonts w:ascii="Consolas" w:cs="Consolas" w:eastAsia="Consolas" w:hAnsi="Consolas"/>
-                <w:color w:val="8B1A1A"/>
-                <w:sz w:val="18"/>
-                <w:szCs w:val="18"/>
-              </w:rPr>
-              <w:t xml:space="preserve">ReloadAllData</w:t>
-            </w:r>
-            <w:r>
-              <w:rPr>
-                <w:sz w:val="19"/>
-                <w:szCs w:val="19"/>
-              </w:rPr>
-              <w:t xml:space="preserve"> runs on every </w:t>
-            </w:r>
-            <w:r>
-              <w:rPr>
-                <w:rFonts w:ascii="Consolas" w:cs="Consolas" w:eastAsia="Consolas" w:hAnsi="Consolas"/>
-                <w:color w:val="8B1A1A"/>
-                <w:sz w:val="18"/>
-                <w:szCs w:val="18"/>
-              </w:rPr>
-              <w:t xml:space="preserve">WM_ACTIVATE</w:t>
-            </w:r>
-            <w:r>
-              <w:rPr>
-                <w:sz w:val="19"/>
-                <w:szCs w:val="19"/>
-              </w:rPr>
-              <w:t xml:space="preserve">. If a JSON file is invalid (for example saved mid-edit), it shows a message box; closing the box reactivates the main window, which reloads, fails, and shows the box again. The user may be unable to return to Notepad without killing the app.</w:t>
-            </w:r>
-          </w:p>
-        </w:tc>
-        <w:tc>
-          <w:tcPr>
-            <w:tcW w:type="dxa" w:w="4115"/>
-            <w:tcBorders>
-              <w:top w:val="single" w:color="B4C6DB" w:sz="4"/>
-              <w:left w:val="single" w:color="B4C6DB" w:sz="4"/>
-              <w:bottom w:val="single" w:color="B4C6DB" w:sz="4"/>
-              <w:right w:val="single" w:color="B4C6DB" w:sz="4"/>
-            </w:tcBorders>
-            <w:tcMar>
-              <w:top w:type="dxa" w:w="60"/>
-              <w:left w:type="dxa" w:w="100"/>
-              <w:bottom w:type="dxa" w:w="60"/>
-              <w:right w:type="dxa" w:w="100"/>
-            </w:tcMar>
-          </w:tcPr>
-          <w:p>
-            <w:pPr>
-              <w:spacing w:after="0"/>
-            </w:pPr>
-            <w:r>
-              <w:rPr>
-                <w:sz w:val="19"/>
-                <w:szCs w:val="19"/>
-              </w:rPr>
-              <w:t xml:space="preserve">Only reload when a file's last-write time has changed (track it with </w:t>
-            </w:r>
-            <w:r>
-              <w:rPr>
-                <w:rFonts w:ascii="Consolas" w:cs="Consolas" w:eastAsia="Consolas" w:hAnsi="Consolas"/>
-                <w:color w:val="8B1A1A"/>
-                <w:sz w:val="18"/>
-                <w:szCs w:val="18"/>
-              </w:rPr>
-              <w:t xml:space="preserve">GetFileAttributesExW</w:t>
-            </w:r>
-            <w:r>
-              <w:rPr>
-                <w:sz w:val="19"/>
-                <w:szCs w:val="19"/>
-              </w:rPr>
-              <w:t xml:space="preserve">), or suppress reloads while an error box is open.</w:t>
+              <w:t xml:space="preserve">Action names are still matched case-sensitively.</w:t>
+            </w:r>
+            <w:r>
+              <w:rPr>
+                <w:sz w:val="19"/>
+                <w:szCs w:val="19"/>
+              </w:rPr>
+              <w:t xml:space="preserve"> Types are upper-cased, but an action written as </w:t>
+            </w:r>
+            <w:r>
+              <w:rPr>
+                <w:rFonts w:ascii="Consolas" w:cs="Consolas" w:eastAsia="Consolas" w:hAnsi="Consolas"/>
+                <w:color w:val="8B1A1A"/>
+                <w:sz w:val="18"/>
+                <w:szCs w:val="18"/>
+              </w:rPr>
+              <w:t xml:space="preserve">"Rdp"</w:t>
+            </w:r>
+            <w:r>
+              <w:rPr>
+                <w:sz w:val="19"/>
+                <w:szCs w:val="19"/>
+              </w:rPr>
+              <w:t xml:space="preserve"> never matches. Since 2.0.3 the error message points this out, but the lookup still fails.</w:t>
+            </w:r>
+          </w:p>
+        </w:tc>
+        <w:tc>
+          <w:tcPr>
+            <w:tcW w:type="dxa" w:w="4053"/>
+            <w:tcBorders>
+              <w:top w:val="single" w:color="B4C6DB" w:sz="4"/>
+              <w:left w:val="single" w:color="B4C6DB" w:sz="4"/>
+              <w:bottom w:val="single" w:color="B4C6DB" w:sz="4"/>
+              <w:right w:val="single" w:color="B4C6DB" w:sz="4"/>
+            </w:tcBorders>
+            <w:tcMar>
+              <w:top w:type="dxa" w:w="60"/>
+              <w:left w:type="dxa" w:w="100"/>
+              <w:bottom w:type="dxa" w:w="60"/>
+              <w:right w:type="dxa" w:w="100"/>
+            </w:tcMar>
+          </w:tcPr>
+          <w:p>
+            <w:pPr>
+              <w:spacing w:after="0"/>
+            </w:pPr>
+            <w:r>
+              <w:rPr>
+                <w:sz w:val="19"/>
+                <w:szCs w:val="19"/>
+              </w:rPr>
+              <w:t xml:space="preserve">Match with </w:t>
+            </w:r>
+            <w:r>
+              <w:rPr>
+                <w:rFonts w:ascii="Consolas" w:cs="Consolas" w:eastAsia="Consolas" w:hAnsi="Consolas"/>
+                <w:color w:val="8B1A1A"/>
+                <w:sz w:val="18"/>
+                <w:szCs w:val="18"/>
+              </w:rPr>
+              <w:t xml:space="preserve">_wcsicmp</w:t>
+            </w:r>
+            <w:r>
+              <w:rPr>
+                <w:sz w:val="19"/>
+                <w:szCs w:val="19"/>
+              </w:rPr>
+              <w:t xml:space="preserve"> in </w:t>
+            </w:r>
+            <w:r>
+              <w:rPr>
+                <w:rFonts w:ascii="Consolas" w:cs="Consolas" w:eastAsia="Consolas" w:hAnsi="Consolas"/>
+                <w:color w:val="8B1A1A"/>
+                <w:sz w:val="18"/>
+                <w:szCs w:val="18"/>
+              </w:rPr>
+              <w:t xml:space="preserve">findAction</w:t>
+            </w:r>
+            <w:r>
+              <w:rPr>
+                <w:sz w:val="19"/>
+                <w:szCs w:val="19"/>
+              </w:rPr>
+              <w:t xml:space="preserve"> (then </w:t>
+            </w:r>
+            <w:r>
+              <w:rPr>
+                <w:rFonts w:ascii="Consolas" w:cs="Consolas" w:eastAsia="Consolas" w:hAnsi="Consolas"/>
+                <w:color w:val="8B1A1A"/>
+                <w:sz w:val="18"/>
+                <w:szCs w:val="18"/>
+              </w:rPr>
+              <w:t xml:space="preserve">findActionIgnoreCase</w:t>
+            </w:r>
+            <w:r>
+              <w:rPr>
+                <w:sz w:val="19"/>
+                <w:szCs w:val="19"/>
+              </w:rPr>
+              <w:t xml:space="preserve"> can be removed).</w:t>
             </w:r>
           </w:p>
         </w:tc>
@@ -4803,30 +6331,30 @@
         </w:trPr>
         <w:tc>
           <w:tcPr>
-            <w:tcW w:type="dxa" w:w="550"/>
-            <w:tcBorders>
-              <w:top w:val="single" w:color="B4C6DB" w:sz="4"/>
-              <w:left w:val="single" w:color="B4C6DB" w:sz="4"/>
-              <w:bottom w:val="single" w:color="B4C6DB" w:sz="4"/>
-              <w:right w:val="single" w:color="B4C6DB" w:sz="4"/>
-            </w:tcBorders>
-            <w:tcMar>
-              <w:top w:type="dxa" w:w="60"/>
-              <w:left w:type="dxa" w:w="100"/>
-              <w:bottom w:type="dxa" w:w="60"/>
-              <w:right w:type="dxa" w:w="100"/>
-            </w:tcMar>
-          </w:tcPr>
-          <w:p>
-            <w:pPr>
-              <w:spacing w:after="0"/>
-            </w:pPr>
-            <w:r>
-              <w:rPr>
-                <w:sz w:val="19"/>
-                <w:szCs w:val="19"/>
-              </w:rPr>
-              <w:t xml:space="preserve">B2</w:t>
+            <w:tcW w:type="dxa" w:w="675"/>
+            <w:tcBorders>
+              <w:top w:val="single" w:color="B4C6DB" w:sz="4"/>
+              <w:left w:val="single" w:color="B4C6DB" w:sz="4"/>
+              <w:bottom w:val="single" w:color="B4C6DB" w:sz="4"/>
+              <w:right w:val="single" w:color="B4C6DB" w:sz="4"/>
+            </w:tcBorders>
+            <w:tcMar>
+              <w:top w:type="dxa" w:w="60"/>
+              <w:left w:type="dxa" w:w="100"/>
+              <w:bottom w:type="dxa" w:w="60"/>
+              <w:right w:type="dxa" w:w="100"/>
+            </w:tcMar>
+          </w:tcPr>
+          <w:p>
+            <w:pPr>
+              <w:spacing w:after="0"/>
+            </w:pPr>
+            <w:r>
+              <w:rPr>
+                <w:sz w:val="19"/>
+                <w:szCs w:val="19"/>
+              </w:rPr>
+              <w:t xml:space="preserve">B8</w:t>
             </w:r>
           </w:p>
         </w:tc>
@@ -4855,13 +6383,13 @@
                 <w:sz w:val="19"/>
                 <w:szCs w:val="19"/>
               </w:rPr>
-              <w:t xml:space="preserve">High</w:t>
-            </w:r>
-          </w:p>
-        </w:tc>
-        <w:tc>
-          <w:tcPr>
-            <w:tcW w:type="dxa" w:w="4115"/>
+              <w:t xml:space="preserve">Low</w:t>
+            </w:r>
+          </w:p>
+        </w:tc>
+        <w:tc>
+          <w:tcPr>
+            <w:tcW w:type="dxa" w:w="4052"/>
             <w:tcBorders>
               <w:top w:val="single" w:color="B4C6DB" w:sz="4"/>
               <w:left w:val="single" w:color="B4C6DB" w:sz="4"/>
@@ -4886,14 +6414,59 @@
                 <w:sz w:val="19"/>
                 <w:szCs w:val="19"/>
               </w:rPr>
-              <w:t xml:space="preserve">Sort order lost on reload.</w:t>
-            </w:r>
-            <w:r>
-              <w:rPr>
-                <w:sz w:val="19"/>
-                <w:szCs w:val="19"/>
-              </w:rPr>
-              <w:t xml:space="preserve"> Every reload (each time the window gets focus, including after launching something) replaces </w:t>
+              <w:t xml:space="preserve">Connections are cleared on a read error.</w:t>
+            </w:r>
+            <w:r>
+              <w:rPr>
+                <w:sz w:val="19"/>
+                <w:szCs w:val="19"/>
+              </w:rPr>
+              <w:t xml:space="preserve"> If </w:t>
+            </w:r>
+            <w:r>
+              <w:rPr>
+                <w:rFonts w:ascii="Consolas" w:cs="Consolas" w:eastAsia="Consolas" w:hAnsi="Consolas"/>
+                <w:color w:val="8B1A1A"/>
+                <w:sz w:val="18"/>
+                <w:szCs w:val="18"/>
+              </w:rPr>
+              <w:t xml:space="preserve">connections.json</w:t>
+            </w:r>
+            <w:r>
+              <w:rPr>
+                <w:sz w:val="19"/>
+                <w:szCs w:val="19"/>
+              </w:rPr>
+              <w:t xml:space="preserve"> can't be read or parsed, the list becomes empty, while a bad actions file keeps the old actions.</w:t>
+            </w:r>
+          </w:p>
+        </w:tc>
+        <w:tc>
+          <w:tcPr>
+            <w:tcW w:type="dxa" w:w="4053"/>
+            <w:tcBorders>
+              <w:top w:val="single" w:color="B4C6DB" w:sz="4"/>
+              <w:left w:val="single" w:color="B4C6DB" w:sz="4"/>
+              <w:bottom w:val="single" w:color="B4C6DB" w:sz="4"/>
+              <w:right w:val="single" w:color="B4C6DB" w:sz="4"/>
+            </w:tcBorders>
+            <w:tcMar>
+              <w:top w:type="dxa" w:w="60"/>
+              <w:left w:type="dxa" w:w="100"/>
+              <w:bottom w:type="dxa" w:w="60"/>
+              <w:right w:type="dxa" w:w="100"/>
+            </w:tcMar>
+          </w:tcPr>
+          <w:p>
+            <w:pPr>
+              <w:spacing w:after="0"/>
+            </w:pPr>
+            <w:r>
+              <w:rPr>
+                <w:sz w:val="19"/>
+                <w:szCs w:val="19"/>
+              </w:rPr>
+              <w:t xml:space="preserve">Keep the previous </w:t>
             </w:r>
             <w:r>
               <w:rPr>
@@ -4909,68 +6482,7 @@
                 <w:sz w:val="19"/>
                 <w:szCs w:val="19"/>
               </w:rPr>
-              <w:t xml:space="preserve"> with file order, but the header arrow still shows the old sort.</w:t>
-            </w:r>
-          </w:p>
-        </w:tc>
-        <w:tc>
-          <w:tcPr>
-            <w:tcW w:type="dxa" w:w="4115"/>
-            <w:tcBorders>
-              <w:top w:val="single" w:color="B4C6DB" w:sz="4"/>
-              <w:left w:val="single" w:color="B4C6DB" w:sz="4"/>
-              <w:bottom w:val="single" w:color="B4C6DB" w:sz="4"/>
-              <w:right w:val="single" w:color="B4C6DB" w:sz="4"/>
-            </w:tcBorders>
-            <w:tcMar>
-              <w:top w:type="dxa" w:w="60"/>
-              <w:left w:type="dxa" w:w="100"/>
-              <w:bottom w:type="dxa" w:w="60"/>
-              <w:right w:type="dxa" w:w="100"/>
-            </w:tcMar>
-          </w:tcPr>
-          <w:p>
-            <w:pPr>
-              <w:spacing w:after="0"/>
-            </w:pPr>
-            <w:r>
-              <w:rPr>
-                <w:sz w:val="19"/>
-                <w:szCs w:val="19"/>
-              </w:rPr>
-              <w:t xml:space="preserve">After loading, re-apply the current sort (</w:t>
-            </w:r>
-            <w:r>
-              <w:rPr>
-                <w:rFonts w:ascii="Consolas" w:cs="Consolas" w:eastAsia="Consolas" w:hAnsi="Consolas"/>
-                <w:color w:val="8B1A1A"/>
-                <w:sz w:val="18"/>
-                <w:szCs w:val="18"/>
-              </w:rPr>
-              <w:t xml:space="preserve">g_sortCol</w:t>
-            </w:r>
-            <w:r>
-              <w:rPr>
-                <w:sz w:val="19"/>
-                <w:szCs w:val="19"/>
-              </w:rPr>
-              <w:t xml:space="preserve">/</w:t>
-            </w:r>
-            <w:r>
-              <w:rPr>
-                <w:rFonts w:ascii="Consolas" w:cs="Consolas" w:eastAsia="Consolas" w:hAnsi="Consolas"/>
-                <w:color w:val="8B1A1A"/>
-                <w:sz w:val="18"/>
-                <w:szCs w:val="18"/>
-              </w:rPr>
-              <w:t xml:space="preserve">g_sortAsc</w:t>
-            </w:r>
-            <w:r>
-              <w:rPr>
-                <w:sz w:val="19"/>
-                <w:szCs w:val="19"/>
-              </w:rPr>
-              <w:t xml:space="preserve">) without toggling direction, then populate.</w:t>
+              <w:t xml:space="preserve"> when loading fails, matching the actions behavior.</w:t>
             </w:r>
           </w:p>
         </w:tc>
@@ -4981,30 +6493,30 @@
         </w:trPr>
         <w:tc>
           <w:tcPr>
-            <w:tcW w:type="dxa" w:w="550"/>
-            <w:tcBorders>
-              <w:top w:val="single" w:color="B4C6DB" w:sz="4"/>
-              <w:left w:val="single" w:color="B4C6DB" w:sz="4"/>
-              <w:bottom w:val="single" w:color="B4C6DB" w:sz="4"/>
-              <w:right w:val="single" w:color="B4C6DB" w:sz="4"/>
-            </w:tcBorders>
-            <w:tcMar>
-              <w:top w:type="dxa" w:w="60"/>
-              <w:left w:type="dxa" w:w="100"/>
-              <w:bottom w:type="dxa" w:w="60"/>
-              <w:right w:type="dxa" w:w="100"/>
-            </w:tcMar>
-          </w:tcPr>
-          <w:p>
-            <w:pPr>
-              <w:spacing w:after="0"/>
-            </w:pPr>
-            <w:r>
-              <w:rPr>
-                <w:sz w:val="19"/>
-                <w:szCs w:val="19"/>
-              </w:rPr>
-              <w:t xml:space="preserve">B3</w:t>
+            <w:tcW w:type="dxa" w:w="675"/>
+            <w:tcBorders>
+              <w:top w:val="single" w:color="B4C6DB" w:sz="4"/>
+              <w:left w:val="single" w:color="B4C6DB" w:sz="4"/>
+              <w:bottom w:val="single" w:color="B4C6DB" w:sz="4"/>
+              <w:right w:val="single" w:color="B4C6DB" w:sz="4"/>
+            </w:tcBorders>
+            <w:tcMar>
+              <w:top w:type="dxa" w:w="60"/>
+              <w:left w:type="dxa" w:w="100"/>
+              <w:bottom w:type="dxa" w:w="60"/>
+              <w:right w:type="dxa" w:w="100"/>
+            </w:tcMar>
+          </w:tcPr>
+          <w:p>
+            <w:pPr>
+              <w:spacing w:after="0"/>
+            </w:pPr>
+            <w:r>
+              <w:rPr>
+                <w:sz w:val="19"/>
+                <w:szCs w:val="19"/>
+              </w:rPr>
+              <w:t xml:space="preserve">B9</w:t>
             </w:r>
           </w:p>
         </w:tc>
@@ -5033,13 +6545,13 @@
                 <w:sz w:val="19"/>
                 <w:szCs w:val="19"/>
               </w:rPr>
-              <w:t xml:space="preserve">Medium</w:t>
-            </w:r>
-          </w:p>
-        </w:tc>
-        <w:tc>
-          <w:tcPr>
-            <w:tcW w:type="dxa" w:w="4115"/>
+              <w:t xml:space="preserve">Low</w:t>
+            </w:r>
+          </w:p>
+        </w:tc>
+        <w:tc>
+          <w:tcPr>
+            <w:tcW w:type="dxa" w:w="4052"/>
             <w:tcBorders>
               <w:top w:val="single" w:color="B4C6DB" w:sz="4"/>
               <w:left w:val="single" w:color="B4C6DB" w:sz="4"/>
@@ -5064,155 +6576,107 @@
                 <w:sz w:val="19"/>
                 <w:szCs w:val="19"/>
               </w:rPr>
-              <w:t xml:space="preserve">Unknown types fail silently.</w:t>
-            </w:r>
-            <w:r>
-              <w:rPr>
-                <w:sz w:val="19"/>
-                <w:szCs w:val="19"/>
-              </w:rPr>
-              <w:t xml:space="preserve"> If a type has no matching action, </w:t>
-            </w:r>
-            <w:r>
-              <w:rPr>
-                <w:rFonts w:ascii="Consolas" w:cs="Consolas" w:eastAsia="Consolas" w:hAnsi="Consolas"/>
-                <w:color w:val="8B1A1A"/>
-                <w:sz w:val="18"/>
-                <w:szCs w:val="18"/>
-              </w:rPr>
-              <w:t xml:space="preserve">cmd</w:t>
-            </w:r>
-            <w:r>
-              <w:rPr>
-                <w:sz w:val="19"/>
-                <w:szCs w:val="19"/>
-              </w:rPr>
-              <w:t xml:space="preserve"> and </w:t>
-            </w:r>
-            <w:r>
-              <w:rPr>
-                <w:rFonts w:ascii="Consolas" w:cs="Consolas" w:eastAsia="Consolas" w:hAnsi="Consolas"/>
-                <w:color w:val="8B1A1A"/>
-                <w:sz w:val="18"/>
-                <w:szCs w:val="18"/>
-              </w:rPr>
-              <w:t xml:space="preserve">args</w:t>
-            </w:r>
-            <w:r>
-              <w:rPr>
-                <w:sz w:val="19"/>
-                <w:szCs w:val="19"/>
-              </w:rPr>
-              <w:t xml:space="preserve"> become </w:t>
-            </w:r>
-            <w:r>
-              <w:rPr>
-                <w:rFonts w:ascii="Consolas" w:cs="Consolas" w:eastAsia="Consolas" w:hAnsi="Consolas"/>
-                <w:color w:val="8B1A1A"/>
-                <w:sz w:val="18"/>
-                <w:szCs w:val="18"/>
-              </w:rPr>
-              <w:t xml:space="preserve">"Default"</w:t>
-            </w:r>
-            <w:r>
-              <w:rPr>
-                <w:sz w:val="19"/>
-                <w:szCs w:val="19"/>
-              </w:rPr>
-              <w:t xml:space="preserve">, so </w:t>
-            </w:r>
-            <w:r>
-              <w:rPr>
-                <w:rFonts w:ascii="Consolas" w:cs="Consolas" w:eastAsia="Consolas" w:hAnsi="Consolas"/>
-                <w:color w:val="8B1A1A"/>
-                <w:sz w:val="18"/>
-                <w:szCs w:val="18"/>
-              </w:rPr>
-              <w:t xml:space="preserve">ShellExecuteW</w:t>
-            </w:r>
-            <w:r>
-              <w:rPr>
-                <w:sz w:val="19"/>
-                <w:szCs w:val="19"/>
-              </w:rPr>
-              <w:t xml:space="preserve"> tries to run a program named </w:t>
-            </w:r>
-            <w:r>
-              <w:rPr>
-                <w:rFonts w:ascii="Consolas" w:cs="Consolas" w:eastAsia="Consolas" w:hAnsi="Consolas"/>
-                <w:color w:val="8B1A1A"/>
-                <w:sz w:val="18"/>
-                <w:szCs w:val="18"/>
-              </w:rPr>
-              <w:t xml:space="preserve">Default</w:t>
-            </w:r>
-            <w:r>
-              <w:rPr>
-                <w:sz w:val="19"/>
-                <w:szCs w:val="19"/>
-              </w:rPr>
-              <w:t xml:space="preserve">. The return value is ignored, so nothing visible happens.</w:t>
-            </w:r>
-          </w:p>
-        </w:tc>
-        <w:tc>
-          <w:tcPr>
-            <w:tcW w:type="dxa" w:w="4115"/>
-            <w:tcBorders>
-              <w:top w:val="single" w:color="B4C6DB" w:sz="4"/>
-              <w:left w:val="single" w:color="B4C6DB" w:sz="4"/>
-              <w:bottom w:val="single" w:color="B4C6DB" w:sz="4"/>
-              <w:right w:val="single" w:color="B4C6DB" w:sz="4"/>
-            </w:tcBorders>
-            <w:tcMar>
-              <w:top w:type="dxa" w:w="60"/>
-              <w:left w:type="dxa" w:w="100"/>
-              <w:bottom w:type="dxa" w:w="60"/>
-              <w:right w:type="dxa" w:w="100"/>
-            </w:tcMar>
-          </w:tcPr>
-          <w:p>
-            <w:pPr>
-              <w:spacing w:after="0"/>
-            </w:pPr>
-            <w:r>
-              <w:rPr>
-                <w:sz w:val="19"/>
-                <w:szCs w:val="19"/>
-              </w:rPr>
-              <w:t xml:space="preserve">Check the </w:t>
-            </w:r>
-            <w:r>
-              <w:rPr>
-                <w:rFonts w:ascii="Consolas" w:cs="Consolas" w:eastAsia="Consolas" w:hAnsi="Consolas"/>
-                <w:color w:val="8B1A1A"/>
-                <w:sz w:val="18"/>
-                <w:szCs w:val="18"/>
-              </w:rPr>
-              <w:t xml:space="preserve">optional</w:t>
-            </w:r>
-            <w:r>
-              <w:rPr>
-                <w:sz w:val="19"/>
-                <w:szCs w:val="19"/>
-              </w:rPr>
-              <w:t xml:space="preserve"> results and show a message such as "No action defined for type X". Check the </w:t>
-            </w:r>
-            <w:r>
-              <w:rPr>
-                <w:rFonts w:ascii="Consolas" w:cs="Consolas" w:eastAsia="Consolas" w:hAnsi="Consolas"/>
-                <w:color w:val="8B1A1A"/>
-                <w:sz w:val="18"/>
-                <w:szCs w:val="18"/>
-              </w:rPr>
-              <w:t xml:space="preserve">ShellExecuteW</w:t>
-            </w:r>
-            <w:r>
-              <w:rPr>
-                <w:sz w:val="19"/>
-                <w:szCs w:val="19"/>
-              </w:rPr>
-              <w:t xml:space="preserve"> return value (≤ 32 means failure).</w:t>
+              <w:t xml:space="preserve">Selection is lost on reload and sort.</w:t>
+            </w:r>
+            <w:r>
+              <w:rPr>
+                <w:sz w:val="19"/>
+                <w:szCs w:val="19"/>
+              </w:rPr>
+              <w:t xml:space="preserve"> </w:t>
+            </w:r>
+            <w:r>
+              <w:rPr>
+                <w:rFonts w:ascii="Consolas" w:cs="Consolas" w:eastAsia="Consolas" w:hAnsi="Consolas"/>
+                <w:color w:val="8B1A1A"/>
+                <w:sz w:val="18"/>
+                <w:szCs w:val="18"/>
+              </w:rPr>
+              <w:t xml:space="preserve">PopulateListView</w:t>
+            </w:r>
+            <w:r>
+              <w:rPr>
+                <w:sz w:val="19"/>
+                <w:szCs w:val="19"/>
+              </w:rPr>
+              <w:t xml:space="preserve"> deletes all items, so the selected row (and the keyboard focus item) resets after a column click or a reload.</w:t>
+            </w:r>
+          </w:p>
+        </w:tc>
+        <w:tc>
+          <w:tcPr>
+            <w:tcW w:type="dxa" w:w="4053"/>
+            <w:tcBorders>
+              <w:top w:val="single" w:color="B4C6DB" w:sz="4"/>
+              <w:left w:val="single" w:color="B4C6DB" w:sz="4"/>
+              <w:bottom w:val="single" w:color="B4C6DB" w:sz="4"/>
+              <w:right w:val="single" w:color="B4C6DB" w:sz="4"/>
+            </w:tcBorders>
+            <w:tcMar>
+              <w:top w:type="dxa" w:w="60"/>
+              <w:left w:type="dxa" w:w="100"/>
+              <w:bottom w:type="dxa" w:w="60"/>
+              <w:right w:type="dxa" w:w="100"/>
+            </w:tcMar>
+          </w:tcPr>
+          <w:p>
+            <w:pPr>
+              <w:spacing w:after="0"/>
+            </w:pPr>
+            <w:r>
+              <w:rPr>
+                <w:sz w:val="19"/>
+                <w:szCs w:val="19"/>
+              </w:rPr>
+              <w:t xml:space="preserve">Remember the selected </w:t>
+            </w:r>
+            <w:r>
+              <w:rPr>
+                <w:rFonts w:ascii="Consolas" w:cs="Consolas" w:eastAsia="Consolas" w:hAnsi="Consolas"/>
+                <w:color w:val="8B1A1A"/>
+                <w:sz w:val="18"/>
+                <w:szCs w:val="18"/>
+              </w:rPr>
+              <w:t xml:space="preserve">Device</w:t>
+            </w:r>
+            <w:r>
+              <w:rPr>
+                <w:sz w:val="19"/>
+                <w:szCs w:val="19"/>
+              </w:rPr>
+              <w:t xml:space="preserve"> (host + type) before repopulating and reselect it with </w:t>
+            </w:r>
+            <w:r>
+              <w:rPr>
+                <w:rFonts w:ascii="Consolas" w:cs="Consolas" w:eastAsia="Consolas" w:hAnsi="Consolas"/>
+                <w:color w:val="8B1A1A"/>
+                <w:sz w:val="18"/>
+                <w:szCs w:val="18"/>
+              </w:rPr>
+              <w:t xml:space="preserve">ListView_SetItemState</w:t>
+            </w:r>
+            <w:r>
+              <w:rPr>
+                <w:sz w:val="19"/>
+                <w:szCs w:val="19"/>
+              </w:rPr>
+              <w:t xml:space="preserve"> + </w:t>
+            </w:r>
+            <w:r>
+              <w:rPr>
+                <w:rFonts w:ascii="Consolas" w:cs="Consolas" w:eastAsia="Consolas" w:hAnsi="Consolas"/>
+                <w:color w:val="8B1A1A"/>
+                <w:sz w:val="18"/>
+                <w:szCs w:val="18"/>
+              </w:rPr>
+              <w:t xml:space="preserve">ListView_EnsureVisible</w:t>
+            </w:r>
+            <w:r>
+              <w:rPr>
+                <w:sz w:val="19"/>
+                <w:szCs w:val="19"/>
+              </w:rPr>
+              <w:t xml:space="preserve">.</w:t>
             </w:r>
           </w:p>
         </w:tc>
@@ -5223,30 +6687,30 @@
         </w:trPr>
         <w:tc>
           <w:tcPr>
-            <w:tcW w:type="dxa" w:w="550"/>
-            <w:tcBorders>
-              <w:top w:val="single" w:color="B4C6DB" w:sz="4"/>
-              <w:left w:val="single" w:color="B4C6DB" w:sz="4"/>
-              <w:bottom w:val="single" w:color="B4C6DB" w:sz="4"/>
-              <w:right w:val="single" w:color="B4C6DB" w:sz="4"/>
-            </w:tcBorders>
-            <w:tcMar>
-              <w:top w:type="dxa" w:w="60"/>
-              <w:left w:type="dxa" w:w="100"/>
-              <w:bottom w:type="dxa" w:w="60"/>
-              <w:right w:type="dxa" w:w="100"/>
-            </w:tcMar>
-          </w:tcPr>
-          <w:p>
-            <w:pPr>
-              <w:spacing w:after="0"/>
-            </w:pPr>
-            <w:r>
-              <w:rPr>
-                <w:sz w:val="19"/>
-                <w:szCs w:val="19"/>
-              </w:rPr>
-              <w:t xml:space="preserve">B4</w:t>
+            <w:tcW w:type="dxa" w:w="675"/>
+            <w:tcBorders>
+              <w:top w:val="single" w:color="B4C6DB" w:sz="4"/>
+              <w:left w:val="single" w:color="B4C6DB" w:sz="4"/>
+              <w:bottom w:val="single" w:color="B4C6DB" w:sz="4"/>
+              <w:right w:val="single" w:color="B4C6DB" w:sz="4"/>
+            </w:tcBorders>
+            <w:tcMar>
+              <w:top w:type="dxa" w:w="60"/>
+              <w:left w:type="dxa" w:w="100"/>
+              <w:bottom w:type="dxa" w:w="60"/>
+              <w:right w:type="dxa" w:w="100"/>
+            </w:tcMar>
+          </w:tcPr>
+          <w:p>
+            <w:pPr>
+              <w:spacing w:after="0"/>
+            </w:pPr>
+            <w:r>
+              <w:rPr>
+                <w:sz w:val="19"/>
+                <w:szCs w:val="19"/>
+              </w:rPr>
+              <w:t xml:space="preserve">B10</w:t>
             </w:r>
           </w:p>
         </w:tc>
@@ -5275,49 +6739,38 @@
                 <w:sz w:val="19"/>
                 <w:szCs w:val="19"/>
               </w:rPr>
-              <w:t xml:space="preserve">Medium</w:t>
-            </w:r>
-          </w:p>
-        </w:tc>
-        <w:tc>
-          <w:tcPr>
-            <w:tcW w:type="dxa" w:w="4115"/>
-            <w:tcBorders>
-              <w:top w:val="single" w:color="B4C6DB" w:sz="4"/>
-              <w:left w:val="single" w:color="B4C6DB" w:sz="4"/>
-              <w:bottom w:val="single" w:color="B4C6DB" w:sz="4"/>
-              <w:right w:val="single" w:color="B4C6DB" w:sz="4"/>
-            </w:tcBorders>
-            <w:tcMar>
-              <w:top w:type="dxa" w:w="60"/>
-              <w:left w:type="dxa" w:w="100"/>
-              <w:bottom w:type="dxa" w:w="60"/>
-              <w:right w:type="dxa" w:w="100"/>
-            </w:tcMar>
-          </w:tcPr>
-          <w:p>
-            <w:pPr>
-              <w:spacing w:after="0"/>
-            </w:pPr>
-            <w:r>
-              <w:rPr>
-                <w:rFonts w:ascii="Consolas" w:cs="Consolas" w:eastAsia="Consolas" w:hAnsi="Consolas"/>
+              <w:t xml:space="preserve">Low</w:t>
+            </w:r>
+          </w:p>
+        </w:tc>
+        <w:tc>
+          <w:tcPr>
+            <w:tcW w:type="dxa" w:w="4052"/>
+            <w:tcBorders>
+              <w:top w:val="single" w:color="B4C6DB" w:sz="4"/>
+              <w:left w:val="single" w:color="B4C6DB" w:sz="4"/>
+              <w:bottom w:val="single" w:color="B4C6DB" w:sz="4"/>
+              <w:right w:val="single" w:color="B4C6DB" w:sz="4"/>
+            </w:tcBorders>
+            <w:tcMar>
+              <w:top w:type="dxa" w:w="60"/>
+              <w:left w:type="dxa" w:w="100"/>
+              <w:bottom w:type="dxa" w:w="60"/>
+              <w:right w:type="dxa" w:w="100"/>
+            </w:tcMar>
+          </w:tcPr>
+          <w:p>
+            <w:pPr>
+              <w:spacing w:after="0"/>
+            </w:pPr>
+            <w:r>
+              <w:rPr>
                 <w:b/>
                 <w:bCs/>
-                <w:color w:val="8B1A1A"/>
-                <w:sz w:val="18"/>
-                <w:szCs w:val="18"/>
-              </w:rPr>
-              <w:t xml:space="preserve">file://</w:t>
-            </w:r>
-            <w:r>
-              <w:rPr>
-                <w:b/>
-                <w:bCs/>
-                <w:sz w:val="19"/>
-                <w:szCs w:val="19"/>
-              </w:rPr>
-              <w:t xml:space="preserve"> check is off by one.</w:t>
+                <w:sz w:val="19"/>
+                <w:szCs w:val="19"/>
+              </w:rPr>
+              <w:t xml:space="preserve">Garbled non-ASCII text in JSON error messages.</w:t>
             </w:r>
             <w:r>
               <w:rPr>
@@ -5333,155 +6786,91 @@
                 <w:sz w:val="18"/>
                 <w:szCs w:val="18"/>
               </w:rPr>
-              <w:t xml:space="preserve">prefix.substr(0, 8) == L"file://"</w:t>
-            </w:r>
-            <w:r>
-              <w:rPr>
-                <w:sz w:val="19"/>
-                <w:szCs w:val="19"/>
-              </w:rPr>
-              <w:t xml:space="preserve"> compares 8 characters with a 7-character string, so it only matches when the command is exactly </w:t>
-            </w:r>
-            <w:r>
-              <w:rPr>
-                <w:rFonts w:ascii="Consolas" w:cs="Consolas" w:eastAsia="Consolas" w:hAnsi="Consolas"/>
-                <w:color w:val="8B1A1A"/>
-                <w:sz w:val="18"/>
-                <w:szCs w:val="18"/>
-              </w:rPr>
-              <w:t xml:space="preserve">file://</w:t>
-            </w:r>
-            <w:r>
-              <w:rPr>
-                <w:sz w:val="19"/>
-                <w:szCs w:val="19"/>
-              </w:rPr>
-              <w:t xml:space="preserve"> (not </w:t>
-            </w:r>
-            <w:r>
-              <w:rPr>
-                <w:rFonts w:ascii="Consolas" w:cs="Consolas" w:eastAsia="Consolas" w:hAnsi="Consolas"/>
-                <w:color w:val="8B1A1A"/>
-                <w:sz w:val="18"/>
-                <w:szCs w:val="18"/>
-              </w:rPr>
-              <w:t xml:space="preserve">file:///...</w:t>
-            </w:r>
-            <w:r>
-              <w:rPr>
-                <w:sz w:val="19"/>
-                <w:szCs w:val="19"/>
-              </w:rPr>
-              <w:t xml:space="preserve">).</w:t>
-            </w:r>
-          </w:p>
-        </w:tc>
-        <w:tc>
-          <w:tcPr>
-            <w:tcW w:type="dxa" w:w="4115"/>
-            <w:tcBorders>
-              <w:top w:val="single" w:color="B4C6DB" w:sz="4"/>
-              <w:left w:val="single" w:color="B4C6DB" w:sz="4"/>
-              <w:bottom w:val="single" w:color="B4C6DB" w:sz="4"/>
-              <w:right w:val="single" w:color="B4C6DB" w:sz="4"/>
-            </w:tcBorders>
-            <w:tcMar>
-              <w:top w:type="dxa" w:w="60"/>
-              <w:left w:type="dxa" w:w="100"/>
-              <w:bottom w:type="dxa" w:w="60"/>
-              <w:right w:type="dxa" w:w="100"/>
-            </w:tcMar>
-          </w:tcPr>
-          <w:p>
-            <w:pPr>
-              <w:spacing w:after="0"/>
-            </w:pPr>
-            <w:r>
-              <w:rPr>
-                <w:sz w:val="19"/>
-                <w:szCs w:val="19"/>
-              </w:rPr>
-              <w:t xml:space="preserve">Use a starts-with helper, or detect any scheme generically with </w:t>
-            </w:r>
-            <w:r>
-              <w:rPr>
-                <w:rFonts w:ascii="Consolas" w:cs="Consolas" w:eastAsia="Consolas" w:hAnsi="Consolas"/>
-                <w:color w:val="8B1A1A"/>
-                <w:sz w:val="18"/>
-                <w:szCs w:val="18"/>
-              </w:rPr>
-              <w:t xml:space="preserve">PathIsURLW</w:t>
-            </w:r>
-            <w:r>
-              <w:rPr>
-                <w:sz w:val="19"/>
-                <w:szCs w:val="19"/>
-              </w:rPr>
-              <w:t xml:space="preserve"> / </w:t>
-            </w:r>
-            <w:r>
-              <w:rPr>
-                <w:rFonts w:ascii="Consolas" w:cs="Consolas" w:eastAsia="Consolas" w:hAnsi="Consolas"/>
-                <w:color w:val="8B1A1A"/>
-                <w:sz w:val="18"/>
-                <w:szCs w:val="18"/>
-              </w:rPr>
-              <w:t xml:space="preserve">UrlIsW</w:t>
-            </w:r>
-            <w:r>
-              <w:rPr>
-                <w:sz w:val="19"/>
-                <w:szCs w:val="19"/>
-              </w:rPr>
-              <w:t xml:space="preserve"> or by finding </w:t>
-            </w:r>
-            <w:r>
-              <w:rPr>
-                <w:rFonts w:ascii="Consolas" w:cs="Consolas" w:eastAsia="Consolas" w:hAnsi="Consolas"/>
-                <w:color w:val="8B1A1A"/>
-                <w:sz w:val="18"/>
-                <w:szCs w:val="18"/>
-              </w:rPr>
-              <w:t xml:space="preserve">"://"</w:t>
-            </w:r>
-            <w:r>
-              <w:rPr>
-                <w:sz w:val="19"/>
-                <w:szCs w:val="19"/>
-              </w:rPr>
-              <w:t xml:space="preserve">. This also lets custom schemes such as </w:t>
-            </w:r>
-            <w:r>
-              <w:rPr>
-                <w:rFonts w:ascii="Consolas" w:cs="Consolas" w:eastAsia="Consolas" w:hAnsi="Consolas"/>
-                <w:color w:val="8B1A1A"/>
-                <w:sz w:val="18"/>
-                <w:szCs w:val="18"/>
-              </w:rPr>
-              <w:t xml:space="preserve">vnc://</w:t>
-            </w:r>
-            <w:r>
-              <w:rPr>
-                <w:sz w:val="19"/>
-                <w:szCs w:val="19"/>
-              </w:rPr>
-              <w:t xml:space="preserve"> or </w:t>
-            </w:r>
-            <w:r>
-              <w:rPr>
-                <w:rFonts w:ascii="Consolas" w:cs="Consolas" w:eastAsia="Consolas" w:hAnsi="Consolas"/>
-                <w:color w:val="8B1A1A"/>
-                <w:sz w:val="18"/>
-                <w:szCs w:val="18"/>
-              </w:rPr>
-              <w:t xml:space="preserve">ssh://</w:t>
-            </w:r>
-            <w:r>
-              <w:rPr>
-                <w:sz w:val="19"/>
-                <w:szCs w:val="19"/>
-              </w:rPr>
-              <w:t xml:space="preserve"> work.</w:t>
+              <w:t xml:space="preserve">MessageBoxA(e.what())</w:t>
+            </w:r>
+            <w:r>
+              <w:rPr>
+                <w:sz w:val="19"/>
+                <w:szCs w:val="19"/>
+              </w:rPr>
+              <w:t xml:space="preserve"> shows UTF-8 text (which can include the file path) in the ANSI code page, so a profile name such as </w:t>
+            </w:r>
+            <w:r>
+              <w:rPr>
+                <w:rFonts w:ascii="Consolas" w:cs="Consolas" w:eastAsia="Consolas" w:hAnsi="Consolas"/>
+                <w:color w:val="8B1A1A"/>
+                <w:sz w:val="18"/>
+                <w:szCs w:val="18"/>
+              </w:rPr>
+              <w:t xml:space="preserve">C:\Users\José</w:t>
+            </w:r>
+            <w:r>
+              <w:rPr>
+                <w:sz w:val="19"/>
+                <w:szCs w:val="19"/>
+              </w:rPr>
+              <w:t xml:space="preserve"> displays incorrectly.</w:t>
+            </w:r>
+          </w:p>
+        </w:tc>
+        <w:tc>
+          <w:tcPr>
+            <w:tcW w:type="dxa" w:w="4053"/>
+            <w:tcBorders>
+              <w:top w:val="single" w:color="B4C6DB" w:sz="4"/>
+              <w:left w:val="single" w:color="B4C6DB" w:sz="4"/>
+              <w:bottom w:val="single" w:color="B4C6DB" w:sz="4"/>
+              <w:right w:val="single" w:color="B4C6DB" w:sz="4"/>
+            </w:tcBorders>
+            <w:tcMar>
+              <w:top w:type="dxa" w:w="60"/>
+              <w:left w:type="dxa" w:w="100"/>
+              <w:bottom w:type="dxa" w:w="60"/>
+              <w:right w:type="dxa" w:w="100"/>
+            </w:tcMar>
+          </w:tcPr>
+          <w:p>
+            <w:pPr>
+              <w:spacing w:after="0"/>
+            </w:pPr>
+            <w:r>
+              <w:rPr>
+                <w:sz w:val="19"/>
+                <w:szCs w:val="19"/>
+              </w:rPr>
+              <w:t xml:space="preserve">Convert with </w:t>
+            </w:r>
+            <w:r>
+              <w:rPr>
+                <w:rFonts w:ascii="Consolas" w:cs="Consolas" w:eastAsia="Consolas" w:hAnsi="Consolas"/>
+                <w:color w:val="8B1A1A"/>
+                <w:sz w:val="18"/>
+                <w:szCs w:val="18"/>
+              </w:rPr>
+              <w:t xml:space="preserve">Utf8ToWide(e.what())</w:t>
+            </w:r>
+            <w:r>
+              <w:rPr>
+                <w:sz w:val="19"/>
+                <w:szCs w:val="19"/>
+              </w:rPr>
+              <w:t xml:space="preserve"> and use </w:t>
+            </w:r>
+            <w:r>
+              <w:rPr>
+                <w:rFonts w:ascii="Consolas" w:cs="Consolas" w:eastAsia="Consolas" w:hAnsi="Consolas"/>
+                <w:color w:val="8B1A1A"/>
+                <w:sz w:val="18"/>
+                <w:szCs w:val="18"/>
+              </w:rPr>
+              <w:t xml:space="preserve">MessageBoxW</w:t>
+            </w:r>
+            <w:r>
+              <w:rPr>
+                <w:sz w:val="19"/>
+                <w:szCs w:val="19"/>
+              </w:rPr>
+              <w:t xml:space="preserve">.</w:t>
             </w:r>
           </w:p>
         </w:tc>
@@ -5492,30 +6881,30 @@
         </w:trPr>
         <w:tc>
           <w:tcPr>
-            <w:tcW w:type="dxa" w:w="550"/>
-            <w:tcBorders>
-              <w:top w:val="single" w:color="B4C6DB" w:sz="4"/>
-              <w:left w:val="single" w:color="B4C6DB" w:sz="4"/>
-              <w:bottom w:val="single" w:color="B4C6DB" w:sz="4"/>
-              <w:right w:val="single" w:color="B4C6DB" w:sz="4"/>
-            </w:tcBorders>
-            <w:tcMar>
-              <w:top w:type="dxa" w:w="60"/>
-              <w:left w:type="dxa" w:w="100"/>
-              <w:bottom w:type="dxa" w:w="60"/>
-              <w:right w:type="dxa" w:w="100"/>
-            </w:tcMar>
-          </w:tcPr>
-          <w:p>
-            <w:pPr>
-              <w:spacing w:after="0"/>
-            </w:pPr>
-            <w:r>
-              <w:rPr>
-                <w:sz w:val="19"/>
-                <w:szCs w:val="19"/>
-              </w:rPr>
-              <w:t xml:space="preserve">B5</w:t>
+            <w:tcW w:type="dxa" w:w="675"/>
+            <w:tcBorders>
+              <w:top w:val="single" w:color="B4C6DB" w:sz="4"/>
+              <w:left w:val="single" w:color="B4C6DB" w:sz="4"/>
+              <w:bottom w:val="single" w:color="B4C6DB" w:sz="4"/>
+              <w:right w:val="single" w:color="B4C6DB" w:sz="4"/>
+            </w:tcBorders>
+            <w:tcMar>
+              <w:top w:type="dxa" w:w="60"/>
+              <w:left w:type="dxa" w:w="100"/>
+              <w:bottom w:type="dxa" w:w="60"/>
+              <w:right w:type="dxa" w:w="100"/>
+            </w:tcMar>
+          </w:tcPr>
+          <w:p>
+            <w:pPr>
+              <w:spacing w:after="0"/>
+            </w:pPr>
+            <w:r>
+              <w:rPr>
+                <w:sz w:val="19"/>
+                <w:szCs w:val="19"/>
+              </w:rPr>
+              <w:t xml:space="preserve">B11</w:t>
             </w:r>
           </w:p>
         </w:tc>
@@ -5544,13 +6933,13 @@
                 <w:sz w:val="19"/>
                 <w:szCs w:val="19"/>
               </w:rPr>
-              <w:t xml:space="preserve">Medium</w:t>
-            </w:r>
-          </w:p>
-        </w:tc>
-        <w:tc>
-          <w:tcPr>
-            <w:tcW w:type="dxa" w:w="4115"/>
+              <w:t xml:space="preserve">Low</w:t>
+            </w:r>
+          </w:p>
+        </w:tc>
+        <w:tc>
+          <w:tcPr>
+            <w:tcW w:type="dxa" w:w="4052"/>
             <w:tcBorders>
               <w:top w:val="single" w:color="B4C6DB" w:sz="4"/>
               <w:left w:val="single" w:color="B4C6DB" w:sz="4"/>
@@ -5575,75 +6964,43 @@
                 <w:sz w:val="19"/>
                 <w:szCs w:val="19"/>
               </w:rPr>
-              <w:t xml:space="preserve">Case-sensitive action names.</w:t>
-            </w:r>
-            <w:r>
-              <w:rPr>
-                <w:sz w:val="19"/>
-                <w:szCs w:val="19"/>
-              </w:rPr>
-              <w:t xml:space="preserve"> Types are upper-cased but action names are not, so an action written as </w:t>
-            </w:r>
-            <w:r>
-              <w:rPr>
-                <w:rFonts w:ascii="Consolas" w:cs="Consolas" w:eastAsia="Consolas" w:hAnsi="Consolas"/>
-                <w:color w:val="8B1A1A"/>
-                <w:sz w:val="18"/>
-                <w:szCs w:val="18"/>
-              </w:rPr>
-              <w:t xml:space="preserve">"Rdp"</w:t>
-            </w:r>
-            <w:r>
-              <w:rPr>
-                <w:sz w:val="19"/>
-                <w:szCs w:val="19"/>
-              </w:rPr>
-              <w:t xml:space="preserve"> never matches.</w:t>
-            </w:r>
-          </w:p>
-        </w:tc>
-        <w:tc>
-          <w:tcPr>
-            <w:tcW w:type="dxa" w:w="4115"/>
-            <w:tcBorders>
-              <w:top w:val="single" w:color="B4C6DB" w:sz="4"/>
-              <w:left w:val="single" w:color="B4C6DB" w:sz="4"/>
-              <w:bottom w:val="single" w:color="B4C6DB" w:sz="4"/>
-              <w:right w:val="single" w:color="B4C6DB" w:sz="4"/>
-            </w:tcBorders>
-            <w:tcMar>
-              <w:top w:type="dxa" w:w="60"/>
-              <w:left w:type="dxa" w:w="100"/>
-              <w:bottom w:type="dxa" w:w="60"/>
-              <w:right w:type="dxa" w:w="100"/>
-            </w:tcMar>
-          </w:tcPr>
-          <w:p>
-            <w:pPr>
-              <w:spacing w:after="0"/>
-            </w:pPr>
-            <w:r>
-              <w:rPr>
-                <w:sz w:val="19"/>
-                <w:szCs w:val="19"/>
-              </w:rPr>
-              <w:t xml:space="preserve">Upper-case both sides (or use </w:t>
-            </w:r>
-            <w:r>
-              <w:rPr>
-                <w:rFonts w:ascii="Consolas" w:cs="Consolas" w:eastAsia="Consolas" w:hAnsi="Consolas"/>
-                <w:color w:val="8B1A1A"/>
-                <w:sz w:val="18"/>
-                <w:szCs w:val="18"/>
-              </w:rPr>
-              <w:t xml:space="preserve">_wcsicmp</w:t>
-            </w:r>
-            <w:r>
-              <w:rPr>
-                <w:sz w:val="19"/>
-                <w:szCs w:val="19"/>
-              </w:rPr>
-              <w:t xml:space="preserve">) in the lookup.</w:t>
+              <w:t xml:space="preserve">Host values are appended unquoted.</w:t>
+            </w:r>
+            <w:r>
+              <w:rPr>
+                <w:sz w:val="19"/>
+                <w:szCs w:val="19"/>
+              </w:rPr>
+              <w:t xml:space="preserve"> A host containing spaces is split into separate command-line arguments.</w:t>
+            </w:r>
+          </w:p>
+        </w:tc>
+        <w:tc>
+          <w:tcPr>
+            <w:tcW w:type="dxa" w:w="4053"/>
+            <w:tcBorders>
+              <w:top w:val="single" w:color="B4C6DB" w:sz="4"/>
+              <w:left w:val="single" w:color="B4C6DB" w:sz="4"/>
+              <w:bottom w:val="single" w:color="B4C6DB" w:sz="4"/>
+              <w:right w:val="single" w:color="B4C6DB" w:sz="4"/>
+            </w:tcBorders>
+            <w:tcMar>
+              <w:top w:type="dxa" w:w="60"/>
+              <w:left w:type="dxa" w:w="100"/>
+              <w:bottom w:type="dxa" w:w="60"/>
+              <w:right w:type="dxa" w:w="100"/>
+            </w:tcMar>
+          </w:tcPr>
+          <w:p>
+            <w:pPr>
+              <w:spacing w:after="0"/>
+            </w:pPr>
+            <w:r>
+              <w:rPr>
+                <w:sz w:val="19"/>
+                <w:szCs w:val="19"/>
+              </w:rPr>
+              <w:t xml:space="preserve">Quote the host when it contains spaces (for non-URL commands).</w:t>
             </w:r>
           </w:p>
         </w:tc>
@@ -5654,30 +7011,30 @@
         </w:trPr>
         <w:tc>
           <w:tcPr>
-            <w:tcW w:type="dxa" w:w="550"/>
-            <w:tcBorders>
-              <w:top w:val="single" w:color="B4C6DB" w:sz="4"/>
-              <w:left w:val="single" w:color="B4C6DB" w:sz="4"/>
-              <w:bottom w:val="single" w:color="B4C6DB" w:sz="4"/>
-              <w:right w:val="single" w:color="B4C6DB" w:sz="4"/>
-            </w:tcBorders>
-            <w:tcMar>
-              <w:top w:type="dxa" w:w="60"/>
-              <w:left w:type="dxa" w:w="100"/>
-              <w:bottom w:type="dxa" w:w="60"/>
-              <w:right w:type="dxa" w:w="100"/>
-            </w:tcMar>
-          </w:tcPr>
-          <w:p>
-            <w:pPr>
-              <w:spacing w:after="0"/>
-            </w:pPr>
-            <w:r>
-              <w:rPr>
-                <w:sz w:val="19"/>
-                <w:szCs w:val="19"/>
-              </w:rPr>
-              <w:t xml:space="preserve">B6</w:t>
+            <w:tcW w:type="dxa" w:w="675"/>
+            <w:tcBorders>
+              <w:top w:val="single" w:color="B4C6DB" w:sz="4"/>
+              <w:left w:val="single" w:color="B4C6DB" w:sz="4"/>
+              <w:bottom w:val="single" w:color="B4C6DB" w:sz="4"/>
+              <w:right w:val="single" w:color="B4C6DB" w:sz="4"/>
+            </w:tcBorders>
+            <w:tcMar>
+              <w:top w:type="dxa" w:w="60"/>
+              <w:left w:type="dxa" w:w="100"/>
+              <w:bottom w:type="dxa" w:w="60"/>
+              <w:right w:type="dxa" w:w="100"/>
+            </w:tcMar>
+          </w:tcPr>
+          <w:p>
+            <w:pPr>
+              <w:spacing w:after="0"/>
+            </w:pPr>
+            <w:r>
+              <w:rPr>
+                <w:sz w:val="19"/>
+                <w:szCs w:val="19"/>
+              </w:rPr>
+              <w:t xml:space="preserve">B12</w:t>
             </w:r>
           </w:p>
         </w:tc>
@@ -5712,7 +7069,7 @@
         </w:tc>
         <w:tc>
           <w:tcPr>
-            <w:tcW w:type="dxa" w:w="4115"/>
+            <w:tcW w:type="dxa" w:w="4052"/>
             <w:tcBorders>
               <w:top w:val="single" w:color="B4C6DB" w:sz="4"/>
               <w:left w:val="single" w:color="B4C6DB" w:sz="4"/>
@@ -5737,415 +7094,43 @@
                 <w:sz w:val="19"/>
                 <w:szCs w:val="19"/>
               </w:rPr>
-              <w:t xml:space="preserve">Tab key does nothing.</w:t>
-            </w:r>
-            <w:r>
-              <w:rPr>
-                <w:sz w:val="19"/>
-                <w:szCs w:val="19"/>
-              </w:rPr>
-              <w:t xml:space="preserve"> Buttons have </w:t>
-            </w:r>
-            <w:r>
-              <w:rPr>
-                <w:rFonts w:ascii="Consolas" w:cs="Consolas" w:eastAsia="Consolas" w:hAnsi="Consolas"/>
-                <w:color w:val="8B1A1A"/>
-                <w:sz w:val="18"/>
-                <w:szCs w:val="18"/>
-              </w:rPr>
-              <w:t xml:space="preserve">WS_TABSTOP</w:t>
-            </w:r>
-            <w:r>
-              <w:rPr>
-                <w:sz w:val="19"/>
-                <w:szCs w:val="19"/>
-              </w:rPr>
-              <w:t xml:space="preserve">, but the message loop does not call </w:t>
-            </w:r>
-            <w:r>
-              <w:rPr>
-                <w:rFonts w:ascii="Consolas" w:cs="Consolas" w:eastAsia="Consolas" w:hAnsi="Consolas"/>
-                <w:color w:val="8B1A1A"/>
-                <w:sz w:val="18"/>
-                <w:szCs w:val="18"/>
-              </w:rPr>
-              <w:t xml:space="preserve">IsDialogMessageW</w:t>
-            </w:r>
-            <w:r>
-              <w:rPr>
-                <w:sz w:val="19"/>
-                <w:szCs w:val="19"/>
-              </w:rPr>
-              <w:t xml:space="preserve">, so keyboard navigation between controls does not work.</w:t>
-            </w:r>
-          </w:p>
-        </w:tc>
-        <w:tc>
-          <w:tcPr>
-            <w:tcW w:type="dxa" w:w="4115"/>
-            <w:tcBorders>
-              <w:top w:val="single" w:color="B4C6DB" w:sz="4"/>
-              <w:left w:val="single" w:color="B4C6DB" w:sz="4"/>
-              <w:bottom w:val="single" w:color="B4C6DB" w:sz="4"/>
-              <w:right w:val="single" w:color="B4C6DB" w:sz="4"/>
-            </w:tcBorders>
-            <w:tcMar>
-              <w:top w:type="dxa" w:w="60"/>
-              <w:left w:type="dxa" w:w="100"/>
-              <w:bottom w:type="dxa" w:w="60"/>
-              <w:right w:type="dxa" w:w="100"/>
-            </w:tcMar>
-          </w:tcPr>
-          <w:p>
-            <w:pPr>
-              <w:spacing w:after="0"/>
-            </w:pPr>
-            <w:r>
-              <w:rPr>
-                <w:sz w:val="19"/>
-                <w:szCs w:val="19"/>
-              </w:rPr>
-              <w:t xml:space="preserve">Call </w:t>
-            </w:r>
-            <w:r>
-              <w:rPr>
-                <w:rFonts w:ascii="Consolas" w:cs="Consolas" w:eastAsia="Consolas" w:hAnsi="Consolas"/>
-                <w:color w:val="8B1A1A"/>
-                <w:sz w:val="18"/>
-                <w:szCs w:val="18"/>
-              </w:rPr>
-              <w:t xml:space="preserve">IsDialogMessageW(hWnd, &amp;msg)</w:t>
-            </w:r>
-            <w:r>
-              <w:rPr>
-                <w:sz w:val="19"/>
-                <w:szCs w:val="19"/>
-              </w:rPr>
-              <w:t xml:space="preserve"> in the loop and add </w:t>
-            </w:r>
-            <w:r>
-              <w:rPr>
-                <w:rFonts w:ascii="Consolas" w:cs="Consolas" w:eastAsia="Consolas" w:hAnsi="Consolas"/>
-                <w:color w:val="8B1A1A"/>
-                <w:sz w:val="18"/>
-                <w:szCs w:val="18"/>
-              </w:rPr>
-              <w:t xml:space="preserve">WS_EX_CONTROLPARENT</w:t>
-            </w:r>
-            <w:r>
-              <w:rPr>
-                <w:sz w:val="19"/>
-                <w:szCs w:val="19"/>
-              </w:rPr>
-              <w:t xml:space="preserve"> to the main window.</w:t>
-            </w:r>
-          </w:p>
-        </w:tc>
-      </w:tr>
-      <w:tr>
-        <w:trPr>
-          <w:cantSplit/>
-        </w:trPr>
-        <w:tc>
-          <w:tcPr>
-            <w:tcW w:type="dxa" w:w="550"/>
-            <w:tcBorders>
-              <w:top w:val="single" w:color="B4C6DB" w:sz="4"/>
-              <w:left w:val="single" w:color="B4C6DB" w:sz="4"/>
-              <w:bottom w:val="single" w:color="B4C6DB" w:sz="4"/>
-              <w:right w:val="single" w:color="B4C6DB" w:sz="4"/>
-            </w:tcBorders>
-            <w:tcMar>
-              <w:top w:type="dxa" w:w="60"/>
-              <w:left w:type="dxa" w:w="100"/>
-              <w:bottom w:type="dxa" w:w="60"/>
-              <w:right w:type="dxa" w:w="100"/>
-            </w:tcMar>
-          </w:tcPr>
-          <w:p>
-            <w:pPr>
-              <w:spacing w:after="0"/>
-            </w:pPr>
-            <w:r>
-              <w:rPr>
-                <w:sz w:val="19"/>
-                <w:szCs w:val="19"/>
-              </w:rPr>
-              <w:t xml:space="preserve">B7</w:t>
-            </w:r>
-          </w:p>
-        </w:tc>
-        <w:tc>
-          <w:tcPr>
-            <w:tcW w:type="dxa" w:w="1300"/>
-            <w:tcBorders>
-              <w:top w:val="single" w:color="B4C6DB" w:sz="4"/>
-              <w:left w:val="single" w:color="B4C6DB" w:sz="4"/>
-              <w:bottom w:val="single" w:color="B4C6DB" w:sz="4"/>
-              <w:right w:val="single" w:color="B4C6DB" w:sz="4"/>
-            </w:tcBorders>
-            <w:tcMar>
-              <w:top w:type="dxa" w:w="60"/>
-              <w:left w:type="dxa" w:w="100"/>
-              <w:bottom w:type="dxa" w:w="60"/>
-              <w:right w:type="dxa" w:w="100"/>
-            </w:tcMar>
-          </w:tcPr>
-          <w:p>
-            <w:pPr>
-              <w:spacing w:after="0"/>
-            </w:pPr>
-            <w:r>
-              <w:rPr>
-                <w:sz w:val="19"/>
-                <w:szCs w:val="19"/>
-              </w:rPr>
-              <w:t xml:space="preserve">Low</w:t>
-            </w:r>
-          </w:p>
-        </w:tc>
-        <w:tc>
-          <w:tcPr>
-            <w:tcW w:type="dxa" w:w="4115"/>
-            <w:tcBorders>
-              <w:top w:val="single" w:color="B4C6DB" w:sz="4"/>
-              <w:left w:val="single" w:color="B4C6DB" w:sz="4"/>
-              <w:bottom w:val="single" w:color="B4C6DB" w:sz="4"/>
-              <w:right w:val="single" w:color="B4C6DB" w:sz="4"/>
-            </w:tcBorders>
-            <w:tcMar>
-              <w:top w:type="dxa" w:w="60"/>
-              <w:left w:type="dxa" w:w="100"/>
-              <w:bottom w:type="dxa" w:w="60"/>
-              <w:right w:type="dxa" w:w="100"/>
-            </w:tcMar>
-          </w:tcPr>
-          <w:p>
-            <w:pPr>
-              <w:spacing w:after="0"/>
-            </w:pPr>
-            <w:r>
-              <w:rPr>
-                <w:b/>
-                <w:bCs/>
-                <w:sz w:val="19"/>
-                <w:szCs w:val="19"/>
-              </w:rPr>
-              <w:t xml:space="preserve">Double load at startup.</w:t>
-            </w:r>
-            <w:r>
-              <w:rPr>
-                <w:sz w:val="19"/>
-                <w:szCs w:val="19"/>
-              </w:rPr>
-              <w:t xml:space="preserve"> Data is loaded in </w:t>
-            </w:r>
-            <w:r>
-              <w:rPr>
-                <w:rFonts w:ascii="Consolas" w:cs="Consolas" w:eastAsia="Consolas" w:hAnsi="Consolas"/>
-                <w:color w:val="8B1A1A"/>
-                <w:sz w:val="18"/>
-                <w:szCs w:val="18"/>
-              </w:rPr>
-              <w:t xml:space="preserve">WM_CREATE</w:t>
-            </w:r>
-            <w:r>
-              <w:rPr>
-                <w:sz w:val="19"/>
-                <w:szCs w:val="19"/>
-              </w:rPr>
-              <w:t xml:space="preserve"> and again on the first </w:t>
-            </w:r>
-            <w:r>
-              <w:rPr>
-                <w:rFonts w:ascii="Consolas" w:cs="Consolas" w:eastAsia="Consolas" w:hAnsi="Consolas"/>
-                <w:color w:val="8B1A1A"/>
-                <w:sz w:val="18"/>
-                <w:szCs w:val="18"/>
-              </w:rPr>
-              <w:t xml:space="preserve">WM_ACTIVATE</w:t>
-            </w:r>
-            <w:r>
-              <w:rPr>
-                <w:sz w:val="19"/>
-                <w:szCs w:val="19"/>
-              </w:rPr>
-              <w:t xml:space="preserve">.</w:t>
-            </w:r>
-          </w:p>
-        </w:tc>
-        <w:tc>
-          <w:tcPr>
-            <w:tcW w:type="dxa" w:w="4115"/>
-            <w:tcBorders>
-              <w:top w:val="single" w:color="B4C6DB" w:sz="4"/>
-              <w:left w:val="single" w:color="B4C6DB" w:sz="4"/>
-              <w:bottom w:val="single" w:color="B4C6DB" w:sz="4"/>
-              <w:right w:val="single" w:color="B4C6DB" w:sz="4"/>
-            </w:tcBorders>
-            <w:tcMar>
-              <w:top w:type="dxa" w:w="60"/>
-              <w:left w:type="dxa" w:w="100"/>
-              <w:bottom w:type="dxa" w:w="60"/>
-              <w:right w:type="dxa" w:w="100"/>
-            </w:tcMar>
-          </w:tcPr>
-          <w:p>
-            <w:pPr>
-              <w:spacing w:after="0"/>
-            </w:pPr>
-            <w:r>
-              <w:rPr>
-                <w:sz w:val="19"/>
-                <w:szCs w:val="19"/>
-              </w:rPr>
-              <w:t xml:space="preserve">Fixed as a side effect of B1's timestamp check.</w:t>
-            </w:r>
-          </w:p>
-        </w:tc>
-      </w:tr>
-      <w:tr>
-        <w:trPr>
-          <w:cantSplit/>
-        </w:trPr>
-        <w:tc>
-          <w:tcPr>
-            <w:tcW w:type="dxa" w:w="550"/>
-            <w:tcBorders>
-              <w:top w:val="single" w:color="B4C6DB" w:sz="4"/>
-              <w:left w:val="single" w:color="B4C6DB" w:sz="4"/>
-              <w:bottom w:val="single" w:color="B4C6DB" w:sz="4"/>
-              <w:right w:val="single" w:color="B4C6DB" w:sz="4"/>
-            </w:tcBorders>
-            <w:tcMar>
-              <w:top w:type="dxa" w:w="60"/>
-              <w:left w:type="dxa" w:w="100"/>
-              <w:bottom w:type="dxa" w:w="60"/>
-              <w:right w:type="dxa" w:w="100"/>
-            </w:tcMar>
-          </w:tcPr>
-          <w:p>
-            <w:pPr>
-              <w:spacing w:after="0"/>
-            </w:pPr>
-            <w:r>
-              <w:rPr>
-                <w:sz w:val="19"/>
-                <w:szCs w:val="19"/>
-              </w:rPr>
-              <w:t xml:space="preserve">B8</w:t>
-            </w:r>
-          </w:p>
-        </w:tc>
-        <w:tc>
-          <w:tcPr>
-            <w:tcW w:type="dxa" w:w="1300"/>
-            <w:tcBorders>
-              <w:top w:val="single" w:color="B4C6DB" w:sz="4"/>
-              <w:left w:val="single" w:color="B4C6DB" w:sz="4"/>
-              <w:bottom w:val="single" w:color="B4C6DB" w:sz="4"/>
-              <w:right w:val="single" w:color="B4C6DB" w:sz="4"/>
-            </w:tcBorders>
-            <w:tcMar>
-              <w:top w:type="dxa" w:w="60"/>
-              <w:left w:type="dxa" w:w="100"/>
-              <w:bottom w:type="dxa" w:w="60"/>
-              <w:right w:type="dxa" w:w="100"/>
-            </w:tcMar>
-          </w:tcPr>
-          <w:p>
-            <w:pPr>
-              <w:spacing w:after="0"/>
-            </w:pPr>
-            <w:r>
-              <w:rPr>
-                <w:sz w:val="19"/>
-                <w:szCs w:val="19"/>
-              </w:rPr>
-              <w:t xml:space="preserve">Low</w:t>
-            </w:r>
-          </w:p>
-        </w:tc>
-        <w:tc>
-          <w:tcPr>
-            <w:tcW w:type="dxa" w:w="4115"/>
-            <w:tcBorders>
-              <w:top w:val="single" w:color="B4C6DB" w:sz="4"/>
-              <w:left w:val="single" w:color="B4C6DB" w:sz="4"/>
-              <w:bottom w:val="single" w:color="B4C6DB" w:sz="4"/>
-              <w:right w:val="single" w:color="B4C6DB" w:sz="4"/>
-            </w:tcBorders>
-            <w:tcMar>
-              <w:top w:type="dxa" w:w="60"/>
-              <w:left w:type="dxa" w:w="100"/>
-              <w:bottom w:type="dxa" w:w="60"/>
-              <w:right w:type="dxa" w:w="100"/>
-            </w:tcMar>
-          </w:tcPr>
-          <w:p>
-            <w:pPr>
-              <w:spacing w:after="0"/>
-            </w:pPr>
-            <w:r>
-              <w:rPr>
-                <w:b/>
-                <w:bCs/>
-                <w:sz w:val="19"/>
-                <w:szCs w:val="19"/>
-              </w:rPr>
-              <w:t xml:space="preserve">Connections cleared on read error.</w:t>
-            </w:r>
-            <w:r>
-              <w:rPr>
-                <w:sz w:val="19"/>
-                <w:szCs w:val="19"/>
-              </w:rPr>
-              <w:t xml:space="preserve"> If </w:t>
-            </w:r>
-            <w:r>
-              <w:rPr>
-                <w:rFonts w:ascii="Consolas" w:cs="Consolas" w:eastAsia="Consolas" w:hAnsi="Consolas"/>
-                <w:color w:val="8B1A1A"/>
-                <w:sz w:val="18"/>
-                <w:szCs w:val="18"/>
-              </w:rPr>
-              <w:t xml:space="preserve">connections.json</w:t>
-            </w:r>
-            <w:r>
-              <w:rPr>
-                <w:sz w:val="19"/>
-                <w:szCs w:val="19"/>
-              </w:rPr>
-              <w:t xml:space="preserve"> can't be read, the list is emptied, while a bad actions file keeps the old actions.</w:t>
-            </w:r>
-          </w:p>
-        </w:tc>
-        <w:tc>
-          <w:tcPr>
-            <w:tcW w:type="dxa" w:w="4115"/>
-            <w:tcBorders>
-              <w:top w:val="single" w:color="B4C6DB" w:sz="4"/>
-              <w:left w:val="single" w:color="B4C6DB" w:sz="4"/>
-              <w:bottom w:val="single" w:color="B4C6DB" w:sz="4"/>
-              <w:right w:val="single" w:color="B4C6DB" w:sz="4"/>
-            </w:tcBorders>
-            <w:tcMar>
-              <w:top w:type="dxa" w:w="60"/>
-              <w:left w:type="dxa" w:w="100"/>
-              <w:bottom w:type="dxa" w:w="60"/>
-              <w:right w:type="dxa" w:w="100"/>
-            </w:tcMar>
-          </w:tcPr>
-          <w:p>
-            <w:pPr>
-              <w:spacing w:after="0"/>
-            </w:pPr>
-            <w:r>
-              <w:rPr>
-                <w:sz w:val="19"/>
-                <w:szCs w:val="19"/>
-              </w:rPr>
-              <w:t xml:space="preserve">Keep the old device list on failure, matching the actions behavior.</w:t>
+              <w:t xml:space="preserve">Entries without a host are still listed.</w:t>
+            </w:r>
+            <w:r>
+              <w:rPr>
+                <w:sz w:val="19"/>
+                <w:szCs w:val="19"/>
+              </w:rPr>
+              <w:t xml:space="preserve"> They show as blank rows and only fail on launch.</w:t>
+            </w:r>
+          </w:p>
+        </w:tc>
+        <w:tc>
+          <w:tcPr>
+            <w:tcW w:type="dxa" w:w="4053"/>
+            <w:tcBorders>
+              <w:top w:val="single" w:color="B4C6DB" w:sz="4"/>
+              <w:left w:val="single" w:color="B4C6DB" w:sz="4"/>
+              <w:bottom w:val="single" w:color="B4C6DB" w:sz="4"/>
+              <w:right w:val="single" w:color="B4C6DB" w:sz="4"/>
+            </w:tcBorders>
+            <w:tcMar>
+              <w:top w:type="dxa" w:w="60"/>
+              <w:left w:type="dxa" w:w="100"/>
+              <w:bottom w:type="dxa" w:w="60"/>
+              <w:right w:type="dxa" w:w="100"/>
+            </w:tcMar>
+          </w:tcPr>
+          <w:p>
+            <w:pPr>
+              <w:spacing w:after="0"/>
+            </w:pPr>
+            <w:r>
+              <w:rPr>
+                <w:sz w:val="19"/>
+                <w:szCs w:val="19"/>
+              </w:rPr>
+              <w:t xml:space="preserve">Skip them when loading, or show them with a warning marker.</w:t>
             </w:r>
           </w:p>
         </w:tc>
@@ -6387,23 +7372,7 @@
                 <w:sz w:val="19"/>
                 <w:szCs w:val="19"/>
               </w:rPr>
-              <w:t xml:space="preserve">Never called. </w:t>
-            </w:r>
-            <w:r>
-              <w:rPr>
-                <w:rFonts w:ascii="Consolas" w:cs="Consolas" w:eastAsia="Consolas" w:hAnsi="Consolas"/>
-                <w:color w:val="8B1A1A"/>
-                <w:sz w:val="18"/>
-                <w:szCs w:val="18"/>
-              </w:rPr>
-              <w:t xml:space="preserve">GetUsernamePopup</w:t>
-            </w:r>
-            <w:r>
-              <w:rPr>
-                <w:sz w:val="19"/>
-                <w:szCs w:val="19"/>
-              </w:rPr>
-              <w:t xml:space="preserve"> also declares unused locals (</w:t>
+              <w:t xml:space="preserve">Never called; they contain unused locals (</w:t>
             </w:r>
             <w:r>
               <w:rPr>
@@ -6435,7 +7404,7 @@
                 <w:sz w:val="19"/>
                 <w:szCs w:val="19"/>
               </w:rPr>
-              <w:t xml:space="preserve">) and has leftover design comments. Remove, or wire into the SSH action (e.g. prompt for </w:t>
+              <w:t xml:space="preserve">). Remove them, or use them for SSH (e.g. prompt for </w:t>
             </w:r>
             <w:r>
               <w:rPr>
@@ -6545,7 +7514,7 @@
                 <w:sz w:val="19"/>
                 <w:szCs w:val="19"/>
               </w:rPr>
-              <w:t xml:space="preserve">Never instantiated. Remove, or use it for launch/error logging.</w:t>
+              <w:t xml:space="preserve">Never instantiated. Remove it, or use it to log launches and errors.</w:t>
             </w:r>
           </w:p>
         </w:tc>
@@ -6655,7 +7624,7 @@
                 <w:sz w:val="19"/>
                 <w:szCs w:val="19"/>
               </w:rPr>
-              <w:t xml:space="preserve">Two functions do the same job; only </w:t>
+              <w:t xml:space="preserve">Duplicates; only </w:t>
             </w:r>
             <w:r>
               <w:rPr>
@@ -6863,7 +7832,7 @@
                 <w:sz w:val="19"/>
                 <w:szCs w:val="19"/>
               </w:rPr>
-              <w:t xml:space="preserve">D5</w:t>
+              <w:t xml:space="preserve">D6</w:t>
             </w:r>
           </w:p>
         </w:tc>
@@ -6894,23 +7863,23 @@
                 <w:sz w:val="18"/>
                 <w:szCs w:val="18"/>
               </w:rPr>
-              <w:t xml:space="preserve">findCommandByAction</w:t>
-            </w:r>
-            <w:r>
-              <w:rPr>
-                <w:sz w:val="19"/>
-                <w:szCs w:val="19"/>
-              </w:rPr>
-              <w:t xml:space="preserve"> + </w:t>
-            </w:r>
-            <w:r>
-              <w:rPr>
-                <w:rFonts w:ascii="Consolas" w:cs="Consolas" w:eastAsia="Consolas" w:hAnsi="Consolas"/>
-                <w:color w:val="8B1A1A"/>
-                <w:sz w:val="18"/>
-                <w:szCs w:val="18"/>
-              </w:rPr>
-              <w:t xml:space="preserve">findArgsByAction</w:t>
+              <w:t xml:space="preserve">PopulateListView(hLV, actions)</w:t>
+            </w:r>
+            <w:r>
+              <w:rPr>
+                <w:sz w:val="19"/>
+                <w:szCs w:val="19"/>
+              </w:rPr>
+              <w:t xml:space="preserve">, </w:t>
+            </w:r>
+            <w:r>
+              <w:rPr>
+                <w:rFonts w:ascii="Consolas" w:cs="Consolas" w:eastAsia="Consolas" w:hAnsi="Consolas"/>
+                <w:color w:val="8B1A1A"/>
+                <w:sz w:val="18"/>
+                <w:szCs w:val="18"/>
+              </w:rPr>
+              <w:t xml:space="preserve">OnItemActivated(..., actions)</w:t>
             </w:r>
           </w:p>
         </w:tc>
@@ -6939,39 +7908,39 @@
                 <w:sz w:val="19"/>
                 <w:szCs w:val="19"/>
               </w:rPr>
-              <w:t xml:space="preserve">Two linear searches for the same entry. Replace with one </w:t>
-            </w:r>
-            <w:r>
-              <w:rPr>
-                <w:rFonts w:ascii="Consolas" w:cs="Consolas" w:eastAsia="Consolas" w:hAnsi="Consolas"/>
-                <w:color w:val="8B1A1A"/>
-                <w:sz w:val="18"/>
-                <w:szCs w:val="18"/>
-              </w:rPr>
-              <w:t xml:space="preserve">findAction()</w:t>
-            </w:r>
-            <w:r>
-              <w:rPr>
-                <w:sz w:val="19"/>
-                <w:szCs w:val="19"/>
-              </w:rPr>
-              <w:t xml:space="preserve"> returning </w:t>
-            </w:r>
-            <w:r>
-              <w:rPr>
-                <w:rFonts w:ascii="Consolas" w:cs="Consolas" w:eastAsia="Consolas" w:hAnsi="Consolas"/>
-                <w:color w:val="8B1A1A"/>
-                <w:sz w:val="18"/>
-                <w:szCs w:val="18"/>
-              </w:rPr>
-              <w:t xml:space="preserve">const Action*</w:t>
-            </w:r>
-            <w:r>
-              <w:rPr>
-                <w:sz w:val="19"/>
-                <w:szCs w:val="19"/>
-              </w:rPr>
-              <w:t xml:space="preserve">.</w:t>
+              <w:t xml:space="preserve">The </w:t>
+            </w:r>
+            <w:r>
+              <w:rPr>
+                <w:rFonts w:ascii="Consolas" w:cs="Consolas" w:eastAsia="Consolas" w:hAnsi="Consolas"/>
+                <w:color w:val="8B1A1A"/>
+                <w:sz w:val="18"/>
+                <w:szCs w:val="18"/>
+              </w:rPr>
+              <w:t xml:space="preserve">actions</w:t>
+            </w:r>
+            <w:r>
+              <w:rPr>
+                <w:sz w:val="19"/>
+                <w:szCs w:val="19"/>
+              </w:rPr>
+              <w:t xml:space="preserve"> parameter of </w:t>
+            </w:r>
+            <w:r>
+              <w:rPr>
+                <w:rFonts w:ascii="Consolas" w:cs="Consolas" w:eastAsia="Consolas" w:hAnsi="Consolas"/>
+                <w:color w:val="8B1A1A"/>
+                <w:sz w:val="18"/>
+                <w:szCs w:val="18"/>
+              </w:rPr>
+              <w:t xml:space="preserve">PopulateListView</w:t>
+            </w:r>
+            <w:r>
+              <w:rPr>
+                <w:sz w:val="19"/>
+                <w:szCs w:val="19"/>
+              </w:rPr>
+              <w:t xml:space="preserve"> is unused.</w:t>
             </w:r>
           </w:p>
         </w:tc>
@@ -7005,7 +7974,7 @@
                 <w:sz w:val="19"/>
                 <w:szCs w:val="19"/>
               </w:rPr>
-              <w:t xml:space="preserve">D6</w:t>
+              <w:t xml:space="preserve">D7</w:t>
             </w:r>
           </w:p>
         </w:tc>
@@ -7036,7 +8005,7 @@
                 <w:sz w:val="18"/>
                 <w:szCs w:val="18"/>
               </w:rPr>
-              <w:t xml:space="preserve">PopulateListView(hLV, actions)</w:t>
+              <w:t xml:space="preserve">to_json(Action)</w:t>
             </w:r>
           </w:p>
         </w:tc>
@@ -7065,23 +8034,7 @@
                 <w:sz w:val="19"/>
                 <w:szCs w:val="19"/>
               </w:rPr>
-              <w:t xml:space="preserve">The </w:t>
-            </w:r>
-            <w:r>
-              <w:rPr>
-                <w:rFonts w:ascii="Consolas" w:cs="Consolas" w:eastAsia="Consolas" w:hAnsi="Consolas"/>
-                <w:color w:val="8B1A1A"/>
-                <w:sz w:val="18"/>
-                <w:szCs w:val="18"/>
-              </w:rPr>
-              <w:t xml:space="preserve">actions</w:t>
-            </w:r>
-            <w:r>
-              <w:rPr>
-                <w:sz w:val="19"/>
-                <w:szCs w:val="19"/>
-              </w:rPr>
-              <w:t xml:space="preserve"> parameter is not used.</w:t>
+              <w:t xml:space="preserve">Unused (the app never writes actions); harmless.</w:t>
             </w:r>
           </w:p>
         </w:tc>
@@ -7115,7 +8068,7 @@
                 <w:sz w:val="19"/>
                 <w:szCs w:val="19"/>
               </w:rPr>
-              <w:t xml:space="preserve">D7</w:t>
+              <w:t xml:space="preserve">D8</w:t>
             </w:r>
           </w:p>
         </w:tc>
@@ -7146,7 +8099,39 @@
                 <w:sz w:val="18"/>
                 <w:szCs w:val="18"/>
               </w:rPr>
-              <w:t xml:space="preserve">to_json(Action)</w:t>
+              <w:t xml:space="preserve">#include &lt;optional&gt;</w:t>
+            </w:r>
+            <w:r>
+              <w:rPr>
+                <w:sz w:val="19"/>
+                <w:szCs w:val="19"/>
+              </w:rPr>
+              <w:t xml:space="preserve">, </w:t>
+            </w:r>
+            <w:r>
+              <w:rPr>
+                <w:rFonts w:ascii="Consolas" w:cs="Consolas" w:eastAsia="Consolas" w:hAnsi="Consolas"/>
+                <w:color w:val="8B1A1A"/>
+                <w:sz w:val="18"/>
+                <w:szCs w:val="18"/>
+              </w:rPr>
+              <w:t xml:space="preserve">&lt;fstream&gt;</w:t>
+            </w:r>
+            <w:r>
+              <w:rPr>
+                <w:sz w:val="19"/>
+                <w:szCs w:val="19"/>
+              </w:rPr>
+              <w:t xml:space="preserve">, </w:t>
+            </w:r>
+            <w:r>
+              <w:rPr>
+                <w:rFonts w:ascii="Consolas" w:cs="Consolas" w:eastAsia="Consolas" w:hAnsi="Consolas"/>
+                <w:color w:val="8B1A1A"/>
+                <w:sz w:val="18"/>
+                <w:szCs w:val="18"/>
+              </w:rPr>
+              <w:t xml:space="preserve">&lt;sstream&gt;</w:t>
             </w:r>
           </w:p>
         </w:tc>
@@ -7175,7 +8160,39 @@
                 <w:sz w:val="19"/>
                 <w:szCs w:val="19"/>
               </w:rPr>
-              <w:t xml:space="preserve">Not used (the app never writes actions); harmless.</w:t>
+              <w:t xml:space="preserve">No longer used since </w:t>
+            </w:r>
+            <w:r>
+              <w:rPr>
+                <w:rFonts w:ascii="Consolas" w:cs="Consolas" w:eastAsia="Consolas" w:hAnsi="Consolas"/>
+                <w:color w:val="8B1A1A"/>
+                <w:sz w:val="18"/>
+                <w:szCs w:val="18"/>
+              </w:rPr>
+              <w:t xml:space="preserve">findAction</w:t>
+            </w:r>
+            <w:r>
+              <w:rPr>
+                <w:sz w:val="19"/>
+                <w:szCs w:val="19"/>
+              </w:rPr>
+              <w:t xml:space="preserve"> replaced the </w:t>
+            </w:r>
+            <w:r>
+              <w:rPr>
+                <w:rFonts w:ascii="Consolas" w:cs="Consolas" w:eastAsia="Consolas" w:hAnsi="Consolas"/>
+                <w:color w:val="8B1A1A"/>
+                <w:sz w:val="18"/>
+                <w:szCs w:val="18"/>
+              </w:rPr>
+              <w:t xml:space="preserve">optional</w:t>
+            </w:r>
+            <w:r>
+              <w:rPr>
+                <w:sz w:val="19"/>
+                <w:szCs w:val="19"/>
+              </w:rPr>
+              <w:t xml:space="preserve">-returning lookups.</w:t>
             </w:r>
           </w:p>
         </w:tc>
@@ -7207,9 +8224,9 @@
         </w:tblBorders>
       </w:tblPr>
       <w:tblGrid>
-        <w:gridCol w:w="550"/>
-        <w:gridCol w:w="3868"/>
-        <w:gridCol w:w="5662"/>
+        <w:gridCol w:w="675"/>
+        <w:gridCol w:w="4204"/>
+        <w:gridCol w:w="5201"/>
       </w:tblGrid>
       <w:tr>
         <w:trPr>
@@ -7217,7 +8234,7 @@
         </w:trPr>
         <w:tc>
           <w:tcPr>
-            <w:tcW w:type="dxa" w:w="550"/>
+            <w:tcW w:type="dxa" w:w="675"/>
             <w:tcBorders>
               <w:top w:val="single" w:color="B4C6DB" w:sz="4"/>
               <w:left w:val="single" w:color="B4C6DB" w:sz="4"/>
@@ -7249,7 +8266,7 @@
         </w:tc>
         <w:tc>
           <w:tcPr>
-            <w:tcW w:type="dxa" w:w="3868"/>
+            <w:tcW w:type="dxa" w:w="4204"/>
             <w:tcBorders>
               <w:top w:val="single" w:color="B4C6DB" w:sz="4"/>
               <w:left w:val="single" w:color="B4C6DB" w:sz="4"/>
@@ -7281,7 +8298,7 @@
         </w:tc>
         <w:tc>
           <w:tcPr>
-            <w:tcW w:type="dxa" w:w="5662"/>
+            <w:tcW w:type="dxa" w:w="5201"/>
             <w:tcBorders>
               <w:top w:val="single" w:color="B4C6DB" w:sz="4"/>
               <w:left w:val="single" w:color="B4C6DB" w:sz="4"/>
@@ -7318,7 +8335,7 @@
         </w:trPr>
         <w:tc>
           <w:tcPr>
-            <w:tcW w:type="dxa" w:w="550"/>
+            <w:tcW w:type="dxa" w:w="675"/>
             <w:tcBorders>
               <w:top w:val="single" w:color="B4C6DB" w:sz="4"/>
               <w:left w:val="single" w:color="B4C6DB" w:sz="4"/>
@@ -7347,7 +8364,7 @@
         </w:tc>
         <w:tc>
           <w:tcPr>
-            <w:tcW w:type="dxa" w:w="3868"/>
+            <w:tcW w:type="dxa" w:w="4204"/>
             <w:tcBorders>
               <w:top w:val="single" w:color="B4C6DB" w:sz="4"/>
               <w:left w:val="single" w:color="B4C6DB" w:sz="4"/>
@@ -7433,30 +8450,30 @@
         </w:tc>
         <w:tc>
           <w:tcPr>
-            <w:tcW w:type="dxa" w:w="5662"/>
-            <w:tcBorders>
-              <w:top w:val="single" w:color="B4C6DB" w:sz="4"/>
-              <w:left w:val="single" w:color="B4C6DB" w:sz="4"/>
-              <w:bottom w:val="single" w:color="B4C6DB" w:sz="4"/>
-              <w:right w:val="single" w:color="B4C6DB" w:sz="4"/>
-            </w:tcBorders>
-            <w:tcMar>
-              <w:top w:type="dxa" w:w="60"/>
-              <w:left w:type="dxa" w:w="100"/>
-              <w:bottom w:type="dxa" w:w="60"/>
-              <w:right w:type="dxa" w:w="100"/>
-            </w:tcMar>
-          </w:tcPr>
-          <w:p>
-            <w:pPr>
-              <w:spacing w:after="0"/>
-            </w:pPr>
-            <w:r>
-              <w:rPr>
-                <w:sz w:val="19"/>
-                <w:szCs w:val="19"/>
-              </w:rPr>
-              <w:t xml:space="preserve">May cause warning C4005 (macro redefinition). Use </w:t>
+            <w:tcW w:type="dxa" w:w="5201"/>
+            <w:tcBorders>
+              <w:top w:val="single" w:color="B4C6DB" w:sz="4"/>
+              <w:left w:val="single" w:color="B4C6DB" w:sz="4"/>
+              <w:bottom w:val="single" w:color="B4C6DB" w:sz="4"/>
+              <w:right w:val="single" w:color="B4C6DB" w:sz="4"/>
+            </w:tcBorders>
+            <w:tcMar>
+              <w:top w:type="dxa" w:w="60"/>
+              <w:left w:type="dxa" w:w="100"/>
+              <w:bottom w:type="dxa" w:w="60"/>
+              <w:right w:type="dxa" w:w="100"/>
+            </w:tcMar>
+          </w:tcPr>
+          <w:p>
+            <w:pPr>
+              <w:spacing w:after="0"/>
+            </w:pPr>
+            <w:r>
+              <w:rPr>
+                <w:sz w:val="19"/>
+                <w:szCs w:val="19"/>
+              </w:rPr>
+              <w:t xml:space="preserve">Causes warning C4005 (macro redefinition). Wrap in </w:t>
             </w:r>
             <w:r>
               <w:rPr>
@@ -7472,7 +8489,7 @@
                 <w:sz w:val="19"/>
                 <w:szCs w:val="19"/>
               </w:rPr>
-              <w:t xml:space="preserve"> guards.</w:t>
+              <w:t xml:space="preserve">.</w:t>
             </w:r>
           </w:p>
         </w:tc>
@@ -7483,7 +8500,7 @@
         </w:trPr>
         <w:tc>
           <w:tcPr>
-            <w:tcW w:type="dxa" w:w="550"/>
+            <w:tcW w:type="dxa" w:w="675"/>
             <w:tcBorders>
               <w:top w:val="single" w:color="B4C6DB" w:sz="4"/>
               <w:left w:val="single" w:color="B4C6DB" w:sz="4"/>
@@ -7512,7 +8529,7 @@
         </w:tc>
         <w:tc>
           <w:tcPr>
-            <w:tcW w:type="dxa" w:w="3868"/>
+            <w:tcW w:type="dxa" w:w="4204"/>
             <w:tcBorders>
               <w:top w:val="single" w:color="B4C6DB" w:sz="4"/>
               <w:left w:val="single" w:color="B4C6DB" w:sz="4"/>
@@ -7566,7 +8583,7 @@
         </w:tc>
         <w:tc>
           <w:tcPr>
-            <w:tcW w:type="dxa" w:w="5662"/>
+            <w:tcW w:type="dxa" w:w="5201"/>
             <w:tcBorders>
               <w:top w:val="single" w:color="B4C6DB" w:sz="4"/>
               <w:left w:val="single" w:color="B4C6DB" w:sz="4"/>
@@ -7632,104 +8649,120 @@
         </w:trPr>
         <w:tc>
           <w:tcPr>
-            <w:tcW w:type="dxa" w:w="550"/>
-            <w:tcBorders>
-              <w:top w:val="single" w:color="B4C6DB" w:sz="4"/>
-              <w:left w:val="single" w:color="B4C6DB" w:sz="4"/>
-              <w:bottom w:val="single" w:color="B4C6DB" w:sz="4"/>
-              <w:right w:val="single" w:color="B4C6DB" w:sz="4"/>
-            </w:tcBorders>
-            <w:tcMar>
-              <w:top w:type="dxa" w:w="60"/>
-              <w:left w:type="dxa" w:w="100"/>
-              <w:bottom w:type="dxa" w:w="60"/>
-              <w:right w:type="dxa" w:w="100"/>
-            </w:tcMar>
-          </w:tcPr>
-          <w:p>
-            <w:pPr>
-              <w:spacing w:after="0"/>
-            </w:pPr>
-            <w:r>
-              <w:rPr>
-                <w:sz w:val="19"/>
-                <w:szCs w:val="19"/>
-              </w:rPr>
-              <w:t xml:space="preserve">R3</w:t>
-            </w:r>
-          </w:p>
-        </w:tc>
-        <w:tc>
-          <w:tcPr>
-            <w:tcW w:type="dxa" w:w="3868"/>
-            <w:tcBorders>
-              <w:top w:val="single" w:color="B4C6DB" w:sz="4"/>
-              <w:left w:val="single" w:color="B4C6DB" w:sz="4"/>
-              <w:bottom w:val="single" w:color="B4C6DB" w:sz="4"/>
-              <w:right w:val="single" w:color="B4C6DB" w:sz="4"/>
-            </w:tcBorders>
-            <w:tcMar>
-              <w:top w:type="dxa" w:w="60"/>
-              <w:left w:type="dxa" w:w="100"/>
-              <w:bottom w:type="dxa" w:w="60"/>
-              <w:right w:type="dxa" w:w="100"/>
-            </w:tcMar>
-          </w:tcPr>
-          <w:p>
-            <w:pPr>
-              <w:spacing w:after="0"/>
-            </w:pPr>
-            <w:r>
-              <w:rPr>
-                <w:sz w:val="19"/>
-                <w:szCs w:val="19"/>
-              </w:rPr>
-              <w:t xml:space="preserve">Fixed pixel sizes, no DPI awareness</w:t>
-            </w:r>
-          </w:p>
-        </w:tc>
-        <w:tc>
-          <w:tcPr>
-            <w:tcW w:type="dxa" w:w="5662"/>
-            <w:tcBorders>
-              <w:top w:val="single" w:color="B4C6DB" w:sz="4"/>
-              <w:left w:val="single" w:color="B4C6DB" w:sz="4"/>
-              <w:bottom w:val="single" w:color="B4C6DB" w:sz="4"/>
-              <w:right w:val="single" w:color="B4C6DB" w:sz="4"/>
-            </w:tcBorders>
-            <w:tcMar>
-              <w:top w:type="dxa" w:w="60"/>
-              <w:left w:type="dxa" w:w="100"/>
-              <w:bottom w:type="dxa" w:w="60"/>
-              <w:right w:type="dxa" w:w="100"/>
-            </w:tcMar>
-          </w:tcPr>
-          <w:p>
-            <w:pPr>
-              <w:spacing w:after="0"/>
-            </w:pPr>
-            <w:r>
-              <w:rPr>
-                <w:sz w:val="19"/>
-                <w:szCs w:val="19"/>
-              </w:rPr>
-              <w:t xml:space="preserve">Declare Per-Monitor V2 DPI awareness in the manifest and scale sizes with </w:t>
-            </w:r>
-            <w:r>
-              <w:rPr>
-                <w:rFonts w:ascii="Consolas" w:cs="Consolas" w:eastAsia="Consolas" w:hAnsi="Consolas"/>
-                <w:color w:val="8B1A1A"/>
-                <w:sz w:val="18"/>
-                <w:szCs w:val="18"/>
-              </w:rPr>
-              <w:t xml:space="preserve">GetDpiForWindow</w:t>
-            </w:r>
-            <w:r>
-              <w:rPr>
-                <w:sz w:val="19"/>
-                <w:szCs w:val="19"/>
-              </w:rPr>
-              <w:t xml:space="preserve">.</w:t>
+            <w:tcW w:type="dxa" w:w="675"/>
+            <w:tcBorders>
+              <w:top w:val="single" w:color="B4C6DB" w:sz="4"/>
+              <w:left w:val="single" w:color="B4C6DB" w:sz="4"/>
+              <w:bottom w:val="single" w:color="B4C6DB" w:sz="4"/>
+              <w:right w:val="single" w:color="B4C6DB" w:sz="4"/>
+            </w:tcBorders>
+            <w:tcMar>
+              <w:top w:type="dxa" w:w="60"/>
+              <w:left w:type="dxa" w:w="100"/>
+              <w:bottom w:type="dxa" w:w="60"/>
+              <w:right w:type="dxa" w:w="100"/>
+            </w:tcMar>
+          </w:tcPr>
+          <w:p>
+            <w:pPr>
+              <w:spacing w:after="0"/>
+            </w:pPr>
+            <w:r>
+              <w:rPr>
+                <w:sz w:val="19"/>
+                <w:szCs w:val="19"/>
+              </w:rPr>
+              <w:t xml:space="preserve">R5</w:t>
+            </w:r>
+          </w:p>
+        </w:tc>
+        <w:tc>
+          <w:tcPr>
+            <w:tcW w:type="dxa" w:w="4204"/>
+            <w:tcBorders>
+              <w:top w:val="single" w:color="B4C6DB" w:sz="4"/>
+              <w:left w:val="single" w:color="B4C6DB" w:sz="4"/>
+              <w:bottom w:val="single" w:color="B4C6DB" w:sz="4"/>
+              <w:right w:val="single" w:color="B4C6DB" w:sz="4"/>
+            </w:tcBorders>
+            <w:tcMar>
+              <w:top w:type="dxa" w:w="60"/>
+              <w:left w:type="dxa" w:w="100"/>
+              <w:bottom w:type="dxa" w:w="60"/>
+              <w:right w:type="dxa" w:w="100"/>
+            </w:tcMar>
+          </w:tcPr>
+          <w:p>
+            <w:pPr>
+              <w:spacing w:after="0"/>
+            </w:pPr>
+            <w:r>
+              <w:rPr>
+                <w:sz w:val="19"/>
+                <w:szCs w:val="19"/>
+              </w:rPr>
+              <w:t xml:space="preserve">Stale comment in </w:t>
+            </w:r>
+            <w:r>
+              <w:rPr>
+                <w:rFonts w:ascii="Consolas" w:cs="Consolas" w:eastAsia="Consolas" w:hAnsi="Consolas"/>
+                <w:color w:val="8B1A1A"/>
+                <w:sz w:val="18"/>
+                <w:szCs w:val="18"/>
+              </w:rPr>
+              <w:t xml:space="preserve">OpenJsonFileForEditing</w:t>
+            </w:r>
+            <w:r>
+              <w:rPr>
+                <w:sz w:val="19"/>
+                <w:szCs w:val="19"/>
+              </w:rPr>
+              <w:t xml:space="preserve"> ("in case the exe lives under a directory with spaces")</w:t>
+            </w:r>
+          </w:p>
+        </w:tc>
+        <w:tc>
+          <w:tcPr>
+            <w:tcW w:type="dxa" w:w="5201"/>
+            <w:tcBorders>
+              <w:top w:val="single" w:color="B4C6DB" w:sz="4"/>
+              <w:left w:val="single" w:color="B4C6DB" w:sz="4"/>
+              <w:bottom w:val="single" w:color="B4C6DB" w:sz="4"/>
+              <w:right w:val="single" w:color="B4C6DB" w:sz="4"/>
+            </w:tcBorders>
+            <w:tcMar>
+              <w:top w:type="dxa" w:w="60"/>
+              <w:left w:type="dxa" w:w="100"/>
+              <w:bottom w:type="dxa" w:w="60"/>
+              <w:right w:type="dxa" w:w="100"/>
+            </w:tcMar>
+          </w:tcPr>
+          <w:p>
+            <w:pPr>
+              <w:spacing w:after="0"/>
+            </w:pPr>
+            <w:r>
+              <w:rPr>
+                <w:sz w:val="19"/>
+                <w:szCs w:val="19"/>
+              </w:rPr>
+              <w:t xml:space="preserve">The files are now under </w:t>
+            </w:r>
+            <w:r>
+              <w:rPr>
+                <w:rFonts w:ascii="Consolas" w:cs="Consolas" w:eastAsia="Consolas" w:hAnsi="Consolas"/>
+                <w:color w:val="8B1A1A"/>
+                <w:sz w:val="18"/>
+                <w:szCs w:val="18"/>
+              </w:rPr>
+              <w:t xml:space="preserve">%USERPROFILE%</w:t>
+            </w:r>
+            <w:r>
+              <w:rPr>
+                <w:sz w:val="19"/>
+                <w:szCs w:val="19"/>
+              </w:rPr>
+              <w:t xml:space="preserve">; update the wording.</w:t>
             </w:r>
           </w:p>
         </w:tc>
@@ -7740,104 +8773,88 @@
         </w:trPr>
         <w:tc>
           <w:tcPr>
-            <w:tcW w:type="dxa" w:w="550"/>
-            <w:tcBorders>
-              <w:top w:val="single" w:color="B4C6DB" w:sz="4"/>
-              <w:left w:val="single" w:color="B4C6DB" w:sz="4"/>
-              <w:bottom w:val="single" w:color="B4C6DB" w:sz="4"/>
-              <w:right w:val="single" w:color="B4C6DB" w:sz="4"/>
-            </w:tcBorders>
-            <w:tcMar>
-              <w:top w:type="dxa" w:w="60"/>
-              <w:left w:type="dxa" w:w="100"/>
-              <w:bottom w:type="dxa" w:w="60"/>
-              <w:right w:type="dxa" w:w="100"/>
-            </w:tcMar>
-          </w:tcPr>
-          <w:p>
-            <w:pPr>
-              <w:spacing w:after="0"/>
-            </w:pPr>
-            <w:r>
-              <w:rPr>
-                <w:sz w:val="19"/>
-                <w:szCs w:val="19"/>
-              </w:rPr>
-              <w:t xml:space="preserve">R4</w:t>
-            </w:r>
-          </w:p>
-        </w:tc>
-        <w:tc>
-          <w:tcPr>
-            <w:tcW w:type="dxa" w:w="3868"/>
-            <w:tcBorders>
-              <w:top w:val="single" w:color="B4C6DB" w:sz="4"/>
-              <w:left w:val="single" w:color="B4C6DB" w:sz="4"/>
-              <w:bottom w:val="single" w:color="B4C6DB" w:sz="4"/>
-              <w:right w:val="single" w:color="B4C6DB" w:sz="4"/>
-            </w:tcBorders>
-            <w:tcMar>
-              <w:top w:type="dxa" w:w="60"/>
-              <w:left w:type="dxa" w:w="100"/>
-              <w:bottom w:type="dxa" w:w="60"/>
-              <w:right w:type="dxa" w:w="100"/>
-            </w:tcMar>
-          </w:tcPr>
-          <w:p>
-            <w:pPr>
-              <w:spacing w:after="0"/>
-            </w:pPr>
-            <w:r>
-              <w:rPr>
-                <w:sz w:val="19"/>
-                <w:szCs w:val="19"/>
-              </w:rPr>
-              <w:t xml:space="preserve">No minimum window size</w:t>
-            </w:r>
-          </w:p>
-        </w:tc>
-        <w:tc>
-          <w:tcPr>
-            <w:tcW w:type="dxa" w:w="5662"/>
-            <w:tcBorders>
-              <w:top w:val="single" w:color="B4C6DB" w:sz="4"/>
-              <w:left w:val="single" w:color="B4C6DB" w:sz="4"/>
-              <w:bottom w:val="single" w:color="B4C6DB" w:sz="4"/>
-              <w:right w:val="single" w:color="B4C6DB" w:sz="4"/>
-            </w:tcBorders>
-            <w:tcMar>
-              <w:top w:type="dxa" w:w="60"/>
-              <w:left w:type="dxa" w:w="100"/>
-              <w:bottom w:type="dxa" w:w="60"/>
-              <w:right w:type="dxa" w:w="100"/>
-            </w:tcMar>
-          </w:tcPr>
-          <w:p>
-            <w:pPr>
-              <w:spacing w:after="0"/>
-            </w:pPr>
-            <w:r>
-              <w:rPr>
-                <w:sz w:val="19"/>
-                <w:szCs w:val="19"/>
-              </w:rPr>
-              <w:t xml:space="preserve">Handle </w:t>
-            </w:r>
-            <w:r>
-              <w:rPr>
-                <w:rFonts w:ascii="Consolas" w:cs="Consolas" w:eastAsia="Consolas" w:hAnsi="Consolas"/>
-                <w:color w:val="8B1A1A"/>
-                <w:sz w:val="18"/>
-                <w:szCs w:val="18"/>
-              </w:rPr>
-              <w:t xml:space="preserve">WM_GETMINMAXINFO</w:t>
-            </w:r>
-            <w:r>
-              <w:rPr>
-                <w:sz w:val="19"/>
-                <w:szCs w:val="19"/>
-              </w:rPr>
-              <w:t xml:space="preserve"> so the buttons (which need ~520 px) don't overlap when the window is narrowed.</w:t>
+            <w:tcW w:type="dxa" w:w="675"/>
+            <w:tcBorders>
+              <w:top w:val="single" w:color="B4C6DB" w:sz="4"/>
+              <w:left w:val="single" w:color="B4C6DB" w:sz="4"/>
+              <w:bottom w:val="single" w:color="B4C6DB" w:sz="4"/>
+              <w:right w:val="single" w:color="B4C6DB" w:sz="4"/>
+            </w:tcBorders>
+            <w:tcMar>
+              <w:top w:type="dxa" w:w="60"/>
+              <w:left w:type="dxa" w:w="100"/>
+              <w:bottom w:type="dxa" w:w="60"/>
+              <w:right w:type="dxa" w:w="100"/>
+            </w:tcMar>
+          </w:tcPr>
+          <w:p>
+            <w:pPr>
+              <w:spacing w:after="0"/>
+            </w:pPr>
+            <w:r>
+              <w:rPr>
+                <w:sz w:val="19"/>
+                <w:szCs w:val="19"/>
+              </w:rPr>
+              <w:t xml:space="preserve">R8</w:t>
+            </w:r>
+          </w:p>
+        </w:tc>
+        <w:tc>
+          <w:tcPr>
+            <w:tcW w:type="dxa" w:w="4204"/>
+            <w:tcBorders>
+              <w:top w:val="single" w:color="B4C6DB" w:sz="4"/>
+              <w:left w:val="single" w:color="B4C6DB" w:sz="4"/>
+              <w:bottom w:val="single" w:color="B4C6DB" w:sz="4"/>
+              <w:right w:val="single" w:color="B4C6DB" w:sz="4"/>
+            </w:tcBorders>
+            <w:tcMar>
+              <w:top w:type="dxa" w:w="60"/>
+              <w:left w:type="dxa" w:w="100"/>
+              <w:bottom w:type="dxa" w:w="60"/>
+              <w:right w:type="dxa" w:w="100"/>
+            </w:tcMar>
+          </w:tcPr>
+          <w:p>
+            <w:pPr>
+              <w:spacing w:after="0"/>
+            </w:pPr>
+            <w:r>
+              <w:rPr>
+                <w:sz w:val="19"/>
+                <w:szCs w:val="19"/>
+              </w:rPr>
+              <w:t xml:space="preserve">Window position and size are not remembered</w:t>
+            </w:r>
+          </w:p>
+        </w:tc>
+        <w:tc>
+          <w:tcPr>
+            <w:tcW w:type="dxa" w:w="5201"/>
+            <w:tcBorders>
+              <w:top w:val="single" w:color="B4C6DB" w:sz="4"/>
+              <w:left w:val="single" w:color="B4C6DB" w:sz="4"/>
+              <w:bottom w:val="single" w:color="B4C6DB" w:sz="4"/>
+              <w:right w:val="single" w:color="B4C6DB" w:sz="4"/>
+            </w:tcBorders>
+            <w:tcMar>
+              <w:top w:type="dxa" w:w="60"/>
+              <w:left w:type="dxa" w:w="100"/>
+              <w:bottom w:type="dxa" w:w="60"/>
+              <w:right w:type="dxa" w:w="100"/>
+            </w:tcMar>
+          </w:tcPr>
+          <w:p>
+            <w:pPr>
+              <w:spacing w:after="0"/>
+            </w:pPr>
+            <w:r>
+              <w:rPr>
+                <w:sz w:val="19"/>
+                <w:szCs w:val="19"/>
+              </w:rPr>
+              <w:t xml:space="preserve">Save them to a small settings file in the data folder (store DPI-independent values).</w:t>
             </w:r>
           </w:p>
         </w:tc>
@@ -7848,113 +8865,88 @@
         </w:trPr>
         <w:tc>
           <w:tcPr>
-            <w:tcW w:type="dxa" w:w="550"/>
-            <w:tcBorders>
-              <w:top w:val="single" w:color="B4C6DB" w:sz="4"/>
-              <w:left w:val="single" w:color="B4C6DB" w:sz="4"/>
-              <w:bottom w:val="single" w:color="B4C6DB" w:sz="4"/>
-              <w:right w:val="single" w:color="B4C6DB" w:sz="4"/>
-            </w:tcBorders>
-            <w:tcMar>
-              <w:top w:type="dxa" w:w="60"/>
-              <w:left w:type="dxa" w:w="100"/>
-              <w:bottom w:type="dxa" w:w="60"/>
-              <w:right w:type="dxa" w:w="100"/>
-            </w:tcMar>
-          </w:tcPr>
-          <w:p>
-            <w:pPr>
-              <w:spacing w:after="0"/>
-            </w:pPr>
-            <w:r>
-              <w:rPr>
-                <w:sz w:val="19"/>
-                <w:szCs w:val="19"/>
-              </w:rPr>
-              <w:t xml:space="preserve">R5</w:t>
-            </w:r>
-          </w:p>
-        </w:tc>
-        <w:tc>
-          <w:tcPr>
-            <w:tcW w:type="dxa" w:w="3868"/>
-            <w:tcBorders>
-              <w:top w:val="single" w:color="B4C6DB" w:sz="4"/>
-              <w:left w:val="single" w:color="B4C6DB" w:sz="4"/>
-              <w:bottom w:val="single" w:color="B4C6DB" w:sz="4"/>
-              <w:right w:val="single" w:color="B4C6DB" w:sz="4"/>
-            </w:tcBorders>
-            <w:tcMar>
-              <w:top w:type="dxa" w:w="60"/>
-              <w:left w:type="dxa" w:w="100"/>
-              <w:bottom w:type="dxa" w:w="60"/>
-              <w:right w:type="dxa" w:w="100"/>
-            </w:tcMar>
-          </w:tcPr>
-          <w:p>
-            <w:pPr>
-              <w:spacing w:after="0"/>
-            </w:pPr>
-            <w:r>
-              <w:rPr>
-                <w:sz w:val="19"/>
-                <w:szCs w:val="19"/>
-              </w:rPr>
-              <w:t xml:space="preserve">Stale comments</w:t>
-            </w:r>
-          </w:p>
-        </w:tc>
-        <w:tc>
-          <w:tcPr>
-            <w:tcW w:type="dxa" w:w="5662"/>
-            <w:tcBorders>
-              <w:top w:val="single" w:color="B4C6DB" w:sz="4"/>
-              <w:left w:val="single" w:color="B4C6DB" w:sz="4"/>
-              <w:bottom w:val="single" w:color="B4C6DB" w:sz="4"/>
-              <w:right w:val="single" w:color="B4C6DB" w:sz="4"/>
-            </w:tcBorders>
-            <w:tcMar>
-              <w:top w:type="dxa" w:w="60"/>
-              <w:left w:type="dxa" w:w="100"/>
-              <w:bottom w:type="dxa" w:w="60"/>
-              <w:right w:type="dxa" w:w="100"/>
-            </w:tcMar>
-          </w:tcPr>
-          <w:p>
-            <w:pPr>
-              <w:spacing w:after="0"/>
-            </w:pPr>
-            <w:r>
-              <w:rPr>
-                <w:rFonts w:ascii="Consolas" w:cs="Consolas" w:eastAsia="Consolas" w:hAnsi="Consolas"/>
-                <w:color w:val="8B1A1A"/>
-                <w:sz w:val="18"/>
-                <w:szCs w:val="18"/>
-              </w:rPr>
-              <w:t xml:space="preserve">OpenJsonFileForEditing</w:t>
-            </w:r>
-            <w:r>
-              <w:rPr>
-                <w:sz w:val="19"/>
-                <w:szCs w:val="19"/>
-              </w:rPr>
-              <w:t xml:space="preserve"> mentions "the exe directory"; </w:t>
-            </w:r>
-            <w:r>
-              <w:rPr>
-                <w:rFonts w:ascii="Consolas" w:cs="Consolas" w:eastAsia="Consolas" w:hAnsi="Consolas"/>
-                <w:color w:val="8B1A1A"/>
-                <w:sz w:val="18"/>
-                <w:szCs w:val="18"/>
-              </w:rPr>
-              <w:t xml:space="preserve">WM_SIZE</w:t>
-            </w:r>
-            <w:r>
-              <w:rPr>
-                <w:sz w:val="19"/>
-                <w:szCs w:val="19"/>
-              </w:rPr>
-              <w:t xml:space="preserve"> comments describe an older button layout.</w:t>
+            <w:tcW w:type="dxa" w:w="675"/>
+            <w:tcBorders>
+              <w:top w:val="single" w:color="B4C6DB" w:sz="4"/>
+              <w:left w:val="single" w:color="B4C6DB" w:sz="4"/>
+              <w:bottom w:val="single" w:color="B4C6DB" w:sz="4"/>
+              <w:right w:val="single" w:color="B4C6DB" w:sz="4"/>
+            </w:tcBorders>
+            <w:tcMar>
+              <w:top w:type="dxa" w:w="60"/>
+              <w:left w:type="dxa" w:w="100"/>
+              <w:bottom w:type="dxa" w:w="60"/>
+              <w:right w:type="dxa" w:w="100"/>
+            </w:tcMar>
+          </w:tcPr>
+          <w:p>
+            <w:pPr>
+              <w:spacing w:after="0"/>
+            </w:pPr>
+            <w:r>
+              <w:rPr>
+                <w:sz w:val="19"/>
+                <w:szCs w:val="19"/>
+              </w:rPr>
+              <w:t xml:space="preserve">R9</w:t>
+            </w:r>
+          </w:p>
+        </w:tc>
+        <w:tc>
+          <w:tcPr>
+            <w:tcW w:type="dxa" w:w="4204"/>
+            <w:tcBorders>
+              <w:top w:val="single" w:color="B4C6DB" w:sz="4"/>
+              <w:left w:val="single" w:color="B4C6DB" w:sz="4"/>
+              <w:bottom w:val="single" w:color="B4C6DB" w:sz="4"/>
+              <w:right w:val="single" w:color="B4C6DB" w:sz="4"/>
+            </w:tcBorders>
+            <w:tcMar>
+              <w:top w:type="dxa" w:w="60"/>
+              <w:left w:type="dxa" w:w="100"/>
+              <w:bottom w:type="dxa" w:w="60"/>
+              <w:right w:type="dxa" w:w="100"/>
+            </w:tcMar>
+          </w:tcPr>
+          <w:p>
+            <w:pPr>
+              <w:spacing w:after="0"/>
+            </w:pPr>
+            <w:r>
+              <w:rPr>
+                <w:sz w:val="19"/>
+                <w:szCs w:val="19"/>
+              </w:rPr>
+              <w:t xml:space="preserve">Window title says "doubleclick a lineitem"</w:t>
+            </w:r>
+          </w:p>
+        </w:tc>
+        <w:tc>
+          <w:tcPr>
+            <w:tcW w:type="dxa" w:w="5201"/>
+            <w:tcBorders>
+              <w:top w:val="single" w:color="B4C6DB" w:sz="4"/>
+              <w:left w:val="single" w:color="B4C6DB" w:sz="4"/>
+              <w:bottom w:val="single" w:color="B4C6DB" w:sz="4"/>
+              <w:right w:val="single" w:color="B4C6DB" w:sz="4"/>
+            </w:tcBorders>
+            <w:tcMar>
+              <w:top w:type="dxa" w:w="60"/>
+              <w:left w:type="dxa" w:w="100"/>
+              <w:bottom w:type="dxa" w:w="60"/>
+              <w:right w:type="dxa" w:w="100"/>
+            </w:tcMar>
+          </w:tcPr>
+          <w:p>
+            <w:pPr>
+              <w:spacing w:after="0"/>
+            </w:pPr>
+            <w:r>
+              <w:rPr>
+                <w:sz w:val="19"/>
+                <w:szCs w:val="19"/>
+              </w:rPr>
+              <w:t xml:space="preserve">Consider "double-click a row or press Enter to launch".</w:t>
             </w:r>
           </w:p>
         </w:tc>
@@ -7965,120 +8957,136 @@
         </w:trPr>
         <w:tc>
           <w:tcPr>
-            <w:tcW w:type="dxa" w:w="550"/>
-            <w:tcBorders>
-              <w:top w:val="single" w:color="B4C6DB" w:sz="4"/>
-              <w:left w:val="single" w:color="B4C6DB" w:sz="4"/>
-              <w:bottom w:val="single" w:color="B4C6DB" w:sz="4"/>
-              <w:right w:val="single" w:color="B4C6DB" w:sz="4"/>
-            </w:tcBorders>
-            <w:tcMar>
-              <w:top w:type="dxa" w:w="60"/>
-              <w:left w:type="dxa" w:w="100"/>
-              <w:bottom w:type="dxa" w:w="60"/>
-              <w:right w:type="dxa" w:w="100"/>
-            </w:tcMar>
-          </w:tcPr>
-          <w:p>
-            <w:pPr>
-              <w:spacing w:after="0"/>
-            </w:pPr>
-            <w:r>
-              <w:rPr>
-                <w:sz w:val="19"/>
-                <w:szCs w:val="19"/>
-              </w:rPr>
-              <w:t xml:space="preserve">R6</w:t>
-            </w:r>
-          </w:p>
-        </w:tc>
-        <w:tc>
-          <w:tcPr>
-            <w:tcW w:type="dxa" w:w="3868"/>
-            <w:tcBorders>
-              <w:top w:val="single" w:color="B4C6DB" w:sz="4"/>
-              <w:left w:val="single" w:color="B4C6DB" w:sz="4"/>
-              <w:bottom w:val="single" w:color="B4C6DB" w:sz="4"/>
-              <w:right w:val="single" w:color="B4C6DB" w:sz="4"/>
-            </w:tcBorders>
-            <w:tcMar>
-              <w:top w:type="dxa" w:w="60"/>
-              <w:left w:type="dxa" w:w="100"/>
-              <w:bottom w:type="dxa" w:w="60"/>
-              <w:right w:type="dxa" w:w="100"/>
-            </w:tcMar>
-          </w:tcPr>
-          <w:p>
-            <w:pPr>
-              <w:spacing w:after="0"/>
-            </w:pPr>
-            <w:r>
-              <w:rPr>
-                <w:sz w:val="19"/>
-                <w:szCs w:val="19"/>
-              </w:rPr>
-              <w:t xml:space="preserve">Common Controls v6 depends on the </w:t>
-            </w:r>
-            <w:r>
-              <w:rPr>
-                <w:rFonts w:ascii="Consolas" w:cs="Consolas" w:eastAsia="Consolas" w:hAnsi="Consolas"/>
-                <w:color w:val="8B1A1A"/>
-                <w:sz w:val="18"/>
-                <w:szCs w:val="18"/>
-              </w:rPr>
-              <w:t xml:space="preserve">.res</w:t>
-            </w:r>
-            <w:r>
-              <w:rPr>
-                <w:sz w:val="19"/>
-                <w:szCs w:val="19"/>
-              </w:rPr>
-              <w:t xml:space="preserve"> manifest</w:t>
-            </w:r>
-          </w:p>
-        </w:tc>
-        <w:tc>
-          <w:tcPr>
-            <w:tcW w:type="dxa" w:w="5662"/>
-            <w:tcBorders>
-              <w:top w:val="single" w:color="B4C6DB" w:sz="4"/>
-              <w:left w:val="single" w:color="B4C6DB" w:sz="4"/>
-              <w:bottom w:val="single" w:color="B4C6DB" w:sz="4"/>
-              <w:right w:val="single" w:color="B4C6DB" w:sz="4"/>
-            </w:tcBorders>
-            <w:tcMar>
-              <w:top w:type="dxa" w:w="60"/>
-              <w:left w:type="dxa" w:w="100"/>
-              <w:bottom w:type="dxa" w:w="60"/>
-              <w:right w:type="dxa" w:w="100"/>
-            </w:tcMar>
-          </w:tcPr>
-          <w:p>
-            <w:pPr>
-              <w:spacing w:after="0"/>
-            </w:pPr>
-            <w:r>
-              <w:rPr>
-                <w:sz w:val="19"/>
-                <w:szCs w:val="19"/>
-              </w:rPr>
-              <w:t xml:space="preserve">Add </w:t>
-            </w:r>
-            <w:r>
-              <w:rPr>
-                <w:rFonts w:ascii="Consolas" w:cs="Consolas" w:eastAsia="Consolas" w:hAnsi="Consolas"/>
-                <w:color w:val="8B1A1A"/>
-                <w:sz w:val="18"/>
-                <w:szCs w:val="18"/>
-              </w:rPr>
-              <w:t xml:space="preserve">#pragma comment(linker, "/manifestdependency:\"type='win32' name='Microsoft.Windows.Common-Controls' version='6.0.0.0' processorArchitecture='*' publicKeyToken='6595b64144ccf1df' language='*'\"")</w:t>
-            </w:r>
-            <w:r>
-              <w:rPr>
-                <w:sz w:val="19"/>
-                <w:szCs w:val="19"/>
-              </w:rPr>
-              <w:t xml:space="preserve"> so sort arrows always render.</w:t>
+            <w:tcW w:type="dxa" w:w="675"/>
+            <w:tcBorders>
+              <w:top w:val="single" w:color="B4C6DB" w:sz="4"/>
+              <w:left w:val="single" w:color="B4C6DB" w:sz="4"/>
+              <w:bottom w:val="single" w:color="B4C6DB" w:sz="4"/>
+              <w:right w:val="single" w:color="B4C6DB" w:sz="4"/>
+            </w:tcBorders>
+            <w:tcMar>
+              <w:top w:type="dxa" w:w="60"/>
+              <w:left w:type="dxa" w:w="100"/>
+              <w:bottom w:type="dxa" w:w="60"/>
+              <w:right w:type="dxa" w:w="100"/>
+            </w:tcMar>
+          </w:tcPr>
+          <w:p>
+            <w:pPr>
+              <w:spacing w:after="0"/>
+            </w:pPr>
+            <w:r>
+              <w:rPr>
+                <w:sz w:val="19"/>
+                <w:szCs w:val="19"/>
+              </w:rPr>
+              <w:t xml:space="preserve">R10</w:t>
+            </w:r>
+          </w:p>
+        </w:tc>
+        <w:tc>
+          <w:tcPr>
+            <w:tcW w:type="dxa" w:w="4204"/>
+            <w:tcBorders>
+              <w:top w:val="single" w:color="B4C6DB" w:sz="4"/>
+              <w:left w:val="single" w:color="B4C6DB" w:sz="4"/>
+              <w:bottom w:val="single" w:color="B4C6DB" w:sz="4"/>
+              <w:right w:val="single" w:color="B4C6DB" w:sz="4"/>
+            </w:tcBorders>
+            <w:tcMar>
+              <w:top w:type="dxa" w:w="60"/>
+              <w:left w:type="dxa" w:w="100"/>
+              <w:bottom w:type="dxa" w:w="60"/>
+              <w:right w:type="dxa" w:w="100"/>
+            </w:tcMar>
+          </w:tcPr>
+          <w:p>
+            <w:pPr>
+              <w:spacing w:after="0"/>
+            </w:pPr>
+            <w:r>
+              <w:rPr>
+                <w:sz w:val="19"/>
+                <w:szCs w:val="19"/>
+              </w:rPr>
+              <w:t xml:space="preserve">Initial window position</w:t>
+            </w:r>
+          </w:p>
+        </w:tc>
+        <w:tc>
+          <w:tcPr>
+            <w:tcW w:type="dxa" w:w="5201"/>
+            <w:tcBorders>
+              <w:top w:val="single" w:color="B4C6DB" w:sz="4"/>
+              <w:left w:val="single" w:color="B4C6DB" w:sz="4"/>
+              <w:bottom w:val="single" w:color="B4C6DB" w:sz="4"/>
+              <w:right w:val="single" w:color="B4C6DB" w:sz="4"/>
+            </w:tcBorders>
+            <w:tcMar>
+              <w:top w:type="dxa" w:w="60"/>
+              <w:left w:type="dxa" w:w="100"/>
+              <w:bottom w:type="dxa" w:w="60"/>
+              <w:right w:type="dxa" w:w="100"/>
+            </w:tcMar>
+          </w:tcPr>
+          <w:p>
+            <w:pPr>
+              <w:spacing w:after="0"/>
+            </w:pPr>
+            <w:r>
+              <w:rPr>
+                <w:sz w:val="19"/>
+                <w:szCs w:val="19"/>
+              </w:rPr>
+              <w:t xml:space="preserve">The window is scaled after </w:t>
+            </w:r>
+            <w:r>
+              <w:rPr>
+                <w:rFonts w:ascii="Consolas" w:cs="Consolas" w:eastAsia="Consolas" w:hAnsi="Consolas"/>
+                <w:color w:val="8B1A1A"/>
+                <w:sz w:val="18"/>
+                <w:szCs w:val="18"/>
+              </w:rPr>
+              <w:t xml:space="preserve">CW_USEDEFAULT</w:t>
+            </w:r>
+            <w:r>
+              <w:rPr>
+                <w:sz w:val="19"/>
+                <w:szCs w:val="19"/>
+              </w:rPr>
+              <w:t xml:space="preserve"> placement; on a small, high-DPI screen it may extend past the work area. Clamp to the monitor work area (</w:t>
+            </w:r>
+            <w:r>
+              <w:rPr>
+                <w:rFonts w:ascii="Consolas" w:cs="Consolas" w:eastAsia="Consolas" w:hAnsi="Consolas"/>
+                <w:color w:val="8B1A1A"/>
+                <w:sz w:val="18"/>
+                <w:szCs w:val="18"/>
+              </w:rPr>
+              <w:t xml:space="preserve">MonitorFromWindow</w:t>
+            </w:r>
+            <w:r>
+              <w:rPr>
+                <w:sz w:val="19"/>
+                <w:szCs w:val="19"/>
+              </w:rPr>
+              <w:t xml:space="preserve"> / </w:t>
+            </w:r>
+            <w:r>
+              <w:rPr>
+                <w:rFonts w:ascii="Consolas" w:cs="Consolas" w:eastAsia="Consolas" w:hAnsi="Consolas"/>
+                <w:color w:val="8B1A1A"/>
+                <w:sz w:val="18"/>
+                <w:szCs w:val="18"/>
+              </w:rPr>
+              <w:t xml:space="preserve">GetMonitorInfoW</w:t>
+            </w:r>
+            <w:r>
+              <w:rPr>
+                <w:sz w:val="19"/>
+                <w:szCs w:val="19"/>
+              </w:rPr>
+              <w:t xml:space="preserve">).</w:t>
             </w:r>
           </w:p>
         </w:tc>
@@ -8089,88 +9097,240 @@
         </w:trPr>
         <w:tc>
           <w:tcPr>
-            <w:tcW w:type="dxa" w:w="550"/>
-            <w:tcBorders>
-              <w:top w:val="single" w:color="B4C6DB" w:sz="4"/>
-              <w:left w:val="single" w:color="B4C6DB" w:sz="4"/>
-              <w:bottom w:val="single" w:color="B4C6DB" w:sz="4"/>
-              <w:right w:val="single" w:color="B4C6DB" w:sz="4"/>
-            </w:tcBorders>
-            <w:tcMar>
-              <w:top w:type="dxa" w:w="60"/>
-              <w:left w:type="dxa" w:w="100"/>
-              <w:bottom w:type="dxa" w:w="60"/>
-              <w:right w:type="dxa" w:w="100"/>
-            </w:tcMar>
-          </w:tcPr>
-          <w:p>
-            <w:pPr>
-              <w:spacing w:after="0"/>
-            </w:pPr>
-            <w:r>
-              <w:rPr>
-                <w:sz w:val="19"/>
-                <w:szCs w:val="19"/>
-              </w:rPr>
-              <w:t xml:space="preserve">R7</w:t>
-            </w:r>
-          </w:p>
-        </w:tc>
-        <w:tc>
-          <w:tcPr>
-            <w:tcW w:type="dxa" w:w="3868"/>
-            <w:tcBorders>
-              <w:top w:val="single" w:color="B4C6DB" w:sz="4"/>
-              <w:left w:val="single" w:color="B4C6DB" w:sz="4"/>
-              <w:bottom w:val="single" w:color="B4C6DB" w:sz="4"/>
-              <w:right w:val="single" w:color="B4C6DB" w:sz="4"/>
-            </w:tcBorders>
-            <w:tcMar>
-              <w:top w:type="dxa" w:w="60"/>
-              <w:left w:type="dxa" w:w="100"/>
-              <w:bottom w:type="dxa" w:w="60"/>
-              <w:right w:type="dxa" w:w="100"/>
-            </w:tcMar>
-          </w:tcPr>
-          <w:p>
-            <w:pPr>
-              <w:spacing w:after="0"/>
-            </w:pPr>
-            <w:r>
-              <w:rPr>
-                <w:sz w:val="19"/>
-                <w:szCs w:val="19"/>
-              </w:rPr>
-              <w:t xml:space="preserve">Host values are appended unquoted</w:t>
-            </w:r>
-          </w:p>
-        </w:tc>
-        <w:tc>
-          <w:tcPr>
-            <w:tcW w:type="dxa" w:w="5662"/>
-            <w:tcBorders>
-              <w:top w:val="single" w:color="B4C6DB" w:sz="4"/>
-              <w:left w:val="single" w:color="B4C6DB" w:sz="4"/>
-              <w:bottom w:val="single" w:color="B4C6DB" w:sz="4"/>
-              <w:right w:val="single" w:color="B4C6DB" w:sz="4"/>
-            </w:tcBorders>
-            <w:tcMar>
-              <w:top w:type="dxa" w:w="60"/>
-              <w:left w:type="dxa" w:w="100"/>
-              <w:bottom w:type="dxa" w:w="60"/>
-              <w:right w:type="dxa" w:w="100"/>
-            </w:tcMar>
-          </w:tcPr>
-          <w:p>
-            <w:pPr>
-              <w:spacing w:after="0"/>
-            </w:pPr>
-            <w:r>
-              <w:rPr>
-                <w:sz w:val="19"/>
-                <w:szCs w:val="19"/>
-              </w:rPr>
-              <w:t xml:space="preserve">A host containing spaces is split into separate arguments. Quote when needed.</w:t>
+            <w:tcW w:type="dxa" w:w="675"/>
+            <w:tcBorders>
+              <w:top w:val="single" w:color="B4C6DB" w:sz="4"/>
+              <w:left w:val="single" w:color="B4C6DB" w:sz="4"/>
+              <w:bottom w:val="single" w:color="B4C6DB" w:sz="4"/>
+              <w:right w:val="single" w:color="B4C6DB" w:sz="4"/>
+            </w:tcBorders>
+            <w:tcMar>
+              <w:top w:type="dxa" w:w="60"/>
+              <w:left w:type="dxa" w:w="100"/>
+              <w:bottom w:type="dxa" w:w="60"/>
+              <w:right w:type="dxa" w:w="100"/>
+            </w:tcMar>
+          </w:tcPr>
+          <w:p>
+            <w:pPr>
+              <w:spacing w:after="0"/>
+            </w:pPr>
+            <w:r>
+              <w:rPr>
+                <w:sz w:val="19"/>
+                <w:szCs w:val="19"/>
+              </w:rPr>
+              <w:t xml:space="preserve">R11</w:t>
+            </w:r>
+          </w:p>
+        </w:tc>
+        <w:tc>
+          <w:tcPr>
+            <w:tcW w:type="dxa" w:w="4204"/>
+            <w:tcBorders>
+              <w:top w:val="single" w:color="B4C6DB" w:sz="4"/>
+              <w:left w:val="single" w:color="B4C6DB" w:sz="4"/>
+              <w:bottom w:val="single" w:color="B4C6DB" w:sz="4"/>
+              <w:right w:val="single" w:color="B4C6DB" w:sz="4"/>
+            </w:tcBorders>
+            <w:tcMar>
+              <w:top w:type="dxa" w:w="60"/>
+              <w:left w:type="dxa" w:w="100"/>
+              <w:bottom w:type="dxa" w:w="60"/>
+              <w:right w:type="dxa" w:w="100"/>
+            </w:tcMar>
+          </w:tcPr>
+          <w:p>
+            <w:pPr>
+              <w:spacing w:after="0"/>
+            </w:pPr>
+            <w:r>
+              <w:rPr>
+                <w:sz w:val="19"/>
+                <w:szCs w:val="19"/>
+              </w:rPr>
+              <w:t xml:space="preserve">Manifest vs </w:t>
+            </w:r>
+            <w:r>
+              <w:rPr>
+                <w:rFonts w:ascii="Consolas" w:cs="Consolas" w:eastAsia="Consolas" w:hAnsi="Consolas"/>
+                <w:color w:val="8B1A1A"/>
+                <w:sz w:val="18"/>
+                <w:szCs w:val="18"/>
+              </w:rPr>
+              <w:t xml:space="preserve">.rc</w:t>
+            </w:r>
+          </w:p>
+        </w:tc>
+        <w:tc>
+          <w:tcPr>
+            <w:tcW w:type="dxa" w:w="5201"/>
+            <w:tcBorders>
+              <w:top w:val="single" w:color="B4C6DB" w:sz="4"/>
+              <w:left w:val="single" w:color="B4C6DB" w:sz="4"/>
+              <w:bottom w:val="single" w:color="B4C6DB" w:sz="4"/>
+              <w:right w:val="single" w:color="B4C6DB" w:sz="4"/>
+            </w:tcBorders>
+            <w:tcMar>
+              <w:top w:type="dxa" w:w="60"/>
+              <w:left w:type="dxa" w:w="100"/>
+              <w:bottom w:type="dxa" w:w="60"/>
+              <w:right w:type="dxa" w:w="100"/>
+            </w:tcMar>
+          </w:tcPr>
+          <w:p>
+            <w:pPr>
+              <w:spacing w:after="0"/>
+            </w:pPr>
+            <w:r>
+              <w:rPr>
+                <w:sz w:val="19"/>
+                <w:szCs w:val="19"/>
+              </w:rPr>
+              <w:t xml:space="preserve">If the resource script already embeds a manifest, the pragma plus </w:t>
+            </w:r>
+            <w:r>
+              <w:rPr>
+                <w:rFonts w:ascii="Consolas" w:cs="Consolas" w:eastAsia="Consolas" w:hAnsi="Consolas"/>
+                <w:color w:val="8B1A1A"/>
+                <w:sz w:val="18"/>
+                <w:szCs w:val="18"/>
+              </w:rPr>
+              <w:t xml:space="preserve">/MANIFEST:EMBED</w:t>
+            </w:r>
+            <w:r>
+              <w:rPr>
+                <w:sz w:val="19"/>
+                <w:szCs w:val="19"/>
+              </w:rPr>
+              <w:t xml:space="preserve"> causes a duplicate-resource error; keep only one manifest source.</w:t>
+            </w:r>
+          </w:p>
+        </w:tc>
+      </w:tr>
+    </w:tbl>
+    <w:p>
+      <w:pPr>
+        <w:spacing w:after="120"/>
+      </w:pPr>
+    </w:p>
+    <w:p>
+      <w:pPr>
+        <w:pStyle w:val="Heading2"/>
+      </w:pPr>
+      <w:r>
+        <w:t xml:space="preserve">5.4 Security note</w:t>
+      </w:r>
+    </w:p>
+    <w:p>
+      <w:pPr>
+        <w:spacing w:after="120"/>
+      </w:pPr>
+      <w:r>
+        <w:t xml:space="preserve">DDLaunch+ runs whatever </w:t>
+      </w:r>
+      <w:r>
+        <w:rPr>
+          <w:rFonts w:ascii="Consolas" w:cs="Consolas" w:eastAsia="Consolas" w:hAnsi="Consolas"/>
+          <w:color w:val="8B1A1A"/>
+          <w:sz w:val="18"/>
+          <w:szCs w:val="18"/>
+        </w:rPr>
+        <w:t xml:space="preserve">command</w:t>
+      </w:r>
+      <w:r>
+        <w:t xml:space="preserve"> the JSON says, with the current user's rights. That is by design, and the files sit in the user's own profile, so the risk is the same as a user shortcut. Don't point DDLaunch+ at config files in shared or writable-by-others locations.</w:t>
+      </w:r>
+    </w:p>
+    <w:p>
+      <w:pPr>
+        <w:pStyle w:val="Heading1"/>
+      </w:pPr>
+      <w:r>
+        <w:t xml:space="preserve">6. Version history</w:t>
+      </w:r>
+    </w:p>
+    <w:tbl>
+      <w:tblPr>
+        <w:tblW w:type="dxa" w:w="10080"/>
+        <w:tblBorders>
+          <w:top w:val="single" w:color="auto" w:sz="4"/>
+          <w:left w:val="single" w:color="auto" w:sz="4"/>
+          <w:bottom w:val="single" w:color="auto" w:sz="4"/>
+          <w:right w:val="single" w:color="auto" w:sz="4"/>
+          <w:insideH w:val="single" w:color="auto" w:sz="4"/>
+          <w:insideV w:val="single" w:color="auto" w:sz="4"/>
+        </w:tblBorders>
+      </w:tblPr>
+      <w:tblGrid>
+        <w:gridCol w:w="1175"/>
+        <w:gridCol w:w="8905"/>
+      </w:tblGrid>
+      <w:tr>
+        <w:trPr>
+          <w:tblHeader/>
+        </w:trPr>
+        <w:tc>
+          <w:tcPr>
+            <w:tcW w:type="dxa" w:w="1175"/>
+            <w:tcBorders>
+              <w:top w:val="single" w:color="B4C6DB" w:sz="4"/>
+              <w:left w:val="single" w:color="B4C6DB" w:sz="4"/>
+              <w:bottom w:val="single" w:color="B4C6DB" w:sz="4"/>
+              <w:right w:val="single" w:color="B4C6DB" w:sz="4"/>
+            </w:tcBorders>
+            <w:shd w:fill="D5E3F0" w:val="clear"/>
+            <w:tcMar>
+              <w:top w:type="dxa" w:w="60"/>
+              <w:left w:type="dxa" w:w="100"/>
+              <w:bottom w:type="dxa" w:w="60"/>
+              <w:right w:type="dxa" w:w="100"/>
+            </w:tcMar>
+          </w:tcPr>
+          <w:p>
+            <w:pPr>
+              <w:spacing w:after="0"/>
+            </w:pPr>
+            <w:r>
+              <w:rPr>
+                <w:b/>
+                <w:bCs/>
+                <w:sz w:val="19"/>
+                <w:szCs w:val="19"/>
+              </w:rPr>
+              <w:t xml:space="preserve">Version</w:t>
+            </w:r>
+          </w:p>
+        </w:tc>
+        <w:tc>
+          <w:tcPr>
+            <w:tcW w:type="dxa" w:w="8905"/>
+            <w:tcBorders>
+              <w:top w:val="single" w:color="B4C6DB" w:sz="4"/>
+              <w:left w:val="single" w:color="B4C6DB" w:sz="4"/>
+              <w:bottom w:val="single" w:color="B4C6DB" w:sz="4"/>
+              <w:right w:val="single" w:color="B4C6DB" w:sz="4"/>
+            </w:tcBorders>
+            <w:shd w:fill="D5E3F0" w:val="clear"/>
+            <w:tcMar>
+              <w:top w:type="dxa" w:w="60"/>
+              <w:left w:type="dxa" w:w="100"/>
+              <w:bottom w:type="dxa" w:w="60"/>
+              <w:right w:type="dxa" w:w="100"/>
+            </w:tcMar>
+          </w:tcPr>
+          <w:p>
+            <w:pPr>
+              <w:spacing w:after="0"/>
+            </w:pPr>
+            <w:r>
+              <w:rPr>
+                <w:b/>
+                <w:bCs/>
+                <w:sz w:val="19"/>
+                <w:szCs w:val="19"/>
+              </w:rPr>
+              <w:t xml:space="preserve">Changes</w:t>
             </w:r>
           </w:p>
         </w:tc>
@@ -8181,88 +9341,368 @@
         </w:trPr>
         <w:tc>
           <w:tcPr>
-            <w:tcW w:type="dxa" w:w="550"/>
-            <w:tcBorders>
-              <w:top w:val="single" w:color="B4C6DB" w:sz="4"/>
-              <w:left w:val="single" w:color="B4C6DB" w:sz="4"/>
-              <w:bottom w:val="single" w:color="B4C6DB" w:sz="4"/>
-              <w:right w:val="single" w:color="B4C6DB" w:sz="4"/>
-            </w:tcBorders>
-            <w:tcMar>
-              <w:top w:type="dxa" w:w="60"/>
-              <w:left w:type="dxa" w:w="100"/>
-              <w:bottom w:type="dxa" w:w="60"/>
-              <w:right w:type="dxa" w:w="100"/>
-            </w:tcMar>
-          </w:tcPr>
-          <w:p>
-            <w:pPr>
-              <w:spacing w:after="0"/>
-            </w:pPr>
-            <w:r>
-              <w:rPr>
-                <w:sz w:val="19"/>
-                <w:szCs w:val="19"/>
-              </w:rPr>
-              <w:t xml:space="preserve">R8</w:t>
-            </w:r>
-          </w:p>
-        </w:tc>
-        <w:tc>
-          <w:tcPr>
-            <w:tcW w:type="dxa" w:w="3868"/>
-            <w:tcBorders>
-              <w:top w:val="single" w:color="B4C6DB" w:sz="4"/>
-              <w:left w:val="single" w:color="B4C6DB" w:sz="4"/>
-              <w:bottom w:val="single" w:color="B4C6DB" w:sz="4"/>
-              <w:right w:val="single" w:color="B4C6DB" w:sz="4"/>
-            </w:tcBorders>
-            <w:tcMar>
-              <w:top w:type="dxa" w:w="60"/>
-              <w:left w:type="dxa" w:w="100"/>
-              <w:bottom w:type="dxa" w:w="60"/>
-              <w:right w:type="dxa" w:w="100"/>
-            </w:tcMar>
-          </w:tcPr>
-          <w:p>
-            <w:pPr>
-              <w:spacing w:after="0"/>
-            </w:pPr>
-            <w:r>
-              <w:rPr>
-                <w:sz w:val="19"/>
-                <w:szCs w:val="19"/>
-              </w:rPr>
-              <w:t xml:space="preserve">Window position and size are not remembered</w:t>
-            </w:r>
-          </w:p>
-        </w:tc>
-        <w:tc>
-          <w:tcPr>
-            <w:tcW w:type="dxa" w:w="5662"/>
-            <w:tcBorders>
-              <w:top w:val="single" w:color="B4C6DB" w:sz="4"/>
-              <w:left w:val="single" w:color="B4C6DB" w:sz="4"/>
-              <w:bottom w:val="single" w:color="B4C6DB" w:sz="4"/>
-              <w:right w:val="single" w:color="B4C6DB" w:sz="4"/>
-            </w:tcBorders>
-            <w:tcMar>
-              <w:top w:type="dxa" w:w="60"/>
-              <w:left w:type="dxa" w:w="100"/>
-              <w:bottom w:type="dxa" w:w="60"/>
-              <w:right w:type="dxa" w:w="100"/>
-            </w:tcMar>
-          </w:tcPr>
-          <w:p>
-            <w:pPr>
-              <w:spacing w:after="0"/>
-            </w:pPr>
-            <w:r>
-              <w:rPr>
-                <w:sz w:val="19"/>
-                <w:szCs w:val="19"/>
-              </w:rPr>
-              <w:t xml:space="preserve">Optionally save them to a small settings file in the data folder.</w:t>
+            <w:tcW w:type="dxa" w:w="1175"/>
+            <w:tcBorders>
+              <w:top w:val="single" w:color="B4C6DB" w:sz="4"/>
+              <w:left w:val="single" w:color="B4C6DB" w:sz="4"/>
+              <w:bottom w:val="single" w:color="B4C6DB" w:sz="4"/>
+              <w:right w:val="single" w:color="B4C6DB" w:sz="4"/>
+            </w:tcBorders>
+            <w:tcMar>
+              <w:top w:type="dxa" w:w="60"/>
+              <w:left w:type="dxa" w:w="100"/>
+              <w:bottom w:type="dxa" w:w="60"/>
+              <w:right w:type="dxa" w:w="100"/>
+            </w:tcMar>
+          </w:tcPr>
+          <w:p>
+            <w:pPr>
+              <w:spacing w:after="0"/>
+            </w:pPr>
+            <w:r>
+              <w:rPr>
+                <w:sz w:val="19"/>
+                <w:szCs w:val="19"/>
+              </w:rPr>
+              <w:t xml:space="preserve">2.1.0</w:t>
+            </w:r>
+          </w:p>
+        </w:tc>
+        <w:tc>
+          <w:tcPr>
+            <w:tcW w:type="dxa" w:w="8905"/>
+            <w:tcBorders>
+              <w:top w:val="single" w:color="B4C6DB" w:sz="4"/>
+              <w:left w:val="single" w:color="B4C6DB" w:sz="4"/>
+              <w:bottom w:val="single" w:color="B4C6DB" w:sz="4"/>
+              <w:right w:val="single" w:color="B4C6DB" w:sz="4"/>
+            </w:tcBorders>
+            <w:tcMar>
+              <w:top w:type="dxa" w:w="60"/>
+              <w:left w:type="dxa" w:w="100"/>
+              <w:bottom w:type="dxa" w:w="60"/>
+              <w:right w:type="dxa" w:w="100"/>
+            </w:tcMar>
+          </w:tcPr>
+          <w:p>
+            <w:pPr>
+              <w:spacing w:after="0"/>
+            </w:pPr>
+            <w:r>
+              <w:rPr>
+                <w:sz w:val="19"/>
+                <w:szCs w:val="19"/>
+              </w:rPr>
+              <w:t xml:space="preserve">Keyboard navigation (</w:t>
+            </w:r>
+            <w:r>
+              <w:rPr>
+                <w:rFonts w:ascii="Consolas" w:cs="Consolas" w:eastAsia="Consolas" w:hAnsi="Consolas"/>
+                <w:color w:val="8B1A1A"/>
+                <w:sz w:val="18"/>
+                <w:szCs w:val="18"/>
+              </w:rPr>
+              <w:t xml:space="preserve">IsDialogMessageW</w:t>
+            </w:r>
+            <w:r>
+              <w:rPr>
+                <w:sz w:val="19"/>
+                <w:szCs w:val="19"/>
+              </w:rPr>
+              <w:t xml:space="preserve">, tab order, focus restore, Enter launches); Common Controls v6 manifest dependency; Per-Monitor V2 DPI awareness with live rescaling; buttons sized to their text; minimum window size (fixes R4); sharper icons</w:t>
+            </w:r>
+          </w:p>
+        </w:tc>
+      </w:tr>
+      <w:tr>
+        <w:trPr>
+          <w:cantSplit/>
+        </w:trPr>
+        <w:tc>
+          <w:tcPr>
+            <w:tcW w:type="dxa" w:w="1175"/>
+            <w:tcBorders>
+              <w:top w:val="single" w:color="B4C6DB" w:sz="4"/>
+              <w:left w:val="single" w:color="B4C6DB" w:sz="4"/>
+              <w:bottom w:val="single" w:color="B4C6DB" w:sz="4"/>
+              <w:right w:val="single" w:color="B4C6DB" w:sz="4"/>
+            </w:tcBorders>
+            <w:tcMar>
+              <w:top w:type="dxa" w:w="60"/>
+              <w:left w:type="dxa" w:w="100"/>
+              <w:bottom w:type="dxa" w:w="60"/>
+              <w:right w:type="dxa" w:w="100"/>
+            </w:tcMar>
+          </w:tcPr>
+          <w:p>
+            <w:pPr>
+              <w:spacing w:after="0"/>
+            </w:pPr>
+            <w:r>
+              <w:rPr>
+                <w:sz w:val="19"/>
+                <w:szCs w:val="19"/>
+              </w:rPr>
+              <w:t xml:space="preserve">2.0.3</w:t>
+            </w:r>
+          </w:p>
+        </w:tc>
+        <w:tc>
+          <w:tcPr>
+            <w:tcW w:type="dxa" w:w="8905"/>
+            <w:tcBorders>
+              <w:top w:val="single" w:color="B4C6DB" w:sz="4"/>
+              <w:left w:val="single" w:color="B4C6DB" w:sz="4"/>
+              <w:bottom w:val="single" w:color="B4C6DB" w:sz="4"/>
+              <w:right w:val="single" w:color="B4C6DB" w:sz="4"/>
+            </w:tcBorders>
+            <w:tcMar>
+              <w:top w:type="dxa" w:w="60"/>
+              <w:left w:type="dxa" w:w="100"/>
+              <w:bottom w:type="dxa" w:w="60"/>
+              <w:right w:type="dxa" w:w="100"/>
+            </w:tcMar>
+          </w:tcPr>
+          <w:p>
+            <w:pPr>
+              <w:spacing w:after="0"/>
+            </w:pPr>
+            <w:r>
+              <w:rPr>
+                <w:sz w:val="19"/>
+                <w:szCs w:val="19"/>
+              </w:rPr>
+              <w:t xml:space="preserve">B3: clear messages for a missing type, an unknown type, a case-mismatched action name, an empty command, and failed launches (</w:t>
+            </w:r>
+            <w:r>
+              <w:rPr>
+                <w:rFonts w:ascii="Consolas" w:cs="Consolas" w:eastAsia="Consolas" w:hAnsi="Consolas"/>
+                <w:color w:val="8B1A1A"/>
+                <w:sz w:val="18"/>
+                <w:szCs w:val="18"/>
+              </w:rPr>
+              <w:t xml:space="preserve">ShellExecuteExW</w:t>
+            </w:r>
+            <w:r>
+              <w:rPr>
+                <w:sz w:val="19"/>
+                <w:szCs w:val="19"/>
+              </w:rPr>
+              <w:t xml:space="preserve"> + Win32 error text); single </w:t>
+            </w:r>
+            <w:r>
+              <w:rPr>
+                <w:rFonts w:ascii="Consolas" w:cs="Consolas" w:eastAsia="Consolas" w:hAnsi="Consolas"/>
+                <w:color w:val="8B1A1A"/>
+                <w:sz w:val="18"/>
+                <w:szCs w:val="18"/>
+              </w:rPr>
+              <w:t xml:space="preserve">findAction()</w:t>
+            </w:r>
+            <w:r>
+              <w:rPr>
+                <w:sz w:val="19"/>
+                <w:szCs w:val="19"/>
+              </w:rPr>
+              <w:t xml:space="preserve"> lookup</w:t>
+            </w:r>
+          </w:p>
+        </w:tc>
+      </w:tr>
+      <w:tr>
+        <w:trPr>
+          <w:cantSplit/>
+        </w:trPr>
+        <w:tc>
+          <w:tcPr>
+            <w:tcW w:type="dxa" w:w="1175"/>
+            <w:tcBorders>
+              <w:top w:val="single" w:color="B4C6DB" w:sz="4"/>
+              <w:left w:val="single" w:color="B4C6DB" w:sz="4"/>
+              <w:bottom w:val="single" w:color="B4C6DB" w:sz="4"/>
+              <w:right w:val="single" w:color="B4C6DB" w:sz="4"/>
+            </w:tcBorders>
+            <w:tcMar>
+              <w:top w:type="dxa" w:w="60"/>
+              <w:left w:type="dxa" w:w="100"/>
+              <w:bottom w:type="dxa" w:w="60"/>
+              <w:right w:type="dxa" w:w="100"/>
+            </w:tcMar>
+          </w:tcPr>
+          <w:p>
+            <w:pPr>
+              <w:spacing w:after="0"/>
+            </w:pPr>
+            <w:r>
+              <w:rPr>
+                <w:sz w:val="19"/>
+                <w:szCs w:val="19"/>
+              </w:rPr>
+              <w:t xml:space="preserve">2.0.2</w:t>
+            </w:r>
+          </w:p>
+        </w:tc>
+        <w:tc>
+          <w:tcPr>
+            <w:tcW w:type="dxa" w:w="8905"/>
+            <w:tcBorders>
+              <w:top w:val="single" w:color="B4C6DB" w:sz="4"/>
+              <w:left w:val="single" w:color="B4C6DB" w:sz="4"/>
+              <w:bottom w:val="single" w:color="B4C6DB" w:sz="4"/>
+              <w:right w:val="single" w:color="B4C6DB" w:sz="4"/>
+            </w:tcBorders>
+            <w:tcMar>
+              <w:top w:type="dxa" w:w="60"/>
+              <w:left w:type="dxa" w:w="100"/>
+              <w:bottom w:type="dxa" w:w="60"/>
+              <w:right w:type="dxa" w:w="100"/>
+            </w:tcMar>
+          </w:tcPr>
+          <w:p>
+            <w:pPr>
+              <w:spacing w:after="0"/>
+            </w:pPr>
+            <w:r>
+              <w:rPr>
+                <w:sz w:val="19"/>
+                <w:szCs w:val="19"/>
+              </w:rPr>
+              <w:t xml:space="preserve">B4: generic RFC 3986 URL-scheme detection replaces the hard-coded list; fixes </w:t>
+            </w:r>
+            <w:r>
+              <w:rPr>
+                <w:rFonts w:ascii="Consolas" w:cs="Consolas" w:eastAsia="Consolas" w:hAnsi="Consolas"/>
+                <w:color w:val="8B1A1A"/>
+                <w:sz w:val="18"/>
+                <w:szCs w:val="18"/>
+              </w:rPr>
+              <w:t xml:space="preserve">file:///</w:t>
+            </w:r>
+          </w:p>
+        </w:tc>
+      </w:tr>
+      <w:tr>
+        <w:trPr>
+          <w:cantSplit/>
+        </w:trPr>
+        <w:tc>
+          <w:tcPr>
+            <w:tcW w:type="dxa" w:w="1175"/>
+            <w:tcBorders>
+              <w:top w:val="single" w:color="B4C6DB" w:sz="4"/>
+              <w:left w:val="single" w:color="B4C6DB" w:sz="4"/>
+              <w:bottom w:val="single" w:color="B4C6DB" w:sz="4"/>
+              <w:right w:val="single" w:color="B4C6DB" w:sz="4"/>
+            </w:tcBorders>
+            <w:tcMar>
+              <w:top w:type="dxa" w:w="60"/>
+              <w:left w:type="dxa" w:w="100"/>
+              <w:bottom w:type="dxa" w:w="60"/>
+              <w:right w:type="dxa" w:w="100"/>
+            </w:tcMar>
+          </w:tcPr>
+          <w:p>
+            <w:pPr>
+              <w:spacing w:after="0"/>
+            </w:pPr>
+            <w:r>
+              <w:rPr>
+                <w:sz w:val="19"/>
+                <w:szCs w:val="19"/>
+              </w:rPr>
+              <w:t xml:space="preserve">2.0.1</w:t>
+            </w:r>
+          </w:p>
+        </w:tc>
+        <w:tc>
+          <w:tcPr>
+            <w:tcW w:type="dxa" w:w="8905"/>
+            <w:tcBorders>
+              <w:top w:val="single" w:color="B4C6DB" w:sz="4"/>
+              <w:left w:val="single" w:color="B4C6DB" w:sz="4"/>
+              <w:bottom w:val="single" w:color="B4C6DB" w:sz="4"/>
+              <w:right w:val="single" w:color="B4C6DB" w:sz="4"/>
+            </w:tcBorders>
+            <w:tcMar>
+              <w:top w:type="dxa" w:w="60"/>
+              <w:left w:type="dxa" w:w="100"/>
+              <w:bottom w:type="dxa" w:w="60"/>
+              <w:right w:type="dxa" w:w="100"/>
+            </w:tcMar>
+          </w:tcPr>
+          <w:p>
+            <w:pPr>
+              <w:spacing w:after="0"/>
+            </w:pPr>
+            <w:r>
+              <w:rPr>
+                <w:sz w:val="19"/>
+                <w:szCs w:val="19"/>
+              </w:rPr>
+              <w:t xml:space="preserve">B1: reload only when a file's timestamp or size changes (no error-box loop, single load at startup); B2: sort order re-applied after reload (stable sort)</w:t>
+            </w:r>
+          </w:p>
+        </w:tc>
+      </w:tr>
+      <w:tr>
+        <w:trPr>
+          <w:cantSplit/>
+        </w:trPr>
+        <w:tc>
+          <w:tcPr>
+            <w:tcW w:type="dxa" w:w="1175"/>
+            <w:tcBorders>
+              <w:top w:val="single" w:color="B4C6DB" w:sz="4"/>
+              <w:left w:val="single" w:color="B4C6DB" w:sz="4"/>
+              <w:bottom w:val="single" w:color="B4C6DB" w:sz="4"/>
+              <w:right w:val="single" w:color="B4C6DB" w:sz="4"/>
+            </w:tcBorders>
+            <w:tcMar>
+              <w:top w:type="dxa" w:w="60"/>
+              <w:left w:type="dxa" w:w="100"/>
+              <w:bottom w:type="dxa" w:w="60"/>
+              <w:right w:type="dxa" w:w="100"/>
+            </w:tcMar>
+          </w:tcPr>
+          <w:p>
+            <w:pPr>
+              <w:spacing w:after="0"/>
+            </w:pPr>
+            <w:r>
+              <w:rPr>
+                <w:sz w:val="19"/>
+                <w:szCs w:val="19"/>
+              </w:rPr>
+              <w:t xml:space="preserve">2.0.0</w:t>
+            </w:r>
+          </w:p>
+        </w:tc>
+        <w:tc>
+          <w:tcPr>
+            <w:tcW w:type="dxa" w:w="8905"/>
+            <w:tcBorders>
+              <w:top w:val="single" w:color="B4C6DB" w:sz="4"/>
+              <w:left w:val="single" w:color="B4C6DB" w:sz="4"/>
+              <w:bottom w:val="single" w:color="B4C6DB" w:sz="4"/>
+              <w:right w:val="single" w:color="B4C6DB" w:sz="4"/>
+            </w:tcBorders>
+            <w:tcMar>
+              <w:top w:type="dxa" w:w="60"/>
+              <w:left w:type="dxa" w:w="100"/>
+              <w:bottom w:type="dxa" w:w="60"/>
+              <w:right w:type="dxa" w:w="100"/>
+            </w:tcMar>
+          </w:tcPr>
+          <w:p>
+            <w:pPr>
+              <w:spacing w:after="0"/>
+            </w:pPr>
+            <w:r>
+              <w:rPr>
+                <w:sz w:val="19"/>
+                <w:szCs w:val="19"/>
+              </w:rPr>
+              <w:t xml:space="preserve">Initial documented release</w:t>
             </w:r>
           </w:p>
         </w:tc>
@@ -8275,18 +9715,49 @@
     </w:p>
     <w:p>
       <w:pPr>
-        <w:pStyle w:val="Heading2"/>
-      </w:pPr>
-      <w:r>
-        <w:t xml:space="preserve">5.4 Security note</w:t>
-      </w:r>
-    </w:p>
-    <w:p>
-      <w:pPr>
-        <w:spacing w:after="120"/>
-      </w:pPr>
-      <w:r>
-        <w:t xml:space="preserve">DDLaunch+ runs whatever </w:t>
+        <w:pStyle w:val="Heading1"/>
+      </w:pPr>
+      <w:r>
+        <w:t xml:space="preserve">7. Suggested next steps</w:t>
+      </w:r>
+    </w:p>
+    <w:p>
+      <w:pPr>
+        <w:pStyle w:val="ListParagraph"/>
+        <w:numPr>
+          <w:ilvl w:val="0"/>
+          <w:numId w:val="9"/>
+        </w:numPr>
+        <w:spacing w:after="60"/>
+      </w:pPr>
+      <w:r>
+        <w:t xml:space="preserve">Make action lookup case-insensitive (B5).</w:t>
+      </w:r>
+    </w:p>
+    <w:p>
+      <w:pPr>
+        <w:pStyle w:val="ListParagraph"/>
+        <w:numPr>
+          <w:ilvl w:val="0"/>
+          <w:numId w:val="9"/>
+        </w:numPr>
+        <w:spacing w:after="60"/>
+      </w:pPr>
+      <w:r>
+        <w:t xml:space="preserve">Preserve the selection across reloads and sorts (B9).</w:t>
+      </w:r>
+    </w:p>
+    <w:p>
+      <w:pPr>
+        <w:pStyle w:val="ListParagraph"/>
+        <w:numPr>
+          <w:ilvl w:val="0"/>
+          <w:numId w:val="9"/>
+        </w:numPr>
+        <w:spacing w:after="60"/>
+      </w:pPr>
+      <w:r>
+        <w:t xml:space="preserve">Keep the old device list when </w:t>
       </w:r>
       <w:r>
         <w:rPr>
@@ -8295,83 +9766,10 @@
           <w:sz w:val="18"/>
           <w:szCs w:val="18"/>
         </w:rPr>
-        <w:t xml:space="preserve">command</w:t>
-      </w:r>
-      <w:r>
-        <w:t xml:space="preserve"> the JSON says, with the current user's rights. That is by design, and the files sit in the user's own profile, so the risk is the same as a user shortcut. Don't point DDLaunch+ at config files in shared or writable-by-others locations.</w:t>
-      </w:r>
-    </w:p>
-    <w:p>
-      <w:pPr>
-        <w:pStyle w:val="Heading1"/>
-      </w:pPr>
-      <w:r>
-        <w:t xml:space="preserve">6. Suggested next steps</w:t>
-      </w:r>
-    </w:p>
-    <w:p>
-      <w:pPr>
-        <w:pStyle w:val="ListParagraph"/>
-        <w:numPr>
-          <w:ilvl w:val="0"/>
-          <w:numId w:val="3"/>
-        </w:numPr>
-        <w:spacing w:after="60"/>
-      </w:pPr>
-      <w:r>
-        <w:t xml:space="preserve">Fix B1 and B2 together by adding a file-timestamp check and re-applying the sort after reload.</w:t>
-      </w:r>
-    </w:p>
-    <w:p>
-      <w:pPr>
-        <w:pStyle w:val="ListParagraph"/>
-        <w:numPr>
-          <w:ilvl w:val="0"/>
-          <w:numId w:val="3"/>
-        </w:numPr>
-        <w:spacing w:after="60"/>
-      </w:pPr>
-      <w:r>
-        <w:t xml:space="preserve">Add a clear error message for unknown types and failed launches (B3).</w:t>
-      </w:r>
-    </w:p>
-    <w:p>
-      <w:pPr>
-        <w:pStyle w:val="ListParagraph"/>
-        <w:numPr>
-          <w:ilvl w:val="0"/>
-          <w:numId w:val="3"/>
-        </w:numPr>
-        <w:spacing w:after="60"/>
-      </w:pPr>
-      <w:r>
-        <w:t xml:space="preserve">Replace the hard-coded scheme list with generic URL detection (B4).</w:t>
-      </w:r>
-    </w:p>
-    <w:p>
-      <w:pPr>
-        <w:pStyle w:val="ListParagraph"/>
-        <w:numPr>
-          <w:ilvl w:val="0"/>
-          <w:numId w:val="3"/>
-        </w:numPr>
-        <w:spacing w:after="60"/>
-      </w:pPr>
-      <w:r>
-        <w:t xml:space="preserve">Remove the dead code in section 5.2, or finish the SSH username prompt.</w:t>
-      </w:r>
-    </w:p>
-    <w:p>
-      <w:pPr>
-        <w:pStyle w:val="ListParagraph"/>
-        <w:numPr>
-          <w:ilvl w:val="0"/>
-          <w:numId w:val="3"/>
-        </w:numPr>
-        <w:spacing w:after="60"/>
-      </w:pPr>
-      <w:r>
-        <w:t xml:space="preserve">Add </w:t>
+        <w:t xml:space="preserve">connections.json</w:t>
+      </w:r>
+      <w:r>
+        <w:t xml:space="preserve"> fails to load, and use </w:t>
       </w:r>
       <w:r>
         <w:rPr>
@@ -8380,10 +9778,36 @@
           <w:sz w:val="18"/>
           <w:szCs w:val="18"/>
         </w:rPr>
-        <w:t xml:space="preserve">IsDialogMessageW</w:t>
-      </w:r>
-      <w:r>
-        <w:t xml:space="preserve">, a manifest dependency, and DPI awareness for a more polished UI.</w:t>
+        <w:t xml:space="preserve">MessageBoxW</w:t>
+      </w:r>
+      <w:r>
+        <w:t xml:space="preserve"> for JSON errors (B8, B10).</w:t>
+      </w:r>
+    </w:p>
+    <w:p>
+      <w:pPr>
+        <w:pStyle w:val="ListParagraph"/>
+        <w:numPr>
+          <w:ilvl w:val="0"/>
+          <w:numId w:val="9"/>
+        </w:numPr>
+        <w:spacing w:after="60"/>
+      </w:pPr>
+      <w:r>
+        <w:t xml:space="preserve">Remove the dead code and unused includes in section 5.2.</w:t>
+      </w:r>
+    </w:p>
+    <w:p>
+      <w:pPr>
+        <w:pStyle w:val="ListParagraph"/>
+        <w:numPr>
+          <w:ilvl w:val="0"/>
+          <w:numId w:val="9"/>
+        </w:numPr>
+        <w:spacing w:after="60"/>
+      </w:pPr>
+      <w:r>
+        <w:t xml:space="preserve">Remember window size and position, clamped to the monitor work area (R8, R10).</w:t>
       </w:r>
     </w:p>
     <w:p>
@@ -8418,7 +9842,7 @@
           <w:i/>
           <w:iCs/>
         </w:rPr>
-        <w:t xml:space="preserve"> v2.0.0.</w:t>
+        <w:t xml:space="preserve"> v2.1.0.</w:t>
       </w:r>
     </w:p>
     <w:sectPr>
@@ -8551,7 +9975,7 @@
         <w:sz w:val="16"/>
         <w:szCs w:val="16"/>
       </w:rPr>
-      <w:t xml:space="preserve">DDLaunch+ v2.0.0 Documentation</w:t>
+      <w:t xml:space="preserve">DDLaunch+ v2.1.0 Documentation</w:t>
     </w:r>
   </w:p>
 </w:hdr>
@@ -8689,6 +10113,42 @@
     </w:lvlOverride>
   </w:num>
   <w:num w:numId="3">
+    <w:abstractNumId w:val="2"/>
+    <w:lvlOverride w:ilvl="0">
+      <w:startOverride w:val="1"/>
+    </w:lvlOverride>
+  </w:num>
+  <w:num w:numId="4">
+    <w:abstractNumId w:val="2"/>
+    <w:lvlOverride w:ilvl="0">
+      <w:startOverride w:val="1"/>
+    </w:lvlOverride>
+  </w:num>
+  <w:num w:numId="5">
+    <w:abstractNumId w:val="3"/>
+    <w:lvlOverride w:ilvl="0">
+      <w:startOverride w:val="1"/>
+    </w:lvlOverride>
+  </w:num>
+  <w:num w:numId="6">
+    <w:abstractNumId w:val="2"/>
+    <w:lvlOverride w:ilvl="0">
+      <w:startOverride w:val="1"/>
+    </w:lvlOverride>
+  </w:num>
+  <w:num w:numId="7">
+    <w:abstractNumId w:val="3"/>
+    <w:lvlOverride w:ilvl="0">
+      <w:startOverride w:val="1"/>
+    </w:lvlOverride>
+  </w:num>
+  <w:num w:numId="8">
+    <w:abstractNumId w:val="2"/>
+    <w:lvlOverride w:ilvl="0">
+      <w:startOverride w:val="1"/>
+    </w:lvlOverride>
+  </w:num>
+  <w:num w:numId="9">
     <w:abstractNumId w:val="3"/>
     <w:lvlOverride w:ilvl="0">
       <w:startOverride w:val="1"/>
